--- a/data/revised_2026-10_full/tracked/v2/Core_Mathematics/SS2.1_Similarity_and_Enlargement/Core_Mathematics_Similarity_and_Enlargement_CBE_LessonSequence_TRACKED.docx
+++ b/data/revised_2026-10_full/tracked/v2/Core_Mathematics/SS2.1_Similarity_and_Enlargement/Core_Mathematics_Similarity_and_Enlargement_CBE_LessonSequence_TRACKED.docx
@@ -440,7 +440,7 @@
               </w:rPr>
               <w:t xml:space="preserve">8 lessons</w:t>
             </w:r>
-            <w:del w:id="9001" w:author="Claude (AI) - proposed" w:date="2026-10-15T20:13:54Z">
+            <w:del w:id="9001" w:author="Claude (AI) - proposed" w:date="2026-10-18T00:27:22Z">
               <w:r>
                 <w:rPr>
                   <w:rFonts w:ascii="Arial" w:cs="Arial" w:eastAsia="Arial" w:hAnsi="Arial"/>
@@ -455,7 +455,7 @@
                 <w:delText xml:space="preserve"> ×</w:delText>
               </w:r>
             </w:del>
-            <w:ins w:id="9002" w:author="Claude (AI) - proposed" w:date="2026-10-15T20:13:54Z">
+            <w:ins w:id="9002" w:author="Claude (AI) - proposed" w:date="2026-10-18T00:27:22Z">
               <w:r>
                 <w:rPr>
                   <w:rFonts w:ascii="Arial" w:cs="Arial" w:eastAsia="Arial" w:hAnsi="Arial"/>
@@ -483,7 +483,7 @@
               </w:rPr>
               <w:t xml:space="preserve"> 40 minutes = </w:t>
             </w:r>
-            <w:del w:id="9003" w:author="Claude (AI) - proposed" w:date="2026-10-15T20:13:54Z">
+            <w:del w:id="9003" w:author="Claude (AI) - proposed" w:date="2026-10-18T00:27:22Z">
               <w:r>
                 <w:rPr>
                   <w:rFonts w:ascii="Arial" w:cs="Arial" w:eastAsia="Arial" w:hAnsi="Arial"/>
@@ -498,7 +498,7 @@
                 <w:delText xml:space="preserve">320</w:delText>
               </w:r>
             </w:del>
-            <w:ins w:id="9004" w:author="Claude (AI) - proposed" w:date="2026-10-15T20:13:54Z">
+            <w:ins w:id="9004" w:author="Claude (AI) - proposed" w:date="2026-10-18T00:27:22Z">
               <w:r>
                 <w:rPr>
                   <w:rFonts w:ascii="Arial" w:cs="Arial" w:eastAsia="Arial" w:hAnsi="Arial"/>
@@ -1050,7 +1050,7 @@
               </w:rPr>
               <w:t xml:space="preserve">–  Creativity and Imagination: the learner makes models of solids of different sizes </w:t>
             </w:r>
-            <w:ins w:id="9005" w:author="Claude (AI) - proposed" w:date="2026-10-15T20:13:54Z">
+            <w:ins w:id="9005" w:author="Claude (AI) - proposed" w:date="2026-10-18T00:27:22Z">
               <w:r>
                 <w:rPr>
                   <w:rFonts w:ascii="Arial" w:cs="Arial" w:eastAsia="Arial" w:hAnsi="Arial"/>
@@ -1078,7 +1078,7 @@
               </w:rPr>
               <w:t xml:space="preserve">(cubes, cuboids, cylinders</w:t>
             </w:r>
-            <w:del w:id="9006" w:author="Claude (AI) - proposed" w:date="2026-10-15T20:13:54Z">
+            <w:del w:id="9006" w:author="Claude (AI) - proposed" w:date="2026-10-18T00:27:22Z">
               <w:r>
                 <w:rPr>
                   <w:rFonts w:ascii="Arial" w:cs="Arial" w:eastAsia="Arial" w:hAnsi="Arial"/>
@@ -1093,7 +1093,7 @@
                 <w:delText xml:space="preserve">, spheres) using</w:delText>
               </w:r>
             </w:del>
-            <w:ins w:id="9007" w:author="Claude (AI) - proposed" w:date="2026-10-15T20:13:54Z">
+            <w:ins w:id="9007" w:author="Claude (AI) - proposed" w:date="2026-10-18T00:27:22Z">
               <w:r>
                 <w:rPr>
                   <w:rFonts w:ascii="Arial" w:cs="Arial" w:eastAsia="Arial" w:hAnsi="Arial"/>
@@ -1121,7 +1121,7 @@
               </w:rPr>
               <w:t xml:space="preserve"> locally available materials</w:t>
             </w:r>
-            <w:del w:id="9008" w:author="Claude (AI) - proposed" w:date="2026-10-15T20:13:54Z">
+            <w:del w:id="9008" w:author="Claude (AI) - proposed" w:date="2026-10-18T00:27:22Z">
               <w:r>
                 <w:rPr>
                   <w:rFonts w:ascii="Arial" w:cs="Arial" w:eastAsia="Arial" w:hAnsi="Arial"/>
@@ -1136,7 +1136,7 @@
                 <w:delText xml:space="preserve">, applying similarity and enlargement concepts to design and construct them accurately</w:delText>
               </w:r>
             </w:del>
-            <w:ins w:id="9009" w:author="Claude (AI) - proposed" w:date="2026-10-15T20:13:54Z">
+            <w:ins w:id="9009" w:author="Claude (AI) - proposed" w:date="2026-10-18T00:27:22Z">
               <w:r>
                 <w:rPr>
                   <w:rFonts w:ascii="Arial" w:cs="Arial" w:eastAsia="Arial" w:hAnsi="Arial"/>
@@ -1880,7 +1880,7 @@
               </w:rPr>
               <w:t xml:space="preserve">A Grade 10 class in Kisumu notices that their school's architectural plan pinned to the staffroom wall shows the entire school compound fitting on a single </w:t>
             </w:r>
-            <w:del w:id="9010" w:author="Claude (AI) - proposed" w:date="2026-10-15T20:13:54Z">
+            <w:del w:id="9010" w:author="Claude (AI) - proposed" w:date="2026-10-18T00:27:22Z">
               <w:r>
                 <w:rPr>
                   <w:rFonts w:ascii="Arial" w:cs="Arial" w:eastAsia="Arial" w:hAnsi="Arial"/>
@@ -1895,7 +1895,7 @@
                 <w:delText xml:space="preserve">A3</w:delText>
               </w:r>
             </w:del>
-            <w:ins w:id="9011" w:author="Claude (AI) - proposed" w:date="2026-10-15T20:13:54Z">
+            <w:ins w:id="9011" w:author="Claude (AI) - proposed" w:date="2026-10-18T00:27:22Z">
               <w:r>
                 <w:rPr>
                   <w:rFonts w:ascii="Arial" w:cs="Arial" w:eastAsia="Arial" w:hAnsi="Arial"/>
@@ -1923,7 +1923,7 @@
               </w:rPr>
               <w:t xml:space="preserve"> sheet of paper</w:t>
             </w:r>
-            <w:ins w:id="9012" w:author="Claude (AI) - proposed" w:date="2026-10-15T20:13:54Z">
+            <w:ins w:id="9012" w:author="Claude (AI) - proposed" w:date="2026-10-18T00:27:22Z">
               <w:r>
                 <w:rPr>
                   <w:rFonts w:ascii="Arial" w:cs="Arial" w:eastAsia="Arial" w:hAnsi="Arial"/>
@@ -2179,7 +2179,7 @@
               </w:rPr>
               <w:t xml:space="preserve">Lesson 5 — Area Scale Factor (A.S.F): Learners draw pairs of similar plane figures (rectangles, triangles) with known L.S.F, calculate their areas, and tabulate L.S.F vs. ratio of areas. They discover A.S.F = (L.S.F)². They apply this to the Unga Pembe flour packet supporting phenomenon — if </w:t>
             </w:r>
-            <w:del w:id="9013" w:author="Claude (AI) - proposed" w:date="2026-10-15T20:13:54Z">
+            <w:del w:id="9013" w:author="Claude (AI) - proposed" w:date="2026-10-18T00:27:22Z">
               <w:r>
                 <w:rPr>
                   <w:rFonts w:ascii="Arial" w:cs="Arial" w:eastAsia="Arial" w:hAnsi="Arial"/>
@@ -2194,7 +2194,7 @@
                 <w:delText xml:space="preserve">the 2 kg packet has a base</w:delText>
               </w:r>
             </w:del>
-            <w:ins w:id="9014" w:author="Claude (AI) - proposed" w:date="2026-10-15T20:13:54Z">
+            <w:ins w:id="9014" w:author="Claude (AI) - proposed" w:date="2026-10-18T00:27:22Z">
               <w:r>
                 <w:rPr>
                   <w:rFonts w:ascii="Arial" w:cs="Arial" w:eastAsia="Arial" w:hAnsi="Arial"/>
@@ -2222,7 +2222,7 @@
               </w:rPr>
               <w:t xml:space="preserve"> area 4 times that of the </w:t>
             </w:r>
-            <w:del w:id="9015" w:author="Claude (AI) - proposed" w:date="2026-10-15T20:13:54Z">
+            <w:del w:id="9015" w:author="Claude (AI) - proposed" w:date="2026-10-18T00:27:22Z">
               <w:r>
                 <w:rPr>
                   <w:rFonts w:ascii="Arial" w:cs="Arial" w:eastAsia="Arial" w:hAnsi="Arial"/>
@@ -2237,7 +2237,7 @@
                 <w:delText xml:space="preserve">1 kg packet</w:delText>
               </w:r>
             </w:del>
-            <w:ins w:id="9016" w:author="Claude (AI) - proposed" w:date="2026-10-15T20:13:54Z">
+            <w:ins w:id="9016" w:author="Claude (AI) - proposed" w:date="2026-10-18T00:27:22Z">
               <w:r>
                 <w:rPr>
                   <w:rFonts w:ascii="Arial" w:cs="Arial" w:eastAsia="Arial" w:hAnsi="Arial"/>
@@ -2345,7 +2345,7 @@
               </w:rPr>
               <w:t xml:space="preserve">Lesson 7 — Application to Real-Life Situations &amp; Model-Building Project Launch: Learners work through real-life problems involving maps (Survey of Kenya scale), architectural plans, and packaging design using L.S.F, A.S.F, and V.S.F. The project is formally launched: groups select a solid (cube, cuboid, cylinder, or sphere), choose a scale factor, and use locally available materials (cardboard, clay, bottle caps, maize cobs) to construct a set of at least two similar models. Groups plan their models, calculate required dimensions, and </w:t>
             </w:r>
-            <w:del w:id="9017" w:author="Claude (AI) - proposed" w:date="2026-10-15T20:13:54Z">
+            <w:del w:id="9017" w:author="Claude (AI) - proposed" w:date="2026-10-18T00:27:22Z">
               <w:r>
                 <w:rPr>
                   <w:rFonts w:ascii="Arial" w:cs="Arial" w:eastAsia="Arial" w:hAnsi="Arial"/>
@@ -2360,7 +2360,7 @@
                 <w:delText xml:space="preserve">begin construction</w:delText>
               </w:r>
             </w:del>
-            <w:ins w:id="9018" w:author="Claude (AI) - proposed" w:date="2026-10-15T20:13:54Z">
+            <w:ins w:id="9018" w:author="Claude (AI) - proposed" w:date="2026-10-18T00:27:22Z">
               <w:r>
                 <w:rPr>
                   <w:rFonts w:ascii="Arial" w:cs="Arial" w:eastAsia="Arial" w:hAnsi="Arial"/>
@@ -2678,7 +2678,7 @@
         </w:rPr>
         <w:t xml:space="preserve">© 2026 SeaVuria and ARES. This work is licensed under a </w:t>
       </w:r>
-      <w:hyperlink w:history="1" r:id="rIddwht7t-calefy5hmen3g7">
+      <w:hyperlink w:history="1" r:id="rIdokhfpx_owoqt1lisqdaz2">
         <w:r>
           <w:rPr>
             <w:rFonts w:ascii="Arial" w:cs="Arial" w:eastAsia="Arial" w:hAnsi="Arial"/>
@@ -2698,7 +2698,7 @@
         </w:rPr>
         <w:t xml:space="preserve"> (</w:t>
       </w:r>
-      <w:hyperlink w:history="1" r:id="rIdxetg3nb9bgxwuruso4swy">
+      <w:hyperlink w:history="1" r:id="rIddd0scw-zpyben57ahqnwv">
         <w:r>
           <w:rPr>
             <w:rFonts w:ascii="Arial" w:cs="Arial" w:eastAsia="Arial" w:hAnsi="Arial"/>
@@ -2718,7 +2718,7 @@
         </w:rPr>
         <w:t xml:space="preserve">). To view a copy of this license, visit </w:t>
       </w:r>
-      <w:hyperlink w:history="1" r:id="rIdjq1lvaoh65umki5ru1fg_">
+      <w:hyperlink w:history="1" r:id="rIdtkxe339bsqqlblwvcrbln">
         <w:r>
           <w:rPr>
             <w:rFonts w:ascii="Arial" w:cs="Arial" w:eastAsia="Arial" w:hAnsi="Arial"/>
@@ -3757,7 +3757,7 @@
             <w:pPr>
               <w:spacing w:after="20" w:before="0"/>
             </w:pPr>
-            <w:hyperlink w:history="1" r:id="rId4hqtp11gxx0pq_9ncpmv8">
+            <w:hyperlink w:history="1" r:id="rIdigcvovsrarscvzuxrndva">
               <w:r>
                 <w:rPr>
                   <w:rFonts w:ascii="Arial" w:cs="Arial" w:eastAsia="Arial" w:hAnsi="Arial"/>
@@ -3790,7 +3790,7 @@
               <w:spacing w:after="10" w:before="0"/>
               <w:ind w:left="120"/>
             </w:pPr>
-            <w:hyperlink w:history="1" r:id="rId75_sjh0uigxu0mk-r9gci">
+            <w:hyperlink w:history="1" r:id="rIdz-umixfponzjv-pkvvbvj">
               <w:r>
                 <w:rPr>
                   <w:rFonts w:ascii="Arial" w:cs="Arial" w:eastAsia="Arial" w:hAnsi="Arial"/>
@@ -3835,7 +3835,7 @@
             <w:pPr>
               <w:spacing w:after="20" w:before="0"/>
             </w:pPr>
-            <w:hyperlink w:history="1" r:id="rIdnnnmtylzle1x5zs05ngri">
+            <w:hyperlink w:history="1" r:id="rIdlkwuma-0p0u-3tgiyileo">
               <w:r>
                 <w:rPr>
                   <w:rFonts w:ascii="Arial" w:cs="Arial" w:eastAsia="Arial" w:hAnsi="Arial"/>
@@ -3868,7 +3868,7 @@
               <w:spacing w:after="10" w:before="0"/>
               <w:ind w:left="120"/>
             </w:pPr>
-            <w:hyperlink w:history="1" r:id="rIdmogqcsphyxtqtgvyyzx8_">
+            <w:hyperlink w:history="1" r:id="rIdd2lllgywaj7d565zbyh5w">
               <w:r>
                 <w:rPr>
                   <w:rFonts w:ascii="Arial" w:cs="Arial" w:eastAsia="Arial" w:hAnsi="Arial"/>
@@ -3946,7 +3946,7 @@
               </w:rPr>
               <w:t xml:space="preserve">1. Display the phenomenon: pin or project a clear labelled image of a school architectural plan marked 'Scale 1:200' alongside a photograph of two water tanks of visibly different sizes on a Kenyan school compound. Say: 'This is a real architectural plan from a school like ours here in Kisumu. Every classroom block, the water tank, and the football pitch fit on this single </w:t>
             </w:r>
-            <w:del w:id="9019" w:author="Claude (AI) - proposed" w:date="2026-10-15T20:13:54Z">
+            <w:del w:id="9019" w:author="Claude (AI) - proposed" w:date="2026-10-18T00:27:22Z">
               <w:r>
                 <w:rPr>
                   <w:rFonts w:ascii="Arial" w:cs="Arial" w:eastAsia="Arial" w:hAnsi="Arial"/>
@@ -3961,7 +3961,7 @@
                 <w:delText xml:space="preserve">A3</w:delText>
               </w:r>
             </w:del>
-            <w:ins w:id="9020" w:author="Claude (AI) - proposed" w:date="2026-10-15T20:13:54Z">
+            <w:ins w:id="9020" w:author="Claude (AI) - proposed" w:date="2026-10-18T00:27:22Z">
               <w:r>
                 <w:rPr>
                   <w:rFonts w:ascii="Arial" w:cs="Arial" w:eastAsia="Arial" w:hAnsi="Arial"/>
@@ -4111,7 +4111,7 @@
             <w:pPr>
               <w:spacing w:after="20" w:before="0"/>
             </w:pPr>
-            <w:hyperlink w:history="1" r:id="rIdcjqnk6yklw0axjijm2epp">
+            <w:hyperlink w:history="1" r:id="rIdpm_qji2jhtbyyeg4gqcai">
               <w:r>
                 <w:rPr>
                   <w:rFonts w:ascii="Arial" w:cs="Arial" w:eastAsia="Arial" w:hAnsi="Arial"/>
@@ -4144,7 +4144,7 @@
               <w:spacing w:after="10" w:before="0"/>
               <w:ind w:left="120"/>
             </w:pPr>
-            <w:hyperlink w:history="1" r:id="rIdcx9vbeb0hpn04ba_thh6-">
+            <w:hyperlink w:history="1" r:id="rId5mcbi2agsrgahcgmifukx">
               <w:r>
                 <w:rPr>
                   <w:rFonts w:ascii="Arial" w:cs="Arial" w:eastAsia="Arial" w:hAnsi="Arial"/>
@@ -4189,7 +4189,7 @@
             <w:pPr>
               <w:spacing w:after="20" w:before="0"/>
             </w:pPr>
-            <w:hyperlink w:history="1" r:id="rIdyximqezqhv5l9tyo8fcn6">
+            <w:hyperlink w:history="1" r:id="rId4j2unbc0wqmqihhdmhl8u">
               <w:r>
                 <w:rPr>
                   <w:rFonts w:ascii="Arial" w:cs="Arial" w:eastAsia="Arial" w:hAnsi="Arial"/>
@@ -4222,7 +4222,7 @@
               <w:spacing w:after="10" w:before="0"/>
               <w:ind w:left="120"/>
             </w:pPr>
-            <w:hyperlink w:history="1" r:id="rIddkl_cf4hy_8xwwzxe84dt">
+            <w:hyperlink w:history="1" r:id="rId5tucipozepvo0s2nuu7kp">
               <w:r>
                 <w:rPr>
                   <w:rFonts w:ascii="Arial" w:cs="Arial" w:eastAsia="Arial" w:hAnsi="Arial"/>
@@ -4267,7 +4267,7 @@
               </w:rPr>
               <w:t xml:space="preserve">In groups of 4–5, learners receive a collection bag containing everyday objects from the school environment: two different-sized Kimbo tins, two exercise books (A4 and A5), two matchboxes of different sizes, two dried maize cobs of different sizes, and one non-similar pair (a circular bottle cap and a rectangular eraser). Groups also receive a ruler, a protractor, and a Group Observation Chart (A3 paper with columns: Object Pair | Corresponding Angles | Ratio of Side 1 | Ratio of Side 2 | Ratio of Side 3 | Similar? Y/N | Reason). Task 1 — Sort: Groups sort all object pairs into 'similar' and 'not similar' piles based on visual judgement alone, and record their initial sort. Task 2 — Measure and check: For each pair judged 'similar', learners measure at least two pairs of corresponding lengths (e.g., height and diameter of tins, length and width of exercise books) and compute the ratio for each pair of corresponding sides. For objects with measurable angles (exercise books, matchboxes), they measure corresponding angles with a protractor. Task 3 — Record: Groups record all measurements and ratios on the Group Observation Chart and note whether the ratios are equal (or approximately equal) across all pairs of corresponding sides. Task 4 — Return to phenomenon: Groups look again at the architectural plan image. Teacher asks: 'Using what you just measured, why does the entire school compound fit on one </w:t>
             </w:r>
-            <w:del w:id="9021" w:author="Claude (AI) - proposed" w:date="2026-10-15T20:13:54Z">
+            <w:del w:id="9021" w:author="Claude (AI) - proposed" w:date="2026-10-18T00:27:22Z">
               <w:r>
                 <w:rPr>
                   <w:rFonts w:ascii="Arial" w:cs="Arial" w:eastAsia="Arial" w:hAnsi="Arial"/>
@@ -4282,7 +4282,7 @@
                 <w:delText xml:space="preserve">A3</w:delText>
               </w:r>
             </w:del>
-            <w:ins w:id="9022" w:author="Claude (AI) - proposed" w:date="2026-10-15T20:13:54Z">
+            <w:ins w:id="9022" w:author="Claude (AI) - proposed" w:date="2026-10-18T00:27:22Z">
               <w:r>
                 <w:rPr>
                   <w:rFonts w:ascii="Arial" w:cs="Arial" w:eastAsia="Arial" w:hAnsi="Arial"/>
@@ -4343,7 +4343,7 @@
               </w:rPr>
               <w:t xml:space="preserve">1. Distribute collection bags and Group Observation Charts. Say: 'Your task is to act like a mathematician inspecting these objects. First, sort them by eye — similar or not similar. Then use your ruler and protractor to check whether your eye was right. Record everything on your chart.'</w:t>
             </w:r>
-            <w:ins w:id="9023" w:author="Claude (AI) - proposed" w:date="2026-10-15T20:13:54Z">
+            <w:ins w:id="9023" w:author="Claude (AI) - proposed" w:date="2026-10-18T00:27:22Z">
               <w:r>
                 <w:rPr>
                   <w:rFonts w:ascii="Arial" w:cs="Arial" w:eastAsia="Arial" w:hAnsi="Arial"/>
@@ -4493,7 +4493,7 @@
             <w:pPr>
               <w:spacing w:after="20" w:before="0"/>
             </w:pPr>
-            <w:hyperlink w:history="1" r:id="rIdiuhq1s1lyxnga3nv-wezo">
+            <w:hyperlink w:history="1" r:id="rIdaivxkft3jflc2yuxlaakw">
               <w:r>
                 <w:rPr>
                   <w:rFonts w:ascii="Arial" w:cs="Arial" w:eastAsia="Arial" w:hAnsi="Arial"/>
@@ -4542,7 +4542,7 @@
               <w:spacing w:after="10" w:before="0"/>
               <w:ind w:left="120"/>
             </w:pPr>
-            <w:hyperlink w:history="1" r:id="rId36yttabdgq43801__gfhu">
+            <w:hyperlink w:history="1" r:id="rIdqbywugfmheqvbewrxfiry">
               <w:r>
                 <w:rPr>
                   <w:rFonts w:ascii="Arial" w:cs="Arial" w:eastAsia="Arial" w:hAnsi="Arial"/>
@@ -4587,7 +4587,7 @@
             <w:pPr>
               <w:spacing w:after="20" w:before="0"/>
             </w:pPr>
-            <w:hyperlink w:history="1" r:id="rId-mymxglbnhipzn6ia4sue">
+            <w:hyperlink w:history="1" r:id="rIdctelgm9grabcp0bhkhs4s">
               <w:r>
                 <w:rPr>
                   <w:rFonts w:ascii="Arial" w:cs="Arial" w:eastAsia="Arial" w:hAnsi="Arial"/>
@@ -4620,7 +4620,7 @@
               <w:spacing w:after="10" w:before="0"/>
               <w:ind w:left="120"/>
             </w:pPr>
-            <w:hyperlink w:history="1" r:id="rIdhnmv31hfsrnc2yg4ex15a">
+            <w:hyperlink w:history="1" r:id="rIdapqwcxpaem7wcd07yyqgg">
               <w:r>
                 <w:rPr>
                   <w:rFonts w:ascii="Arial" w:cs="Arial" w:eastAsia="Arial" w:hAnsi="Arial"/>
@@ -4665,7 +4665,7 @@
               </w:rPr>
               <w:t xml:space="preserve">Groups share their findings in a whole-class gallery walk format: each group's A3 Observation Chart is pinned to the wall. Learners do a 5-minute silent walk to read two other groups' charts and place a sticky dot next to any ratio or angle finding they find surprising. The class then reconvenes. The teacher facilitates a whole-class discussion to formalise the two properties of similar figures. Learners then work a short guided example: Given that two rectangles — one measuring 4 cm × 6 cm (</w:t>
             </w:r>
-            <w:del w:id="9024" w:author="Claude (AI) - proposed" w:date="2026-10-15T20:13:54Z">
+            <w:del w:id="9024" w:author="Claude (AI) - proposed" w:date="2026-10-18T00:27:22Z">
               <w:r>
                 <w:rPr>
                   <w:rFonts w:ascii="Arial" w:cs="Arial" w:eastAsia="Arial" w:hAnsi="Arial"/>
@@ -4680,7 +4680,7 @@
                 <w:delText xml:space="preserve">like a small ID</w:delText>
               </w:r>
             </w:del>
-            <w:ins w:id="9025" w:author="Claude (AI) - proposed" w:date="2026-10-15T20:13:54Z">
+            <w:ins w:id="9025" w:author="Claude (AI) - proposed" w:date="2026-10-18T00:27:22Z">
               <w:r>
                 <w:rPr>
                   <w:rFonts w:ascii="Arial" w:cs="Arial" w:eastAsia="Arial" w:hAnsi="Arial"/>
@@ -4708,7 +4708,7 @@
               </w:rPr>
               <w:t xml:space="preserve"> card) and one measuring 10 cm × 15 cm (</w:t>
             </w:r>
-            <w:del w:id="9026" w:author="Claude (AI) - proposed" w:date="2026-10-15T20:13:54Z">
+            <w:del w:id="9026" w:author="Claude (AI) - proposed" w:date="2026-10-18T00:27:22Z">
               <w:r>
                 <w:rPr>
                   <w:rFonts w:ascii="Arial" w:cs="Arial" w:eastAsia="Arial" w:hAnsi="Arial"/>
@@ -4723,7 +4723,7 @@
                 <w:delText xml:space="preserve">like an A5 page</w:delText>
               </w:r>
             </w:del>
-            <w:ins w:id="9027" w:author="Claude (AI) - proposed" w:date="2026-10-15T20:13:54Z">
+            <w:ins w:id="9027" w:author="Claude (AI) - proposed" w:date="2026-10-18T00:27:22Z">
               <w:r>
                 <w:rPr>
                   <w:rFonts w:ascii="Arial" w:cs="Arial" w:eastAsia="Arial" w:hAnsi="Arial"/>
@@ -4751,7 +4751,7 @@
               </w:rPr>
               <w:t xml:space="preserve">) — are claimed to be similar, verify this claim by: (a) computing the ratio of corresponding lengths and the ratio of corresponding widths, and (b) checking that corresponding angles are equal. Learners write a formal conclusion statement: 'Two figures are similar if and only if…' in their own words, then compare with the </w:t>
             </w:r>
-            <w:del w:id="9028" w:author="Claude (AI) - proposed" w:date="2026-10-15T20:13:54Z">
+            <w:del w:id="9028" w:author="Claude (AI) - proposed" w:date="2026-10-18T00:27:22Z">
               <w:r>
                 <w:rPr>
                   <w:rFonts w:ascii="Arial" w:cs="Arial" w:eastAsia="Arial" w:hAnsi="Arial"/>
@@ -4766,7 +4766,7 @@
                 <w:delText xml:space="preserve">KICD</w:delText>
               </w:r>
             </w:del>
-            <w:ins w:id="9029" w:author="Claude (AI) - proposed" w:date="2026-10-15T20:13:54Z">
+            <w:ins w:id="9029" w:author="Claude (AI) - proposed" w:date="2026-10-18T00:27:22Z">
               <w:r>
                 <w:rPr>
                   <w:rFonts w:ascii="Arial" w:cs="Arial" w:eastAsia="Arial" w:hAnsi="Arial"/>
@@ -4827,7 +4827,7 @@
               </w:rPr>
               <w:t xml:space="preserve">1. Pin all Group Observation Charts on the classroom wall or board. Distribute 2 sticky dots per learner. Say: 'Walk silently and read two charts that are not your own. Place a dot next to any ratio or measurement that surprises you or that you want to question. You have 5 minutes.' 2. After the gallery walk, say: 'I saw many dots in one place. Let's talk about what surprised us.' Invite 3 learners (cold-call from different groups) to explain what surprised them. Wait 12 seconds after each. 3. Facilitate whole-class discussion using Socratic questioning: 'So for the two Kimbo tins, Group 2 found that height ratio = diameter ratio = 1.5. Group 4 found the same. What does this tell us must be true for any two similar objects?' Wait 15 seconds. Accept answers. Write emerging properties on the board. 4. Ask: 'What about angles? Group 1, what did your protractor tell you about the corner angles of the two exercise books?' (Answer: both 90°.) 'Does that mean equal corresponding angles is part of the definition?' Wait 10 seconds. 5. Reveal the two formal properties on the board: PROPERTY 1 — Corresponding angles are equal. PROPERTY 2 — Corresponding sides are in the same ratio (the Linear Scale Factor, LSF). Say: 'Write these in your notes exactly as they appear on the board. These two properties must BOTH be true for two figures to be similar.' </w:t>
             </w:r>
-            <w:ins w:id="9030" w:author="Claude (AI) - proposed" w:date="2026-10-15T20:13:54Z">
+            <w:ins w:id="9030" w:author="Claude (AI) - proposed" w:date="2026-10-18T00:27:22Z">
               <w:r>
                 <w:rPr>
                   <w:rFonts w:ascii="Arial" w:cs="Arial" w:eastAsia="Arial" w:hAnsi="Arial"/>
@@ -4888,7 +4888,7 @@
               </w:rPr>
               <w:t xml:space="preserve">Gallery Walk + Socratic Questioning + Formalisation: the gallery walk leverages peer data as the primary evidence source, preventing the teacher from being the sole authority. Socratic questioning guides learners to construct the formal definition from their own observations. The guided example with </w:t>
             </w:r>
-            <w:del w:id="9031" w:author="Claude (AI) - proposed" w:date="2026-10-15T20:13:54Z">
+            <w:del w:id="9031" w:author="Claude (AI) - proposed" w:date="2026-10-18T00:27:22Z">
               <w:r>
                 <w:rPr>
                   <w:rFonts w:ascii="Arial" w:cs="Arial" w:eastAsia="Arial" w:hAnsi="Arial"/>
@@ -4903,7 +4903,7 @@
                 <w:delText xml:space="preserve">a Kenyan context (ID card dimensions vs. A5 page</w:delText>
               </w:r>
             </w:del>
-            <w:ins w:id="9032" w:author="Claude (AI) - proposed" w:date="2026-10-15T20:13:54Z">
+            <w:ins w:id="9032" w:author="Claude (AI) - proposed" w:date="2026-10-18T00:27:22Z">
               <w:r>
                 <w:rPr>
                   <w:rFonts w:ascii="Arial" w:cs="Arial" w:eastAsia="Arial" w:hAnsi="Arial"/>
@@ -5020,7 +5020,7 @@
             <w:pPr>
               <w:spacing w:after="20" w:before="0"/>
             </w:pPr>
-            <w:hyperlink w:history="1" r:id="rIdpqpjc7ma-yx4pwx5qzrwa">
+            <w:hyperlink w:history="1" r:id="rIdigw1h1iwyrubhz9cnuh9f">
               <w:r>
                 <w:rPr>
                   <w:rFonts w:ascii="Arial" w:cs="Arial" w:eastAsia="Arial" w:hAnsi="Arial"/>
@@ -5069,7 +5069,7 @@
               <w:spacing w:after="10" w:before="0"/>
               <w:ind w:left="120"/>
             </w:pPr>
-            <w:hyperlink w:history="1" r:id="rIdmg5fykjycb0elayrjwwae">
+            <w:hyperlink w:history="1" r:id="rIdnumxkk0dgr_uejbocwnhn">
               <w:r>
                 <w:rPr>
                   <w:rFonts w:ascii="Arial" w:cs="Arial" w:eastAsia="Arial" w:hAnsi="Arial"/>
@@ -5114,7 +5114,7 @@
             <w:pPr>
               <w:spacing w:after="20" w:before="0"/>
             </w:pPr>
-            <w:hyperlink w:history="1" r:id="rIdhs_jqu4u-yjm5oxjph3mm">
+            <w:hyperlink w:history="1" r:id="rIdruttd3e4r9flj-a3ltkjb">
               <w:r>
                 <w:rPr>
                   <w:rFonts w:ascii="Arial" w:cs="Arial" w:eastAsia="Arial" w:hAnsi="Arial"/>
@@ -5147,7 +5147,7 @@
               <w:spacing w:after="10" w:before="0"/>
               <w:ind w:left="120"/>
             </w:pPr>
-            <w:hyperlink w:history="1" r:id="rIdxpom-usk0x5dwiuc3l_dq">
+            <w:hyperlink w:history="1" r:id="rId-azqppfclbl9sxh9qlfr1">
               <w:r>
                 <w:rPr>
                   <w:rFonts w:ascii="Arial" w:cs="Arial" w:eastAsia="Arial" w:hAnsi="Arial"/>
@@ -5347,7 +5347,7 @@
             <w:pPr>
               <w:spacing w:after="20" w:before="0"/>
             </w:pPr>
-            <w:hyperlink w:history="1" r:id="rIdhufb15focywba5jygri7_">
+            <w:hyperlink w:history="1" r:id="rIddooir3stg9i3vtsruz3xf">
               <w:r>
                 <w:rPr>
                   <w:rFonts w:ascii="Arial" w:cs="Arial" w:eastAsia="Arial" w:hAnsi="Arial"/>
@@ -5396,7 +5396,7 @@
               <w:spacing w:after="10" w:before="0"/>
               <w:ind w:left="120"/>
             </w:pPr>
-            <w:hyperlink w:history="1" r:id="rIdybjxb_fgm4tzdkzxuufbb">
+            <w:hyperlink w:history="1" r:id="rIdbnivooeejosyaikhd9pti">
               <w:r>
                 <w:rPr>
                   <w:rFonts w:ascii="Arial" w:cs="Arial" w:eastAsia="Arial" w:hAnsi="Arial"/>
@@ -5441,7 +5441,7 @@
             <w:pPr>
               <w:spacing w:after="20" w:before="0"/>
             </w:pPr>
-            <w:hyperlink w:history="1" r:id="rId7qzvicchzba9ke5t_0604">
+            <w:hyperlink w:history="1" r:id="rIdandq6wdedy3wu7deeodw6">
               <w:r>
                 <w:rPr>
                   <w:rFonts w:ascii="Arial" w:cs="Arial" w:eastAsia="Arial" w:hAnsi="Arial"/>
@@ -5474,7 +5474,7 @@
               <w:spacing w:after="10" w:before="0"/>
               <w:ind w:left="120"/>
             </w:pPr>
-            <w:hyperlink w:history="1" r:id="rIdwitqwpjlrjk8ciegxj0dj">
+            <w:hyperlink w:history="1" r:id="rIdwvfjurcmhkdmoq8xsc18c">
               <w:r>
                 <w:rPr>
                   <w:rFonts w:ascii="Arial" w:cs="Arial" w:eastAsia="Arial" w:hAnsi="Arial"/>
@@ -5618,7 +5618,7 @@
               </w:rPr>
               <w:t xml:space="preserve">Scan model sketches for: (a) presence of both similarity properties (equal angles, proportional sides) as annotations — this confirms Explain phase learning was retained; (b) nature of area/volume prediction — most learners will predict linear doubling (area doubles, volume doubles), confirming productive misconception is in place and </w:t>
             </w:r>
-            <w:del w:id="9033" w:author="Claude (AI) - proposed" w:date="2026-10-15T20:13:54Z">
+            <w:del w:id="9033" w:author="Claude (AI) - proposed" w:date="2026-10-18T00:27:22Z">
               <w:r>
                 <w:rPr>
                   <w:rFonts w:ascii="Arial" w:cs="Arial" w:eastAsia="Arial" w:hAnsi="Arial"/>
@@ -5633,7 +5633,7 @@
                 <w:delText xml:space="preserve">Lesson 2 on</w:delText>
               </w:r>
             </w:del>
-            <w:ins w:id="9034" w:author="Claude (AI) - proposed" w:date="2026-10-15T20:13:54Z">
+            <w:ins w:id="9034" w:author="Claude (AI) - proposed" w:date="2026-10-18T00:27:22Z">
               <w:r>
                 <w:rPr>
                   <w:rFonts w:ascii="Arial" w:cs="Arial" w:eastAsia="Arial" w:hAnsi="Arial"/>
@@ -5661,7 +5661,7 @@
               </w:rPr>
               <w:t xml:space="preserve"> Area Scale Factor</w:t>
             </w:r>
-            <w:ins w:id="9035" w:author="Claude (AI) - proposed" w:date="2026-10-15T20:13:54Z">
+            <w:ins w:id="9035" w:author="Claude (AI) - proposed" w:date="2026-10-18T00:27:22Z">
               <w:r>
                 <w:rPr>
                   <w:rFonts w:ascii="Arial" w:cs="Arial" w:eastAsia="Arial" w:hAnsi="Arial"/>
@@ -5784,7 +5784,7 @@
               </w:rPr>
               <w:t xml:space="preserve">After the lesson, reflect on the following: (1) PHENOMENON ANCHORING — Did the image of the architectural plan and the two water tanks generate genuine cognitive conflict, or did learners treat it as a routine introduction? If learners were not puzzled by the 8× volume claim, plan to bring a physical demonstration in Lesson 2 (e.g., two similar cylindrical containers where you pour water from the small to the large to show it takes 8 fills). (2) PREDICTION QUALITY — Review the collected predict slips. How many learners predicted that area and volume also double when length doubles? This number indicates how many learners hold the </w:t>
             </w:r>
-            <w:del w:id="9036" w:author="Claude (AI) - proposed" w:date="2026-10-15T20:13:54Z">
+            <w:del w:id="9036" w:author="Claude (AI) - proposed" w:date="2026-10-18T00:27:22Z">
               <w:r>
                 <w:rPr>
                   <w:rFonts w:ascii="Arial" w:cs="Arial" w:eastAsia="Arial" w:hAnsi="Arial"/>
@@ -5799,7 +5799,7 @@
                 <w:delText xml:space="preserve">additive misconception that Lesson 2</w:delText>
               </w:r>
             </w:del>
-            <w:ins w:id="9037" w:author="Claude (AI) - proposed" w:date="2026-10-15T20:13:54Z">
+            <w:ins w:id="9037" w:author="Claude (AI) - proposed" w:date="2026-10-18T00:27:22Z">
               <w:r>
                 <w:rPr>
                   <w:rFonts w:ascii="Arial" w:cs="Arial" w:eastAsia="Arial" w:hAnsi="Arial"/>
@@ -5827,7 +5827,7 @@
               </w:rPr>
               <w:t xml:space="preserve"> must directly address. If more than 80% hold </w:t>
             </w:r>
-            <w:del w:id="9038" w:author="Claude (AI) - proposed" w:date="2026-10-15T20:13:54Z">
+            <w:del w:id="9038" w:author="Claude (AI) - proposed" w:date="2026-10-18T00:27:22Z">
               <w:r>
                 <w:rPr>
                   <w:rFonts w:ascii="Arial" w:cs="Arial" w:eastAsia="Arial" w:hAnsi="Arial"/>
@@ -5842,7 +5842,7 @@
                 <w:delText xml:space="preserve">this misconception, begin Lesson 2 with an explicit return to these predictions</w:delText>
               </w:r>
             </w:del>
-            <w:ins w:id="9039" w:author="Claude (AI) - proposed" w:date="2026-10-15T20:13:54Z">
+            <w:ins w:id="9039" w:author="Claude (AI) - proposed" w:date="2026-10-18T00:27:22Z">
               <w:r>
                 <w:rPr>
                   <w:rFonts w:ascii="Arial" w:cs="Arial" w:eastAsia="Arial" w:hAnsi="Arial"/>
@@ -6136,7 +6136,7 @@
               </w:rPr>
               <w:t xml:space="preserve">Learners cannot yet fully explain why one tank holds 8 times as much water when it is only twice as tall, or why doubling every length does not simply double the area and volume. These questions are posted on the DQB and will be explained through the Area Scale Factor (Lesson </w:t>
             </w:r>
-            <w:del w:id="9040" w:author="Claude (AI) - proposed" w:date="2026-10-15T20:13:54Z">
+            <w:del w:id="9040" w:author="Claude (AI) - proposed" w:date="2026-10-18T00:27:22Z">
               <w:r>
                 <w:rPr>
                   <w:rFonts w:ascii="Arial" w:cs="Arial" w:eastAsia="Arial" w:hAnsi="Arial"/>
@@ -6151,7 +6151,7 @@
                 <w:delText xml:space="preserve">2</w:delText>
               </w:r>
             </w:del>
-            <w:ins w:id="9041" w:author="Claude (AI) - proposed" w:date="2026-10-15T20:13:54Z">
+            <w:ins w:id="9041" w:author="Claude (AI) - proposed" w:date="2026-10-18T00:27:22Z">
               <w:r>
                 <w:rPr>
                   <w:rFonts w:ascii="Arial" w:cs="Arial" w:eastAsia="Arial" w:hAnsi="Arial"/>
@@ -6179,7 +6179,7 @@
               </w:rPr>
               <w:t xml:space="preserve">) and Volume Scale Factor (Lesson </w:t>
             </w:r>
-            <w:del w:id="9042" w:author="Claude (AI) - proposed" w:date="2026-10-15T20:13:54Z">
+            <w:del w:id="9042" w:author="Claude (AI) - proposed" w:date="2026-10-18T00:27:22Z">
               <w:r>
                 <w:rPr>
                   <w:rFonts w:ascii="Arial" w:cs="Arial" w:eastAsia="Arial" w:hAnsi="Arial"/>
@@ -6194,7 +6194,7 @@
                 <w:delText xml:space="preserve">3</w:delText>
               </w:r>
             </w:del>
-            <w:ins w:id="9043" w:author="Claude (AI) - proposed" w:date="2026-10-15T20:13:54Z">
+            <w:ins w:id="9043" w:author="Claude (AI) - proposed" w:date="2026-10-18T00:27:22Z">
               <w:r>
                 <w:rPr>
                   <w:rFonts w:ascii="Arial" w:cs="Arial" w:eastAsia="Arial" w:hAnsi="Arial"/>
@@ -6242,7 +6242,7 @@
         </w:rPr>
         <w:t xml:space="preserve">© 2026 SeaVuria and ARES. Aligned with KICD objectives. Developed by SeaVuria; technical implementation by ARES (with AI assistance from Claude). Licensed under </w:t>
       </w:r>
-      <w:hyperlink w:history="1" r:id="rIdu1blvndbqkbgexhdcq2po">
+      <w:hyperlink w:history="1" r:id="rIdazulv3toefyyat2gpbbvy">
         <w:r>
           <w:rPr>
             <w:rFonts w:ascii="Arial" w:cs="Arial" w:eastAsia="Arial" w:hAnsi="Arial"/>
@@ -6263,7 +6263,7 @@
         </w:rPr>
         <w:t xml:space="preserve"> (</w:t>
       </w:r>
-      <w:hyperlink w:history="1" r:id="rId0vit8ytvqbb6er1h3xzgu">
+      <w:hyperlink w:history="1" r:id="rIdmsiynwevcuyipu7rp4wlt">
         <w:r>
           <w:rPr>
             <w:rFonts w:ascii="Arial" w:cs="Arial" w:eastAsia="Arial" w:hAnsi="Arial"/>
@@ -7135,7 +7135,7 @@
               </w:rPr>
               <w:t xml:space="preserve">The cognitive anchor throughout is the phenomenon: the Kisumu school plan was produced by an architect who placed a centre of enlargement and applied a L.S.F of 1/200 to shrink the real building onto </w:t>
             </w:r>
-            <w:del w:id="9044" w:author="Claude (AI) - proposed" w:date="2026-10-15T20:13:54Z">
+            <w:del w:id="9044" w:author="Claude (AI) - proposed" w:date="2026-10-18T00:27:22Z">
               <w:r>
                 <w:rPr>
                   <w:rFonts w:ascii="Arial" w:cs="Arial" w:eastAsia="Arial" w:hAnsi="Arial"/>
@@ -7150,7 +7150,7 @@
                 <w:delText xml:space="preserve">an A3</w:delText>
               </w:r>
             </w:del>
-            <w:ins w:id="9045" w:author="Claude (AI) - proposed" w:date="2026-10-15T20:13:54Z">
+            <w:ins w:id="9045" w:author="Claude (AI) - proposed" w:date="2026-10-18T00:27:22Z">
               <w:r>
                 <w:rPr>
                   <w:rFonts w:ascii="Arial" w:cs="Arial" w:eastAsia="Arial" w:hAnsi="Arial"/>
@@ -7218,7 +7218,7 @@
               </w:rPr>
               <w:t xml:space="preserve">The lesson concludes with learners updating the Driving Question Board with a new, more precise claim: "L.S.F tells us the ratio of any image length to its object length, and for our school plan that ratio is 1/200." The cumulative model is revised to show the centre of enlargement as a labelled point with ray lines, connecting the abstract geometry to the real-world architectural phenomenon. This sets up Lesson 3, where learners will construct their own enlargements given a centre and L.S.F, and </w:t>
             </w:r>
-            <w:del w:id="9046" w:author="Claude (AI) - proposed" w:date="2026-10-15T20:13:54Z">
+            <w:del w:id="9046" w:author="Claude (AI) - proposed" w:date="2026-10-18T00:27:22Z">
               <w:r>
                 <w:rPr>
                   <w:rFonts w:ascii="Arial" w:cs="Arial" w:eastAsia="Arial" w:hAnsi="Arial"/>
@@ -7233,7 +7233,7 @@
                 <w:delText xml:space="preserve">begin exploring how the L.S.F relates to</w:delText>
               </w:r>
             </w:del>
-            <w:ins w:id="9047" w:author="Claude (AI) - proposed" w:date="2026-10-15T20:13:54Z">
+            <w:ins w:id="9047" w:author="Claude (AI) - proposed" w:date="2026-10-18T00:27:22Z">
               <w:r>
                 <w:rPr>
                   <w:rFonts w:ascii="Arial" w:cs="Arial" w:eastAsia="Arial" w:hAnsi="Arial"/>
@@ -7261,7 +7261,7 @@
               </w:rPr>
               <w:t xml:space="preserve"> area and volume </w:t>
             </w:r>
-            <w:del w:id="9048" w:author="Claude (AI) - proposed" w:date="2026-10-15T20:13:54Z">
+            <w:del w:id="9048" w:author="Claude (AI) - proposed" w:date="2026-10-18T00:27:22Z">
               <w:r>
                 <w:rPr>
                   <w:rFonts w:ascii="Arial" w:cs="Arial" w:eastAsia="Arial" w:hAnsi="Arial"/>
@@ -7276,7 +7276,7 @@
                 <w:delText xml:space="preserve">changes</w:delText>
               </w:r>
             </w:del>
-            <w:ins w:id="9049" w:author="Claude (AI) - proposed" w:date="2026-10-15T20:13:54Z">
+            <w:ins w:id="9049" w:author="Claude (AI) - proposed" w:date="2026-10-18T00:27:22Z">
               <w:r>
                 <w:rPr>
                   <w:rFonts w:ascii="Arial" w:cs="Arial" w:eastAsia="Arial" w:hAnsi="Arial"/>
@@ -7592,7 +7592,7 @@
             <w:pPr>
               <w:spacing w:after="20" w:before="0"/>
             </w:pPr>
-            <w:hyperlink w:history="1" r:id="rIdz4thylovufvulc3timzr2">
+            <w:hyperlink w:history="1" r:id="rIdfuuo7wtubnw8t8uthxzjb">
               <w:r>
                 <w:rPr>
                   <w:rFonts w:ascii="Arial" w:cs="Arial" w:eastAsia="Arial" w:hAnsi="Arial"/>
@@ -7625,7 +7625,7 @@
               <w:spacing w:after="10" w:before="0"/>
               <w:ind w:left="120"/>
             </w:pPr>
-            <w:hyperlink w:history="1" r:id="rIdupglqg0zr7ifksviup7rw">
+            <w:hyperlink w:history="1" r:id="rIdqs5yxaqhsc3nitmnn9xx1">
               <w:r>
                 <w:rPr>
                   <w:rFonts w:ascii="Arial" w:cs="Arial" w:eastAsia="Arial" w:hAnsi="Arial"/>
@@ -7670,7 +7670,7 @@
             <w:pPr>
               <w:spacing w:after="20" w:before="0"/>
             </w:pPr>
-            <w:hyperlink w:history="1" r:id="rIdrgmg4jn2sezfh9cl9xzqm">
+            <w:hyperlink w:history="1" r:id="rIddlqnt178trxw0221vqnpj">
               <w:r>
                 <w:rPr>
                   <w:rFonts w:ascii="Arial" w:cs="Arial" w:eastAsia="Arial" w:hAnsi="Arial"/>
@@ -7703,7 +7703,7 @@
               <w:spacing w:after="10" w:before="0"/>
               <w:ind w:left="120"/>
             </w:pPr>
-            <w:hyperlink w:history="1" r:id="rId_r4vnxgn10gqaxtsliyop">
+            <w:hyperlink w:history="1" r:id="rIdimpcpd_5cgnaqsgb9qhth">
               <w:r>
                 <w:rPr>
                   <w:rFonts w:ascii="Arial" w:cs="Arial" w:eastAsia="Arial" w:hAnsi="Arial"/>
@@ -7748,7 +7748,7 @@
               </w:rPr>
               <w:t xml:space="preserve">Each learner receives a printed or hand-drawn worksheet showing a small quadrilateral (labelled ABCD, representing the floor plan of a classroom block) and a larger, clearly enlarged quadrilateral (labelled A'B'C'D') placed nearby on the same page.</w:t>
             </w:r>
-            <w:ins w:id="9050" w:author="Claude (AI) - proposed" w:date="2026-10-15T20:13:54Z">
+            <w:ins w:id="9050" w:author="Claude (AI) - proposed" w:date="2026-10-18T00:27:22Z">
               <w:r>
                 <w:rPr>
                   <w:rFonts w:ascii="Arial" w:cs="Arial" w:eastAsia="Arial" w:hAnsi="Arial"/>
@@ -7796,7 +7796,7 @@
               <w:spacing w:after="40" w:before="0"/>
               <w:jc w:val="left"/>
             </w:pPr>
-            <w:ins w:id="9051" w:author="Claude (AI) - proposed" w:date="2026-10-15T20:13:54Z">
+            <w:ins w:id="9051" w:author="Claude (AI) - proposed" w:date="2026-10-18T00:27:22Z">
               <w:r>
                 <w:rPr>
                   <w:rFonts w:ascii="Arial" w:cs="Arial" w:eastAsia="Arial" w:hAnsi="Arial"/>
@@ -7946,7 +7946,7 @@
             <w:pPr>
               <w:spacing w:after="20" w:before="0"/>
             </w:pPr>
-            <w:hyperlink w:history="1" r:id="rIdbci_ac16ublmwb13ojpvi">
+            <w:hyperlink w:history="1" r:id="rIdz9d-irln6e8lafs15fogr">
               <w:r>
                 <w:rPr>
                   <w:rFonts w:ascii="Arial" w:cs="Arial" w:eastAsia="Arial" w:hAnsi="Arial"/>
@@ -7979,7 +7979,7 @@
               <w:spacing w:after="10" w:before="0"/>
               <w:ind w:left="120"/>
             </w:pPr>
-            <w:hyperlink w:history="1" r:id="rIds5npirrrwrxyvqskknkv9">
+            <w:hyperlink w:history="1" r:id="rIdcsrsbqtw4bcjxyb9ajlc4">
               <w:r>
                 <w:rPr>
                   <w:rFonts w:ascii="Arial" w:cs="Arial" w:eastAsia="Arial" w:hAnsi="Arial"/>
@@ -8024,7 +8024,7 @@
             <w:pPr>
               <w:spacing w:after="20" w:before="0"/>
             </w:pPr>
-            <w:hyperlink w:history="1" r:id="rIdl6htzw_qfki7nn7bs2m47">
+            <w:hyperlink w:history="1" r:id="rIdzxbqmngknejgfptjctgzn">
               <w:r>
                 <w:rPr>
                   <w:rFonts w:ascii="Arial" w:cs="Arial" w:eastAsia="Arial" w:hAnsi="Arial"/>
@@ -8057,7 +8057,7 @@
               <w:spacing w:after="10" w:before="0"/>
               <w:ind w:left="120"/>
             </w:pPr>
-            <w:hyperlink w:history="1" r:id="rIdtebc1sfs8xepzblxbi4sx">
+            <w:hyperlink w:history="1" r:id="rIdowgmgjpuzasjs6ezqgpgs">
               <w:r>
                 <w:rPr>
                   <w:rFonts w:ascii="Arial" w:cs="Arial" w:eastAsia="Arial" w:hAnsi="Arial"/>
@@ -8257,7 +8257,7 @@
             <w:pPr>
               <w:spacing w:after="20" w:before="0"/>
             </w:pPr>
-            <w:hyperlink w:history="1" r:id="rId_5bszcxu1dqoybpe_zsak">
+            <w:hyperlink w:history="1" r:id="rIdckkcfyyksb1wxvk02jwdj">
               <w:r>
                 <w:rPr>
                   <w:rFonts w:ascii="Arial" w:cs="Arial" w:eastAsia="Arial" w:hAnsi="Arial"/>
@@ -8290,7 +8290,7 @@
               <w:spacing w:after="10" w:before="0"/>
               <w:ind w:left="120"/>
             </w:pPr>
-            <w:hyperlink w:history="1" r:id="rIdn_8tkgcxgijyde8wnyk1z">
+            <w:hyperlink w:history="1" r:id="rIdzrdrfqss2u1o4ommrpjeq">
               <w:r>
                 <w:rPr>
                   <w:rFonts w:ascii="Arial" w:cs="Arial" w:eastAsia="Arial" w:hAnsi="Arial"/>
@@ -8335,7 +8335,7 @@
             <w:pPr>
               <w:spacing w:after="20" w:before="0"/>
             </w:pPr>
-            <w:hyperlink w:history="1" r:id="rIdaxsd2ahxj4pfz0oswkkd5">
+            <w:hyperlink w:history="1" r:id="rId29aee2fpkxfzjar-wdaju">
               <w:r>
                 <w:rPr>
                   <w:rFonts w:ascii="Arial" w:cs="Arial" w:eastAsia="Arial" w:hAnsi="Arial"/>
@@ -8368,7 +8368,7 @@
               <w:spacing w:after="10" w:before="0"/>
               <w:ind w:left="120"/>
             </w:pPr>
-            <w:hyperlink w:history="1" r:id="rIdsow0k9cd5a7ckxmk1eyvc">
+            <w:hyperlink w:history="1" r:id="rIdxjvjbpufd4bunhwbnrtmb">
               <w:r>
                 <w:rPr>
                   <w:rFonts w:ascii="Arial" w:cs="Arial" w:eastAsia="Arial" w:hAnsi="Arial"/>
@@ -8413,7 +8413,7 @@
               </w:rPr>
               <w:t xml:space="preserve">Learners write a definition of 'centre of enlargement' in their own words in their exercise books, then share with their pair to agree on a joint definition. The class agrees on a class definition. Learners then write the formula L.S.F = image length ÷ object length and apply it to the Kisumu school plan phenomenon: if a classroom block is 10 metres wide (= 1000 cm) and measures 5 cm on the plan, they calculate the L.S.F and identify it as 1/200, matching the label on the plan. Learners then solve </w:t>
             </w:r>
-            <w:del w:id="9052" w:author="Claude (AI) - proposed" w:date="2026-10-15T20:13:54Z">
+            <w:del w:id="9052" w:author="Claude (AI) - proposed" w:date="2026-10-18T00:27:22Z">
               <w:r>
                 <w:rPr>
                   <w:rFonts w:ascii="Arial" w:cs="Arial" w:eastAsia="Arial" w:hAnsi="Arial"/>
@@ -8428,7 +8428,7 @@
                 <w:delText xml:space="preserve">two practice problems</w:delText>
               </w:r>
             </w:del>
-            <w:ins w:id="9053" w:author="Claude (AI) - proposed" w:date="2026-10-15T20:13:54Z">
+            <w:ins w:id="9053" w:author="Claude (AI) - proposed" w:date="2026-10-18T00:27:22Z">
               <w:r>
                 <w:rPr>
                   <w:rFonts w:ascii="Arial" w:cs="Arial" w:eastAsia="Arial" w:hAnsi="Arial"/>
@@ -8489,7 +8489,7 @@
               </w:rPr>
               <w:t xml:space="preserve">Begin: 'In your book, write a definition of centre of enlargement using only what you discovered — do not look ahead in the textbook.' Allow 90 seconds. Say: 'Share with your partner. Agree on one definition between you.' 60 seconds. Then call on 3 pairs to share: 'Fatuma and Abubakar — read me your definition.' Write key phrases from student responses on the board, building toward the class definition: 'The centre of enlargement is the single fixed point through which all ray lines connecting corresponding vertices of an object and its image pass.' Underline 'single fixed point.' Say: 'Now — how does this connect to the school plan in Kisumu? The plan is labelled 1:200. The classroom block is 10 metres wide. It appears as 5 centimetres on the plan. Calculate the L.S.F.' Allow 15 seconds WAIT TIME. Cold-call: 'Chebet — walk us through your calculation.' If correct, affirm and ask: 'Why do we write it as 1/200 and not 200?' Ensure learners articulate that the image (plan) is smaller than the object (building), so L.S.F &lt; 1. Then say: 'Solve </w:t>
             </w:r>
-            <w:del w:id="9054" w:author="Claude (AI) - proposed" w:date="2026-10-15T20:13:54Z">
+            <w:del w:id="9054" w:author="Claude (AI) - proposed" w:date="2026-10-18T00:27:22Z">
               <w:r>
                 <w:rPr>
                   <w:rFonts w:ascii="Arial" w:cs="Arial" w:eastAsia="Arial" w:hAnsi="Arial"/>
@@ -8504,7 +8504,7 @@
                 <w:delText xml:space="preserve">problems (a) and (b</w:delText>
               </w:r>
             </w:del>
-            <w:ins w:id="9055" w:author="Claude (AI) - proposed" w:date="2026-10-15T20:13:54Z">
+            <w:ins w:id="9055" w:author="Claude (AI) - proposed" w:date="2026-10-18T00:27:22Z">
               <w:r>
                 <w:rPr>
                   <w:rFonts w:ascii="Arial" w:cs="Arial" w:eastAsia="Arial" w:hAnsi="Arial"/>
@@ -8532,7 +8532,7 @@
               </w:rPr>
               <w:t xml:space="preserve">) individually — </w:t>
             </w:r>
-            <w:del w:id="9056" w:author="Claude (AI) - proposed" w:date="2026-10-15T20:13:54Z">
+            <w:del w:id="9056" w:author="Claude (AI) - proposed" w:date="2026-10-18T00:27:22Z">
               <w:r>
                 <w:rPr>
                   <w:rFonts w:ascii="Arial" w:cs="Arial" w:eastAsia="Arial" w:hAnsi="Arial"/>
@@ -8547,7 +8547,7 @@
                 <w:delText xml:space="preserve">3 minutes</w:delText>
               </w:r>
             </w:del>
-            <w:ins w:id="9057" w:author="Claude (AI) - proposed" w:date="2026-10-15T20:13:54Z">
+            <w:ins w:id="9057" w:author="Claude (AI) - proposed" w:date="2026-10-18T00:27:22Z">
               <w:r>
                 <w:rPr>
                   <w:rFonts w:ascii="Arial" w:cs="Arial" w:eastAsia="Arial" w:hAnsi="Arial"/>
@@ -8575,7 +8575,7 @@
               </w:rPr>
               <w:t xml:space="preserve">.' Circulate. After </w:t>
             </w:r>
-            <w:del w:id="9058" w:author="Claude (AI) - proposed" w:date="2026-10-15T20:13:54Z">
+            <w:del w:id="9058" w:author="Claude (AI) - proposed" w:date="2026-10-18T00:27:22Z">
               <w:r>
                 <w:rPr>
                   <w:rFonts w:ascii="Arial" w:cs="Arial" w:eastAsia="Arial" w:hAnsi="Arial"/>
@@ -8590,7 +8590,7 @@
                 <w:delText xml:space="preserve">3</w:delText>
               </w:r>
             </w:del>
-            <w:ins w:id="9059" w:author="Claude (AI) - proposed" w:date="2026-10-15T20:13:54Z">
+            <w:ins w:id="9059" w:author="Claude (AI) - proposed" w:date="2026-10-18T00:27:22Z">
               <w:r>
                 <w:rPr>
                   <w:rFonts w:ascii="Arial" w:cs="Arial" w:eastAsia="Arial" w:hAnsi="Arial"/>
@@ -8618,7 +8618,7 @@
               </w:rPr>
               <w:t xml:space="preserve"> minutes, cold-call one learner for </w:t>
             </w:r>
-            <w:del w:id="9060" w:author="Claude (AI) - proposed" w:date="2026-10-15T20:13:54Z">
+            <w:del w:id="9060" w:author="Claude (AI) - proposed" w:date="2026-10-18T00:27:22Z">
               <w:r>
                 <w:rPr>
                   <w:rFonts w:ascii="Arial" w:cs="Arial" w:eastAsia="Arial" w:hAnsi="Arial"/>
@@ -8633,7 +8633,7 @@
                 <w:delText xml:space="preserve">each answer</w:delText>
               </w:r>
             </w:del>
-            <w:ins w:id="9061" w:author="Claude (AI) - proposed" w:date="2026-10-15T20:13:54Z">
+            <w:ins w:id="9061" w:author="Claude (AI) - proposed" w:date="2026-10-18T00:27:22Z">
               <w:r>
                 <w:rPr>
                   <w:rFonts w:ascii="Arial" w:cs="Arial" w:eastAsia="Arial" w:hAnsi="Arial"/>
@@ -8783,7 +8783,7 @@
             <w:pPr>
               <w:spacing w:after="20" w:before="0"/>
             </w:pPr>
-            <w:hyperlink w:history="1" r:id="rIdan_lrz2enrcpkapiiu7uj">
+            <w:hyperlink w:history="1" r:id="rIdcqls3tcgdxdim_eq-bdyb">
               <w:r>
                 <w:rPr>
                   <w:rFonts w:ascii="Arial" w:cs="Arial" w:eastAsia="Arial" w:hAnsi="Arial"/>
@@ -8816,7 +8816,7 @@
               <w:spacing w:after="10" w:before="0"/>
               <w:ind w:left="120"/>
             </w:pPr>
-            <w:hyperlink w:history="1" r:id="rIdalux5n1jbzl-c2aafrc42">
+            <w:hyperlink w:history="1" r:id="rIdxzjfb6deyxvnr8vogmnoz">
               <w:r>
                 <w:rPr>
                   <w:rFonts w:ascii="Arial" w:cs="Arial" w:eastAsia="Arial" w:hAnsi="Arial"/>
@@ -8861,7 +8861,7 @@
             <w:pPr>
               <w:spacing w:after="20" w:before="0"/>
             </w:pPr>
-            <w:hyperlink w:history="1" r:id="rIdezabwuqokhtsmly09wz-c">
+            <w:hyperlink w:history="1" r:id="rIdd5ydhpsz9bm8ghyxssvgo">
               <w:r>
                 <w:rPr>
                   <w:rFonts w:ascii="Arial" w:cs="Arial" w:eastAsia="Arial" w:hAnsi="Arial"/>
@@ -8894,7 +8894,7 @@
               <w:spacing w:after="10" w:before="0"/>
               <w:ind w:left="120"/>
             </w:pPr>
-            <w:hyperlink w:history="1" r:id="rIdxkmuqbh9bvum2tq6sbmyd">
+            <w:hyperlink w:history="1" r:id="rIdjoyleeb4t2qdhvotvevvv">
               <w:r>
                 <w:rPr>
                   <w:rFonts w:ascii="Arial" w:cs="Arial" w:eastAsia="Arial" w:hAnsi="Arial"/>
@@ -8972,7 +8972,7 @@
               </w:rPr>
               <w:t xml:space="preserve">Direct learners to the DQB (a large chart on the classroom wall, established in Lesson 1). Say: 'In Lesson 1 we added our first understanding — similar figures have equal angles and proportional sides, and the school plan uses a scale of 1:200. Today we go deeper.' Hand each learner a sticky note (or ask them to write on a small piece of paper). Say: 'Write ONE thing you now know about L.S.F or the centre of enlargement that you did not know at the start of today's lesson. Then on the back, write ONE new question today's work is making you wonder about.' Allow 2 minutes. Collect and read </w:t>
             </w:r>
-            <w:del w:id="9062" w:author="Claude (AI) - proposed" w:date="2026-10-15T20:13:54Z">
+            <w:del w:id="9062" w:author="Claude (AI) - proposed" w:date="2026-10-18T00:27:22Z">
               <w:r>
                 <w:rPr>
                   <w:rFonts w:ascii="Arial" w:cs="Arial" w:eastAsia="Arial" w:hAnsi="Arial"/>
@@ -8987,7 +8987,7 @@
                 <w:delText xml:space="preserve">5–6 notes aloud</w:delText>
               </w:r>
             </w:del>
-            <w:ins w:id="9063" w:author="Claude (AI) - proposed" w:date="2026-10-15T20:13:54Z">
+            <w:ins w:id="9063" w:author="Claude (AI) - proposed" w:date="2026-10-18T00:27:22Z">
               <w:r>
                 <w:rPr>
                   <w:rFonts w:ascii="Arial" w:cs="Arial" w:eastAsia="Arial" w:hAnsi="Arial"/>
@@ -9015,7 +9015,7 @@
               </w:rPr>
               <w:t xml:space="preserve">, placing them on the board. Cluster similar 'know' statements together. Highlight questions about area and volume — say: 'Several of you are asking — if L.S.F = 2, does the area also double? Does the volume also double? Keep that question visible — it is exactly where we are going in Lessons </w:t>
             </w:r>
-            <w:del w:id="9064" w:author="Claude (AI) - proposed" w:date="2026-10-15T20:13:54Z">
+            <w:del w:id="9064" w:author="Claude (AI) - proposed" w:date="2026-10-18T00:27:22Z">
               <w:r>
                 <w:rPr>
                   <w:rFonts w:ascii="Arial" w:cs="Arial" w:eastAsia="Arial" w:hAnsi="Arial"/>
@@ -9030,7 +9030,7 @@
                 <w:delText xml:space="preserve">3 and 4</w:delText>
               </w:r>
             </w:del>
-            <w:ins w:id="9065" w:author="Claude (AI) - proposed" w:date="2026-10-15T20:13:54Z">
+            <w:ins w:id="9065" w:author="Claude (AI) - proposed" w:date="2026-10-18T00:27:22Z">
               <w:r>
                 <w:rPr>
                   <w:rFonts w:ascii="Arial" w:cs="Arial" w:eastAsia="Arial" w:hAnsi="Arial"/>
@@ -9091,7 +9091,7 @@
               </w:rPr>
               <w:t xml:space="preserve">Knowledge-Claim Charting with Wonder Questions: The DQB functions as a public, cumulative record of the class's growing understanding. Separating 'what we know' from 'new questions' models scientific thinking — every answer generates new questions — and keeps the storyline tension alive. Highlighting learner-generated questions about area and volume creates anticipatory curiosity for Lessons </w:t>
             </w:r>
-            <w:del w:id="9066" w:author="Claude (AI) - proposed" w:date="2026-10-15T20:13:54Z">
+            <w:del w:id="9066" w:author="Claude (AI) - proposed" w:date="2026-10-18T00:27:22Z">
               <w:r>
                 <w:rPr>
                   <w:rFonts w:ascii="Arial" w:cs="Arial" w:eastAsia="Arial" w:hAnsi="Arial"/>
@@ -9106,7 +9106,7 @@
                 <w:delText xml:space="preserve">3 and 4</w:delText>
               </w:r>
             </w:del>
-            <w:ins w:id="9067" w:author="Claude (AI) - proposed" w:date="2026-10-15T20:13:54Z">
+            <w:ins w:id="9067" w:author="Claude (AI) - proposed" w:date="2026-10-18T00:27:22Z">
               <w:r>
                 <w:rPr>
                   <w:rFonts w:ascii="Arial" w:cs="Arial" w:eastAsia="Arial" w:hAnsi="Arial"/>
@@ -9223,7 +9223,7 @@
             <w:pPr>
               <w:spacing w:after="20" w:before="0"/>
             </w:pPr>
-            <w:hyperlink w:history="1" r:id="rIdnvv9g5uylbnvt79nlrx8o">
+            <w:hyperlink w:history="1" r:id="rIdoyvnujthvfme6dzlfoh6u">
               <w:r>
                 <w:rPr>
                   <w:rFonts w:ascii="Arial" w:cs="Arial" w:eastAsia="Arial" w:hAnsi="Arial"/>
@@ -9272,7 +9272,7 @@
               <w:spacing w:after="10" w:before="0"/>
               <w:ind w:left="120"/>
             </w:pPr>
-            <w:hyperlink w:history="1" r:id="rIdugto1ttpvxajuumdgvivf">
+            <w:hyperlink w:history="1" r:id="rIdfqedavrf-wpqtjvkx3pvi">
               <w:r>
                 <w:rPr>
                   <w:rFonts w:ascii="Arial" w:cs="Arial" w:eastAsia="Arial" w:hAnsi="Arial"/>
@@ -9317,7 +9317,7 @@
             <w:pPr>
               <w:spacing w:after="20" w:before="0"/>
             </w:pPr>
-            <w:hyperlink w:history="1" r:id="rIdjdisjwybgjrlthmqo-keg">
+            <w:hyperlink w:history="1" r:id="rIdivmzyw46969jrsnzibapz">
               <w:r>
                 <w:rPr>
                   <w:rFonts w:ascii="Arial" w:cs="Arial" w:eastAsia="Arial" w:hAnsi="Arial"/>
@@ -9366,7 +9366,7 @@
               <w:spacing w:after="10" w:before="0"/>
               <w:ind w:left="120"/>
             </w:pPr>
-            <w:hyperlink w:history="1" r:id="rIdhrlpr0abawcvpnyztopu1">
+            <w:hyperlink w:history="1" r:id="rIdookfbalakp7w6-hsmo-ct">
               <w:r>
                 <w:rPr>
                   <w:rFonts w:ascii="Arial" w:cs="Arial" w:eastAsia="Arial" w:hAnsi="Arial"/>
@@ -9444,7 +9444,7 @@
               </w:rPr>
               <w:t xml:space="preserve">Say: 'Open the cumulative model you drew in Lesson 1. Today you are adding three new features.' Write on the board: '(1) Label a point O as the centre of enlargement. (2) Draw ray lines from O through corresponding corners. (3) Write the L.S.F equation and calculate it for the 10 m classroom block.' Allow 4 minutes for learners to update their models. Circulate, checking that: ray lines extend through both the object corner and image corner (not stopping at one), O is clearly labelled, and the L.S.F calculation is shown as a ratio (not just the decimal). After 4 minutes, ask two volunteers to hold up their models. Use the visualiser or walk the model around the room. Say: 'Notice how Amina has drawn O outside the shape — can the centre of enlargement be inside the shape? Can it be on a side? We will </w:t>
             </w:r>
-            <w:del w:id="9068" w:author="Claude (AI) - proposed" w:date="2026-10-15T20:13:54Z">
+            <w:del w:id="9068" w:author="Claude (AI) - proposed" w:date="2026-10-18T00:27:22Z">
               <w:r>
                 <w:rPr>
                   <w:rFonts w:ascii="Arial" w:cs="Arial" w:eastAsia="Arial" w:hAnsi="Arial"/>
@@ -9459,7 +9459,7 @@
                 <w:delText xml:space="preserve">explore that in Lesson 3</w:delText>
               </w:r>
             </w:del>
-            <w:ins w:id="9069" w:author="Claude (AI) - proposed" w:date="2026-10-15T20:13:54Z">
+            <w:ins w:id="9069" w:author="Claude (AI) - proposed" w:date="2026-10-18T00:27:22Z">
               <w:r>
                 <w:rPr>
                   <w:rFonts w:ascii="Arial" w:cs="Arial" w:eastAsia="Arial" w:hAnsi="Arial"/>
@@ -9487,7 +9487,7 @@
               </w:rPr>
               <w:t xml:space="preserve">. For now, your model shows the architecture of our school plan — a centre, ray lines, and a scale factor of 1/200.' End with: 'In Lesson 3, you will use exactly this model to construct your own enlargements — and </w:t>
             </w:r>
-            <w:del w:id="9070" w:author="Claude (AI) - proposed" w:date="2026-10-15T20:13:54Z">
+            <w:del w:id="9070" w:author="Claude (AI) - proposed" w:date="2026-10-18T00:27:22Z">
               <w:r>
                 <w:rPr>
                   <w:rFonts w:ascii="Arial" w:cs="Arial" w:eastAsia="Arial" w:hAnsi="Arial"/>
@@ -9502,7 +9502,7 @@
                 <w:delText xml:space="preserve">then we will start asking</w:delText>
               </w:r>
             </w:del>
-            <w:ins w:id="9071" w:author="Claude (AI) - proposed" w:date="2026-10-15T20:13:54Z">
+            <w:ins w:id="9071" w:author="Claude (AI) - proposed" w:date="2026-10-18T00:27:22Z">
               <w:r>
                 <w:rPr>
                   <w:rFonts w:ascii="Arial" w:cs="Arial" w:eastAsia="Arial" w:hAnsi="Arial"/>
@@ -9751,7 +9751,7 @@
               </w:rPr>
               <w:t xml:space="preserve">4. Looking at the DQB sticky notes, how many learners are already wondering about what happens to area and volume? Are there any misconceptions visible on the board (e.g. 'area also scales by 1/200') that I need to explicitly address — or strategically leave visible — before Lesson </w:t>
             </w:r>
-            <w:del w:id="9072" w:author="Claude (AI) - proposed" w:date="2026-10-15T20:13:54Z">
+            <w:del w:id="9072" w:author="Claude (AI) - proposed" w:date="2026-10-18T00:27:22Z">
               <w:r>
                 <w:rPr>
                   <w:rFonts w:ascii="Arial" w:cs="Arial" w:eastAsia="Arial" w:hAnsi="Arial"/>
@@ -9766,7 +9766,7 @@
                 <w:delText xml:space="preserve">4</w:delText>
               </w:r>
             </w:del>
-            <w:ins w:id="9073" w:author="Claude (AI) - proposed" w:date="2026-10-15T20:13:54Z">
+            <w:ins w:id="9073" w:author="Claude (AI) - proposed" w:date="2026-10-18T00:27:22Z">
               <w:r>
                 <w:rPr>
                   <w:rFonts w:ascii="Arial" w:cs="Arial" w:eastAsia="Arial" w:hAnsi="Arial"/>
@@ -10100,7 +10100,7 @@
         </w:rPr>
         <w:t xml:space="preserve">© 2026 SeaVuria and ARES. Aligned with KICD objectives. Developed by SeaVuria; technical implementation by ARES (with AI assistance from Claude). Licensed under </w:t>
       </w:r>
-      <w:hyperlink w:history="1" r:id="rId3aa1r0twpzbxtwjyc5qil">
+      <w:hyperlink w:history="1" r:id="rIdwu84umrqjnvm_qtcs05q2">
         <w:r>
           <w:rPr>
             <w:rFonts w:ascii="Arial" w:cs="Arial" w:eastAsia="Arial" w:hAnsi="Arial"/>
@@ -10121,7 +10121,7 @@
         </w:rPr>
         <w:t xml:space="preserve"> (</w:t>
       </w:r>
-      <w:hyperlink w:history="1" r:id="rIdooi7-rnxuhbbg82u7hyf-">
+      <w:hyperlink w:history="1" r:id="rIdjem6dat77fnyl1g9sbpxk">
         <w:r>
           <w:rPr>
             <w:rFonts w:ascii="Arial" w:cs="Arial" w:eastAsia="Arial" w:hAnsi="Arial"/>
@@ -10710,7 +10710,7 @@
               </w:rPr>
               <w:t xml:space="preserve">In Lesson 1 learners identified </w:t>
             </w:r>
-            <w:ins w:id="9074" w:author="Claude (AI) - proposed" w:date="2026-10-15T20:13:54Z">
+            <w:ins w:id="9074" w:author="Claude (AI) - proposed" w:date="2026-10-18T00:27:22Z">
               <w:r>
                 <w:rPr>
                   <w:rFonts w:ascii="Arial" w:cs="Arial" w:eastAsia="Arial" w:hAnsi="Arial"/>
@@ -10738,7 +10738,7 @@
               </w:rPr>
               <w:t xml:space="preserve">properties of similar figures</w:t>
             </w:r>
-            <w:del w:id="9075" w:author="Claude (AI) - proposed" w:date="2026-10-15T20:13:54Z">
+            <w:del w:id="9075" w:author="Claude (AI) - proposed" w:date="2026-10-18T00:27:22Z">
               <w:r>
                 <w:rPr>
                   <w:rFonts w:ascii="Arial" w:cs="Arial" w:eastAsia="Arial" w:hAnsi="Arial"/>
@@ -10766,7 +10766,7 @@
               </w:rPr>
               <w:t xml:space="preserve">. In Lesson 2 they located the centre of enlargement and computed L.S.F from </w:t>
             </w:r>
-            <w:del w:id="9076" w:author="Claude (AI) - proposed" w:date="2026-10-15T20:13:54Z">
+            <w:del w:id="9076" w:author="Claude (AI) - proposed" w:date="2026-10-18T00:27:22Z">
               <w:r>
                 <w:rPr>
                   <w:rFonts w:ascii="Arial" w:cs="Arial" w:eastAsia="Arial" w:hAnsi="Arial"/>
@@ -10781,7 +10781,7 @@
                 <w:delText xml:space="preserve">given figures</w:delText>
               </w:r>
             </w:del>
-            <w:ins w:id="9077" w:author="Claude (AI) - proposed" w:date="2026-10-15T20:13:54Z">
+            <w:ins w:id="9077" w:author="Claude (AI) - proposed" w:date="2026-10-18T00:27:22Z">
               <w:r>
                 <w:rPr>
                   <w:rFonts w:ascii="Arial" w:cs="Arial" w:eastAsia="Arial" w:hAnsi="Arial"/>
@@ -11260,7 +11260,7 @@
             <w:pPr>
               <w:spacing w:after="20" w:before="0"/>
             </w:pPr>
-            <w:hyperlink w:history="1" r:id="rId-t8fyqs5jelbbftp1yimx">
+            <w:hyperlink w:history="1" r:id="rId9at1ywmu-av2ehczykx2c">
               <w:r>
                 <w:rPr>
                   <w:rFonts w:ascii="Arial" w:cs="Arial" w:eastAsia="Arial" w:hAnsi="Arial"/>
@@ -11293,7 +11293,7 @@
               <w:spacing w:after="10" w:before="0"/>
               <w:ind w:left="120"/>
             </w:pPr>
-            <w:hyperlink w:history="1" r:id="rId9lrorb7-5xbtsdwg3ymaf">
+            <w:hyperlink w:history="1" r:id="rIddnswsby-udjfxwfzzh62o">
               <w:r>
                 <w:rPr>
                   <w:rFonts w:ascii="Arial" w:cs="Arial" w:eastAsia="Arial" w:hAnsi="Arial"/>
@@ -11338,7 +11338,7 @@
             <w:pPr>
               <w:spacing w:after="20" w:before="0"/>
             </w:pPr>
-            <w:hyperlink w:history="1" r:id="rIdwv_memyhfm5zr7joibkit">
+            <w:hyperlink w:history="1" r:id="rIdxx2-hv-mvki7nzc2evhqm">
               <w:r>
                 <w:rPr>
                   <w:rFonts w:ascii="Arial" w:cs="Arial" w:eastAsia="Arial" w:hAnsi="Arial"/>
@@ -11371,7 +11371,7 @@
               <w:spacing w:after="10" w:before="0"/>
               <w:ind w:left="120"/>
             </w:pPr>
-            <w:hyperlink w:history="1" r:id="rIdtsjcat9tqzkgny-hzd10r">
+            <w:hyperlink w:history="1" r:id="rIdus80ubrm9tpt0x7hdbtzu">
               <w:r>
                 <w:rPr>
                   <w:rFonts w:ascii="Arial" w:cs="Arial" w:eastAsia="Arial" w:hAnsi="Arial"/>
@@ -11571,7 +11571,7 @@
             <w:pPr>
               <w:spacing w:after="20" w:before="0"/>
             </w:pPr>
-            <w:hyperlink w:history="1" r:id="rIdgqtykftajcmgv_ksoxxqy">
+            <w:hyperlink w:history="1" r:id="rIdoysm_rixks67kdg9vwqrp">
               <w:r>
                 <w:rPr>
                   <w:rFonts w:ascii="Arial" w:cs="Arial" w:eastAsia="Arial" w:hAnsi="Arial"/>
@@ -11604,7 +11604,7 @@
               <w:spacing w:after="10" w:before="0"/>
               <w:ind w:left="120"/>
             </w:pPr>
-            <w:hyperlink w:history="1" r:id="rIdsnnkzn61kg4nokg8wb79d">
+            <w:hyperlink w:history="1" r:id="rIdf9sphuptfrsbtrmhzlvfl">
               <w:r>
                 <w:rPr>
                   <w:rFonts w:ascii="Arial" w:cs="Arial" w:eastAsia="Arial" w:hAnsi="Arial"/>
@@ -11649,7 +11649,7 @@
             <w:pPr>
               <w:spacing w:after="20" w:before="0"/>
             </w:pPr>
-            <w:hyperlink w:history="1" r:id="rIddvcykt4vn_tafkybb0i5c">
+            <w:hyperlink w:history="1" r:id="rIdgcmfuud5gf-itkva740-h">
               <w:r>
                 <w:rPr>
                   <w:rFonts w:ascii="Arial" w:cs="Arial" w:eastAsia="Arial" w:hAnsi="Arial"/>
@@ -11682,7 +11682,7 @@
               <w:spacing w:after="10" w:before="0"/>
               <w:ind w:left="120"/>
             </w:pPr>
-            <w:hyperlink w:history="1" r:id="rIdha4abc7cffnz_m0afl_x0">
+            <w:hyperlink w:history="1" r:id="rIdocvdhxucbg4xbcccoz9qm">
               <w:r>
                 <w:rPr>
                   <w:rFonts w:ascii="Arial" w:cs="Arial" w:eastAsia="Arial" w:hAnsi="Arial"/>
@@ -11760,7 +11760,7 @@
               </w:rPr>
               <w:t xml:space="preserve">Distribute plain paper, rulers, sharp pencils, and geometrical sets</w:t>
             </w:r>
-            <w:ins w:id="9078" w:author="Claude (AI) - proposed" w:date="2026-10-15T20:13:54Z">
+            <w:ins w:id="9078" w:author="Claude (AI) - proposed" w:date="2026-10-18T00:27:22Z">
               <w:r>
                 <w:rPr>
                   <w:rFonts w:ascii="Arial" w:cs="Arial" w:eastAsia="Arial" w:hAnsi="Arial"/>
@@ -11910,7 +11910,7 @@
             <w:pPr>
               <w:spacing w:after="20" w:before="0"/>
             </w:pPr>
-            <w:hyperlink w:history="1" r:id="rIdrczxnkz3dcfdknk9if-zh">
+            <w:hyperlink w:history="1" r:id="rIdzbwvbjnrvts9b6ijnzow2">
               <w:r>
                 <w:rPr>
                   <w:rFonts w:ascii="Arial" w:cs="Arial" w:eastAsia="Arial" w:hAnsi="Arial"/>
@@ -11943,7 +11943,7 @@
               <w:spacing w:after="10" w:before="0"/>
               <w:ind w:left="120"/>
             </w:pPr>
-            <w:hyperlink w:history="1" r:id="rIdw_trjp6ruh8ixxjcewpsj">
+            <w:hyperlink w:history="1" r:id="rIdubcgwmycvbbp2c2mgjsdy">
               <w:r>
                 <w:rPr>
                   <w:rFonts w:ascii="Arial" w:cs="Arial" w:eastAsia="Arial" w:hAnsi="Arial"/>
@@ -11988,7 +11988,7 @@
             <w:pPr>
               <w:spacing w:after="20" w:before="0"/>
             </w:pPr>
-            <w:hyperlink w:history="1" r:id="rIdxcwtm49yxhu3lfef90s3z">
+            <w:hyperlink w:history="1" r:id="rIdmkqgdksuswokasath4buf">
               <w:r>
                 <w:rPr>
                   <w:rFonts w:ascii="Arial" w:cs="Arial" w:eastAsia="Arial" w:hAnsi="Arial"/>
@@ -12021,7 +12021,7 @@
               <w:spacing w:after="10" w:before="0"/>
               <w:ind w:left="120"/>
             </w:pPr>
-            <w:hyperlink w:history="1" r:id="rId-kiqc5zvofjhxzjgdjcsq">
+            <w:hyperlink w:history="1" r:id="rIdlzo_vqavakrodeb4bdtxj">
               <w:r>
                 <w:rPr>
                   <w:rFonts w:ascii="Arial" w:cs="Arial" w:eastAsia="Arial" w:hAnsi="Arial"/>
@@ -12099,7 +12099,7 @@
               </w:rPr>
               <w:t xml:space="preserve">After construction, say: 'Put your ruler down. Independently, answer the three prompts on the board in your notebook. You have 6 minutes.' After 6 minutes: 'Share with your partner — 2 minutes.' Reconvene and cold-call 4 learners for prompt responses (one prompt per learner pair, rotating across the room): 'Zawadi — describe the construction steps in your own words.' [WAIT 12 seconds.] 'Kipchoge — what changes when the scale factor is negative?' [WAIT 15 seconds.] 'Achieng — for the school plan at 1 : 200, what L.S.F did the architect use?' [WAIT 15 seconds.] 'Mutua — if you find a room is 3 cm wide on the plan, how wide is it in real life?' [WAIT 12 seconds.] Consolidate on the board: write the formal definition — 'For an enlargement with centre O and L.S.F k: OA' = k × OA</w:t>
             </w:r>
-            <w:ins w:id="9079" w:author="Claude (AI) - proposed" w:date="2026-10-15T20:13:54Z">
+            <w:ins w:id="9079" w:author="Claude (AI) - proposed" w:date="2026-10-18T00:27:22Z">
               <w:r>
                 <w:rPr>
                   <w:rFonts w:ascii="Arial" w:cs="Arial" w:eastAsia="Arial" w:hAnsi="Arial"/>
@@ -12249,7 +12249,7 @@
             <w:pPr>
               <w:spacing w:after="20" w:before="0"/>
             </w:pPr>
-            <w:hyperlink w:history="1" r:id="rIdth8zgyvwbvh9z54mmmxsv">
+            <w:hyperlink w:history="1" r:id="rIdro_y7bovmgoj8v9bvt3mp">
               <w:r>
                 <w:rPr>
                   <w:rFonts w:ascii="Arial" w:cs="Arial" w:eastAsia="Arial" w:hAnsi="Arial"/>
@@ -12282,7 +12282,7 @@
               <w:spacing w:after="10" w:before="0"/>
               <w:ind w:left="120"/>
             </w:pPr>
-            <w:hyperlink w:history="1" r:id="rId63oozmvmklo-j92_pbdps">
+            <w:hyperlink w:history="1" r:id="rIdn0ogn-5bs7xefua-2hyo-">
               <w:r>
                 <w:rPr>
                   <w:rFonts w:ascii="Arial" w:cs="Arial" w:eastAsia="Arial" w:hAnsi="Arial"/>
@@ -12327,7 +12327,7 @@
             <w:pPr>
               <w:spacing w:after="20" w:before="0"/>
             </w:pPr>
-            <w:hyperlink w:history="1" r:id="rIdsuo5z8ayvzyn5ouyq6m0e">
+            <w:hyperlink w:history="1" r:id="rIdhour26wxrj-d2sqa71ksb">
               <w:r>
                 <w:rPr>
                   <w:rFonts w:ascii="Arial" w:cs="Arial" w:eastAsia="Arial" w:hAnsi="Arial"/>
@@ -12360,7 +12360,7 @@
               <w:spacing w:after="10" w:before="0"/>
               <w:ind w:left="120"/>
             </w:pPr>
-            <w:hyperlink w:history="1" r:id="rIdcg-9tyyrtoefwadrmhmid">
+            <w:hyperlink w:history="1" r:id="rIdj5rflttxtji8yyuyainyf">
               <w:r>
                 <w:rPr>
                   <w:rFonts w:ascii="Arial" w:cs="Arial" w:eastAsia="Arial" w:hAnsi="Arial"/>
@@ -12438,7 +12438,7 @@
               </w:rPr>
               <w:t xml:space="preserve">Say: 'Update your Driving Question Board. Write what you have now figured out — be specific, use numbers and the term L.S.F. Then write one new question your construction raised.' Allow 3 minutes of silent writing. Facilitate a 3-minute standing gallery walk: 'Walk around, read three peers' questions, tick the ones you share.' Harvest ticks. Read the top two questions aloud. Say: 'We now know exactly what happens to lengths when you scale — the image side equals </w:t>
             </w:r>
-            <w:del w:id="9080" w:author="Claude (AI) - proposed" w:date="2026-10-15T20:13:54Z">
+            <w:del w:id="9080" w:author="Claude (AI) - proposed" w:date="2026-10-18T00:27:22Z">
               <w:r>
                 <w:rPr>
                   <w:rFonts w:ascii="Arial" w:cs="Arial" w:eastAsia="Arial" w:hAnsi="Arial"/>
@@ -12453,7 +12453,7 @@
                 <w:delText xml:space="preserve">k</w:delText>
               </w:r>
             </w:del>
-            <w:ins w:id="9081" w:author="Claude (AI) - proposed" w:date="2026-10-15T20:13:54Z">
+            <w:ins w:id="9081" w:author="Claude (AI) - proposed" w:date="2026-10-18T00:27:22Z">
               <w:r>
                 <w:rPr>
                   <w:rFonts w:ascii="Arial" w:cs="Arial" w:eastAsia="Arial" w:hAnsi="Arial"/>
@@ -12481,7 +12481,7 @@
               </w:rPr>
               <w:t xml:space="preserve"> times the object side, full stop</w:t>
             </w:r>
-            <w:ins w:id="9082" w:author="Claude (AI) - proposed" w:date="2026-10-15T20:13:54Z">
+            <w:ins w:id="9082" w:author="Claude (AI) - proposed" w:date="2026-10-18T00:27:22Z">
               <w:r>
                 <w:rPr>
                   <w:rFonts w:ascii="Arial" w:cs="Arial" w:eastAsia="Arial" w:hAnsi="Arial"/>
@@ -12509,7 +12509,7 @@
               </w:rPr>
               <w:t xml:space="preserve">. But our driving question asks about area and volume too. Look at the two water tanks on our phenomenon: one is twice as tall. Does the area of its base double? Does its volume double? Add those unresolved questions to our board. We are going to find out in Lessons </w:t>
             </w:r>
-            <w:del w:id="9083" w:author="Claude (AI) - proposed" w:date="2026-10-15T20:13:54Z">
+            <w:del w:id="9083" w:author="Claude (AI) - proposed" w:date="2026-10-18T00:27:22Z">
               <w:r>
                 <w:rPr>
                   <w:rFonts w:ascii="Arial" w:cs="Arial" w:eastAsia="Arial" w:hAnsi="Arial"/>
@@ -12524,7 +12524,7 @@
                 <w:delText xml:space="preserve">4 and 5</w:delText>
               </w:r>
             </w:del>
-            <w:ins w:id="9084" w:author="Claude (AI) - proposed" w:date="2026-10-15T20:13:54Z">
+            <w:ins w:id="9084" w:author="Claude (AI) - proposed" w:date="2026-10-18T00:27:22Z">
               <w:r>
                 <w:rPr>
                   <w:rFonts w:ascii="Arial" w:cs="Arial" w:eastAsia="Arial" w:hAnsi="Arial"/>
@@ -12618,7 +12618,7 @@
               </w:rPr>
               <w:t xml:space="preserve">Observable indicators: DQB entries use the term 'L.S.F' and reference the construction (e.g. 'I now know that every side of the image is exactly k times the matching side of the object'). New questions mention area or volume (indicating readiness for Lessons </w:t>
             </w:r>
-            <w:del w:id="9085" w:author="Claude (AI) - proposed" w:date="2026-10-15T20:13:54Z">
+            <w:del w:id="9085" w:author="Claude (AI) - proposed" w:date="2026-10-18T00:27:22Z">
               <w:r>
                 <w:rPr>
                   <w:rFonts w:ascii="Arial" w:cs="Arial" w:eastAsia="Arial" w:hAnsi="Arial"/>
@@ -12633,7 +12633,7 @@
                 <w:delText xml:space="preserve">4–5</w:delText>
               </w:r>
             </w:del>
-            <w:ins w:id="9086" w:author="Claude (AI) - proposed" w:date="2026-10-15T20:13:54Z">
+            <w:ins w:id="9086" w:author="Claude (AI) - proposed" w:date="2026-10-18T00:27:22Z">
               <w:r>
                 <w:rPr>
                   <w:rFonts w:ascii="Arial" w:cs="Arial" w:eastAsia="Arial" w:hAnsi="Arial"/>
@@ -12717,7 +12717,7 @@
             <w:pPr>
               <w:spacing w:after="20" w:before="0"/>
             </w:pPr>
-            <w:hyperlink w:history="1" r:id="rIdqbarxkj1uite5ydn3chpe">
+            <w:hyperlink w:history="1" r:id="rId9gw25_e_vwqankd_wquei">
               <w:r>
                 <w:rPr>
                   <w:rFonts w:ascii="Arial" w:cs="Arial" w:eastAsia="Arial" w:hAnsi="Arial"/>
@@ -12766,7 +12766,7 @@
               <w:spacing w:after="10" w:before="0"/>
               <w:ind w:left="120"/>
             </w:pPr>
-            <w:hyperlink w:history="1" r:id="rIdgfmx5fxniryyapia1xdwp">
+            <w:hyperlink w:history="1" r:id="rIdqz2ac4sew3ou659g2bu60">
               <w:r>
                 <w:rPr>
                   <w:rFonts w:ascii="Arial" w:cs="Arial" w:eastAsia="Arial" w:hAnsi="Arial"/>
@@ -12811,7 +12811,7 @@
             <w:pPr>
               <w:spacing w:after="20" w:before="0"/>
             </w:pPr>
-            <w:hyperlink w:history="1" r:id="rIdrwy9_tqnfaqwlmvegqp8k">
+            <w:hyperlink w:history="1" r:id="rIdq9ib7m3e0doxahbbp4vz3">
               <w:r>
                 <w:rPr>
                   <w:rFonts w:ascii="Arial" w:cs="Arial" w:eastAsia="Arial" w:hAnsi="Arial"/>
@@ -12860,7 +12860,7 @@
               <w:spacing w:after="10" w:before="0"/>
               <w:ind w:left="120"/>
             </w:pPr>
-            <w:hyperlink w:history="1" r:id="rIdjvsg8hmps09j3hwv-z5vh">
+            <w:hyperlink w:history="1" r:id="rIdtim9lh8favmipsoc9jz1u">
               <w:r>
                 <w:rPr>
                   <w:rFonts w:ascii="Arial" w:cs="Arial" w:eastAsia="Arial" w:hAnsi="Arial"/>
@@ -12905,7 +12905,7 @@
               </w:rPr>
               <w:t xml:space="preserve">Learners update their cumulative 'Scaling Model' diagram that they began in Lesson 1. They add a new layer to their diagram: an annotated construction sketch showing centre O, object triangle, image triangle for k = +2, and image triangle for k = −2, with labelled measurements confirming the ratio. Beneath the diagram they write a one-sentence model statement: 'When a polygon is enlarged with centre O and L.S.F k, every image side = </w:t>
             </w:r>
-            <w:del w:id="9087" w:author="Claude (AI) - proposed" w:date="2026-10-15T20:13:54Z">
+            <w:del w:id="9087" w:author="Claude (AI) - proposed" w:date="2026-10-18T00:27:22Z">
               <w:r>
                 <w:rPr>
                   <w:rFonts w:ascii="Arial" w:cs="Arial" w:eastAsia="Arial" w:hAnsi="Arial"/>
@@ -12920,7 +12920,7 @@
                 <w:delText xml:space="preserve">k</w:delText>
               </w:r>
             </w:del>
-            <w:ins w:id="9088" w:author="Claude (AI) - proposed" w:date="2026-10-15T20:13:54Z">
+            <w:ins w:id="9088" w:author="Claude (AI) - proposed" w:date="2026-10-18T00:27:22Z">
               <w:r>
                 <w:rPr>
                   <w:rFonts w:ascii="Arial" w:cs="Arial" w:eastAsia="Arial" w:hAnsi="Arial"/>
@@ -12948,7 +12948,7 @@
               </w:rPr>
               <w:t xml:space="preserve"> × (object side</w:t>
             </w:r>
-            <w:ins w:id="9089" w:author="Claude (AI) - proposed" w:date="2026-10-15T20:13:54Z">
+            <w:ins w:id="9089" w:author="Claude (AI) - proposed" w:date="2026-10-18T00:27:22Z">
               <w:r>
                 <w:rPr>
                   <w:rFonts w:ascii="Arial" w:cs="Arial" w:eastAsia="Arial" w:hAnsi="Arial"/>
@@ -13009,7 +13009,7 @@
               </w:rPr>
               <w:t xml:space="preserve">Say: 'Turn to the Scaling Model page you started in Lesson 1. We are going to add today's construction as a new layer. Draw a small annotated sketch — it does not need to be a full construction, just clear enough to show centre O, the two triangles for positive and negative k, and two measurements confirming the ratio.' Allow 5 minutes. Circulate and look for: correct labelling of O, A, A'; arrows showing direction of rays; at least one ratio calculation written on the diagram. Say: 'Swap with your partner. Check: (1) Is O labelled? (2) Are rays drawn from O through each vertex? (3) Does the written ratio equal </w:t>
             </w:r>
-            <w:del w:id="9090" w:author="Claude (AI) - proposed" w:date="2026-10-15T20:13:54Z">
+            <w:del w:id="9090" w:author="Claude (AI) - proposed" w:date="2026-10-18T00:27:22Z">
               <w:r>
                 <w:rPr>
                   <w:rFonts w:ascii="Arial" w:cs="Arial" w:eastAsia="Arial" w:hAnsi="Arial"/>
@@ -13024,7 +13024,7 @@
                 <w:delText xml:space="preserve">k</w:delText>
               </w:r>
             </w:del>
-            <w:ins w:id="9091" w:author="Claude (AI) - proposed" w:date="2026-10-15T20:13:54Z">
+            <w:ins w:id="9091" w:author="Claude (AI) - proposed" w:date="2026-10-18T00:27:22Z">
               <w:r>
                 <w:rPr>
                   <w:rFonts w:ascii="Arial" w:cs="Arial" w:eastAsia="Arial" w:hAnsi="Arial"/>
@@ -13118,7 +13118,7 @@
               </w:rPr>
               <w:t xml:space="preserve">Observable indicators: (1) Model diagram correctly shows image on opposite side of O for k &lt; 0. (2) Written model statement includes 'image side = </w:t>
             </w:r>
-            <w:del w:id="9092" w:author="Claude (AI) - proposed" w:date="2026-10-15T20:13:54Z">
+            <w:del w:id="9092" w:author="Claude (AI) - proposed" w:date="2026-10-18T00:27:22Z">
               <w:r>
                 <w:rPr>
                   <w:rFonts w:ascii="Arial" w:cs="Arial" w:eastAsia="Arial" w:hAnsi="Arial"/>
@@ -13133,7 +13133,7 @@
                 <w:delText xml:space="preserve">k</w:delText>
               </w:r>
             </w:del>
-            <w:ins w:id="9093" w:author="Claude (AI) - proposed" w:date="2026-10-15T20:13:54Z">
+            <w:ins w:id="9093" w:author="Claude (AI) - proposed" w:date="2026-10-18T00:27:22Z">
               <w:r>
                 <w:rPr>
                   <w:rFonts w:ascii="Arial" w:cs="Arial" w:eastAsia="Arial" w:hAnsi="Arial"/>
@@ -13454,7 +13454,7 @@
               </w:rPr>
               <w:t xml:space="preserve">When a polygon is enlarged with centre O and L.S.F k, every image side equals </w:t>
             </w:r>
-            <w:del w:id="9094" w:author="Claude (AI) - proposed" w:date="2026-10-15T20:13:54Z">
+            <w:del w:id="9094" w:author="Claude (AI) - proposed" w:date="2026-10-18T00:27:22Z">
               <w:r>
                 <w:rPr>
                   <w:rFonts w:ascii="Arial" w:cs="Arial" w:eastAsia="Arial" w:hAnsi="Arial"/>
@@ -13469,7 +13469,7 @@
                 <w:delText xml:space="preserve">k</w:delText>
               </w:r>
             </w:del>
-            <w:ins w:id="9095" w:author="Claude (AI) - proposed" w:date="2026-10-15T20:13:54Z">
+            <w:ins w:id="9095" w:author="Claude (AI) - proposed" w:date="2026-10-18T00:27:22Z">
               <w:r>
                 <w:rPr>
                   <w:rFonts w:ascii="Arial" w:cs="Arial" w:eastAsia="Arial" w:hAnsi="Arial"/>
@@ -13585,7 +13585,7 @@
         </w:rPr>
         <w:t xml:space="preserve">© 2026 SeaVuria and ARES. Aligned with KICD objectives. Developed by SeaVuria; technical implementation by ARES (with AI assistance from Claude). Licensed under </w:t>
       </w:r>
-      <w:hyperlink w:history="1" r:id="rIdfff6ebdahpzgytyxg4kns">
+      <w:hyperlink w:history="1" r:id="rIdopupj8jnw2qwcphomjqvi">
         <w:r>
           <w:rPr>
             <w:rFonts w:ascii="Arial" w:cs="Arial" w:eastAsia="Arial" w:hAnsi="Arial"/>
@@ -13606,7 +13606,7 @@
         </w:rPr>
         <w:t xml:space="preserve"> (</w:t>
       </w:r>
-      <w:hyperlink w:history="1" r:id="rIdc3hutkpqin_a0sd6oan3m">
+      <w:hyperlink w:history="1" r:id="rIdanl8vxop-dfb7kxygvnic">
         <w:r>
           <w:rPr>
             <w:rFonts w:ascii="Arial" w:cs="Arial" w:eastAsia="Arial" w:hAnsi="Arial"/>
@@ -14195,7 +14195,7 @@
               </w:rPr>
               <w:t xml:space="preserve">In Lessons 1–3 learners established what similar figures are, how to find the centre of enlargement and L.S.F. from plane figures, and how </w:t>
             </w:r>
-            <w:ins w:id="9096" w:author="Claude (AI) - proposed" w:date="2026-10-15T20:13:54Z">
+            <w:ins w:id="9096" w:author="Claude (AI) - proposed" w:date="2026-10-18T00:27:22Z">
               <w:r>
                 <w:rPr>
                   <w:rFonts w:ascii="Arial" w:cs="Arial" w:eastAsia="Arial" w:hAnsi="Arial"/>
@@ -14223,7 +14223,7 @@
               </w:rPr>
               <w:t xml:space="preserve">L.S.F</w:t>
             </w:r>
-            <w:del w:id="9097" w:author="Claude (AI) - proposed" w:date="2026-10-15T20:13:54Z">
+            <w:del w:id="9097" w:author="Claude (AI) - proposed" w:date="2026-10-18T00:27:22Z">
               <w:r>
                 <w:rPr>
                   <w:rFonts w:ascii="Arial" w:cs="Arial" w:eastAsia="Arial" w:hAnsi="Arial"/>
@@ -14702,7 +14702,7 @@
             <w:pPr>
               <w:spacing w:after="20" w:before="0"/>
             </w:pPr>
-            <w:hyperlink w:history="1" r:id="rIduydbgbijcv_m4xtihbw6v">
+            <w:hyperlink w:history="1" r:id="rId_kjjtg0h1fef3zhezjiqu">
               <w:r>
                 <w:rPr>
                   <w:rFonts w:ascii="Arial" w:cs="Arial" w:eastAsia="Arial" w:hAnsi="Arial"/>
@@ -14735,7 +14735,7 @@
               <w:spacing w:after="10" w:before="0"/>
               <w:ind w:left="120"/>
             </w:pPr>
-            <w:hyperlink w:history="1" r:id="rIdc-9q7qzovmhqs_9mnpvhf">
+            <w:hyperlink w:history="1" r:id="rIdyg82kyph-plulv4ij6kk3">
               <w:r>
                 <w:rPr>
                   <w:rFonts w:ascii="Arial" w:cs="Arial" w:eastAsia="Arial" w:hAnsi="Arial"/>
@@ -14780,7 +14780,7 @@
             <w:pPr>
               <w:spacing w:after="20" w:before="0"/>
             </w:pPr>
-            <w:hyperlink w:history="1" r:id="rIdpcykonbjz9wyctboldn9s">
+            <w:hyperlink w:history="1" r:id="rId-csvotdh8rqatrc74z8gq">
               <w:r>
                 <w:rPr>
                   <w:rFonts w:ascii="Arial" w:cs="Arial" w:eastAsia="Arial" w:hAnsi="Arial"/>
@@ -14813,7 +14813,7 @@
               <w:spacing w:after="10" w:before="0"/>
               <w:ind w:left="120"/>
             </w:pPr>
-            <w:hyperlink w:history="1" r:id="rIdi3zmdhyqxpjuegnr4lk9t">
+            <w:hyperlink w:history="1" r:id="rIdxi-35ghgiqfilt8ik2gfm">
               <w:r>
                 <w:rPr>
                   <w:rFonts w:ascii="Arial" w:cs="Arial" w:eastAsia="Arial" w:hAnsi="Arial"/>
@@ -15013,7 +15013,7 @@
             <w:pPr>
               <w:spacing w:after="20" w:before="0"/>
             </w:pPr>
-            <w:hyperlink w:history="1" r:id="rIdsv8mca8o4xzekrb1nmf0g">
+            <w:hyperlink w:history="1" r:id="rIdew397fqzcoyray-m4eqx2">
               <w:r>
                 <w:rPr>
                   <w:rFonts w:ascii="Arial" w:cs="Arial" w:eastAsia="Arial" w:hAnsi="Arial"/>
@@ -15046,7 +15046,7 @@
               <w:spacing w:after="10" w:before="0"/>
               <w:ind w:left="120"/>
             </w:pPr>
-            <w:hyperlink w:history="1" r:id="rId-4nv9uorldjoufkclifkq">
+            <w:hyperlink w:history="1" r:id="rIdjqp5bqrfqkgisyd1zzihz">
               <w:r>
                 <w:rPr>
                   <w:rFonts w:ascii="Arial" w:cs="Arial" w:eastAsia="Arial" w:hAnsi="Arial"/>
@@ -15091,7 +15091,7 @@
             <w:pPr>
               <w:spacing w:after="20" w:before="0"/>
             </w:pPr>
-            <w:hyperlink w:history="1" r:id="rIdcufat68esfcd46xjteldn">
+            <w:hyperlink w:history="1" r:id="rIdgwclbr77yn2qzlhbt-8vs">
               <w:r>
                 <w:rPr>
                   <w:rFonts w:ascii="Arial" w:cs="Arial" w:eastAsia="Arial" w:hAnsi="Arial"/>
@@ -15124,7 +15124,7 @@
               <w:spacing w:after="10" w:before="0"/>
               <w:ind w:left="120"/>
             </w:pPr>
-            <w:hyperlink w:history="1" r:id="rIdmqdjy731o_jmanw1xo0ja">
+            <w:hyperlink w:history="1" r:id="rIdhvtucdnhvw4pdkke41roh">
               <w:r>
                 <w:rPr>
                   <w:rFonts w:ascii="Arial" w:cs="Arial" w:eastAsia="Arial" w:hAnsi="Arial"/>
@@ -15324,7 +15324,7 @@
             <w:pPr>
               <w:spacing w:after="20" w:before="0"/>
             </w:pPr>
-            <w:hyperlink w:history="1" r:id="rIdow0cein6rxyo8-dsfrsjl">
+            <w:hyperlink w:history="1" r:id="rIdchveinup1yg7qskq57ea_">
               <w:r>
                 <w:rPr>
                   <w:rFonts w:ascii="Arial" w:cs="Arial" w:eastAsia="Arial" w:hAnsi="Arial"/>
@@ -15373,7 +15373,7 @@
               <w:spacing w:after="10" w:before="0"/>
               <w:ind w:left="120"/>
             </w:pPr>
-            <w:hyperlink w:history="1" r:id="rId4db08_nxwptwaq7u72utz">
+            <w:hyperlink w:history="1" r:id="rIddrc9vuosn7nxzjplpcyeo">
               <w:r>
                 <w:rPr>
                   <w:rFonts w:ascii="Arial" w:cs="Arial" w:eastAsia="Arial" w:hAnsi="Arial"/>
@@ -15418,7 +15418,7 @@
             <w:pPr>
               <w:spacing w:after="20" w:before="0"/>
             </w:pPr>
-            <w:hyperlink w:history="1" r:id="rId0hn0akbznvrujiiyblc5d">
+            <w:hyperlink w:history="1" r:id="rIdfpbkaqkvrnvxwidzurcw-">
               <w:r>
                 <w:rPr>
                   <w:rFonts w:ascii="Arial" w:cs="Arial" w:eastAsia="Arial" w:hAnsi="Arial"/>
@@ -15467,7 +15467,7 @@
               <w:spacing w:after="10" w:before="0"/>
               <w:ind w:left="120"/>
             </w:pPr>
-            <w:hyperlink w:history="1" r:id="rId6dk353fhaqvqeuk80l3p_">
+            <w:hyperlink w:history="1" r:id="rIdm4cjbqiejrbqlmpoih9l8">
               <w:r>
                 <w:rPr>
                   <w:rFonts w:ascii="Arial" w:cs="Arial" w:eastAsia="Arial" w:hAnsi="Arial"/>
@@ -15545,7 +15545,7 @@
               </w:rPr>
               <w:t xml:space="preserve">Distribute task cards. Say: 'You have 15 minutes to complete both problems. For Problem 1, the centre is NOT the origin — think carefully about how the formula changes.' Circulate actively. After 5 minutes, check in with struggling pairs: 'For Problem 1, what is the vector from the centre C(1,2) to the point P(1,2)? What does that tell you about P's image?' (WAIT 12 seconds — this is a deliberate hint that P coincides with the centre, so P' = P.) For confident pairs: 'Can you generalise — if a point lies exactly on the centre of enlargement, what is always true about its image?' After 15 minutes, direct pairs to join another pair. Say: 'You have 5 minutes to compare your General Rule statements. Find any differences and agree on the most precise wording.' After group discussion, cold-call 3 group spokespersons: 'Group 1 — read your General Rule for negative L.S.F.' (WAIT 10 seconds.) 'Group 2 — did you word it differently?' (WAIT 10 seconds.) 'Group 3 — which wording is most precise, and why?' Consolidate on the board: 'Image = Centre + L.S.F. × (Object − Centre). When L.S.F. &lt; 0, the image is on the opposite side of the centre, at a distance of |L.S.F.| times the object's distance from the centre.' Explicitly connect to GPS: '</w:t>
             </w:r>
-            <w:del w:id="9098" w:author="Claude (AI) - proposed" w:date="2026-10-15T20:13:54Z">
+            <w:del w:id="9098" w:author="Claude (AI) - proposed" w:date="2026-10-18T00:27:22Z">
               <w:r>
                 <w:rPr>
                   <w:rFonts w:ascii="Arial" w:cs="Arial" w:eastAsia="Arial" w:hAnsi="Arial"/>
@@ -15560,7 +15560,7 @@
                 <w:delText xml:space="preserve">Kenyan land surveyors at the National Land Commission use exactly this logic —</w:delText>
               </w:r>
             </w:del>
-            <w:ins w:id="9099" w:author="Claude (AI) - proposed" w:date="2026-10-15T20:13:54Z">
+            <w:ins w:id="9099" w:author="Claude (AI) - proposed" w:date="2026-10-18T00:27:22Z">
               <w:r>
                 <w:rPr>
                   <w:rFonts w:ascii="Arial" w:cs="Arial" w:eastAsia="Arial" w:hAnsi="Arial"/>
@@ -15588,7 +15588,7 @@
               </w:rPr>
               <w:t xml:space="preserve"> every boundary beacon</w:t>
             </w:r>
-            <w:del w:id="9100" w:author="Claude (AI) - proposed" w:date="2026-10-15T20:13:54Z">
+            <w:del w:id="9100" w:author="Claude (AI) - proposed" w:date="2026-10-18T00:27:22Z">
               <w:r>
                 <w:rPr>
                   <w:rFonts w:ascii="Arial" w:cs="Arial" w:eastAsia="Arial" w:hAnsi="Arial"/>
@@ -15616,7 +15616,7 @@
               </w:rPr>
               <w:t xml:space="preserve"> a grid reference, and scaling a plot on a </w:t>
             </w:r>
-            <w:del w:id="9101" w:author="Claude (AI) - proposed" w:date="2026-10-15T20:13:54Z">
+            <w:del w:id="9101" w:author="Claude (AI) - proposed" w:date="2026-10-18T00:27:22Z">
               <w:r>
                 <w:rPr>
                   <w:rFonts w:ascii="Arial" w:cs="Arial" w:eastAsia="Arial" w:hAnsi="Arial"/>
@@ -15631,7 +15631,7 @@
                 <w:delText xml:space="preserve">GPS map is mathematically identical to what you just did</w:delText>
               </w:r>
             </w:del>
-            <w:ins w:id="9102" w:author="Claude (AI) - proposed" w:date="2026-10-15T20:13:54Z">
+            <w:ins w:id="9102" w:author="Claude (AI) - proposed" w:date="2026-10-18T00:27:22Z">
               <w:r>
                 <w:rPr>
                   <w:rFonts w:ascii="Arial" w:cs="Arial" w:eastAsia="Arial" w:hAnsi="Arial"/>
@@ -15692,7 +15692,7 @@
               </w:rPr>
               <w:t xml:space="preserve">Collaborative Problem-Solving with Generalisation Press: pairs first generate results concretely (plotting coordinates), then are pressed to abstract a General Rule in words. The two-pair compare-and-agree structure (think-pair-share-square) ensures that multiple phrasings are evaluated, building precision in mathematical language — a Core Competency (Communication and Collaboration). The connection to GPS land surveying grounds the abstraction in a Kenyan real-life context (</w:t>
             </w:r>
-            <w:del w:id="9103" w:author="Claude (AI) - proposed" w:date="2026-10-15T20:13:54Z">
+            <w:del w:id="9103" w:author="Claude (AI) - proposed" w:date="2026-10-18T00:27:22Z">
               <w:r>
                 <w:rPr>
                   <w:rFonts w:ascii="Arial" w:cs="Arial" w:eastAsia="Arial" w:hAnsi="Arial"/>
@@ -15707,7 +15707,7 @@
                 <w:delText xml:space="preserve">National Land Commission</w:delText>
               </w:r>
             </w:del>
-            <w:ins w:id="9104" w:author="Claude (AI) - proposed" w:date="2026-10-15T20:13:54Z">
+            <w:ins w:id="9104" w:author="Claude (AI) - proposed" w:date="2026-10-18T00:27:22Z">
               <w:r>
                 <w:rPr>
                   <w:rFonts w:ascii="Arial" w:cs="Arial" w:eastAsia="Arial" w:hAnsi="Arial"/>
@@ -15824,7 +15824,7 @@
             <w:pPr>
               <w:spacing w:after="20" w:before="0"/>
             </w:pPr>
-            <w:hyperlink w:history="1" r:id="rIdjrxrmmh3exskzz6z73or3">
+            <w:hyperlink w:history="1" r:id="rIdd9v598r388mp9ivb8ow07">
               <w:r>
                 <w:rPr>
                   <w:rFonts w:ascii="Arial" w:cs="Arial" w:eastAsia="Arial" w:hAnsi="Arial"/>
@@ -15873,7 +15873,7 @@
               <w:spacing w:after="10" w:before="0"/>
               <w:ind w:left="120"/>
             </w:pPr>
-            <w:hyperlink w:history="1" r:id="rIdn-o5ghi0ap2o-thbh1-0a">
+            <w:hyperlink w:history="1" r:id="rIdegqhr71yv4ld_7pcbfgnm">
               <w:r>
                 <w:rPr>
                   <w:rFonts w:ascii="Arial" w:cs="Arial" w:eastAsia="Arial" w:hAnsi="Arial"/>
@@ -15918,7 +15918,7 @@
             <w:pPr>
               <w:spacing w:after="20" w:before="0"/>
             </w:pPr>
-            <w:hyperlink w:history="1" r:id="rId-mhytojjhgwl2ux5lqccx">
+            <w:hyperlink w:history="1" r:id="rIddomm1whxo68xtydw3gjzy">
               <w:r>
                 <w:rPr>
                   <w:rFonts w:ascii="Arial" w:cs="Arial" w:eastAsia="Arial" w:hAnsi="Arial"/>
@@ -15967,7 +15967,7 @@
               <w:spacing w:after="10" w:before="0"/>
               <w:ind w:left="120"/>
             </w:pPr>
-            <w:hyperlink w:history="1" r:id="rIdyeyvzva7fqjnvvubt6d8m">
+            <w:hyperlink w:history="1" r:id="rId-clfmmojztshh-fshxlv8">
               <w:r>
                 <w:rPr>
                   <w:rFonts w:ascii="Arial" w:cs="Arial" w:eastAsia="Arial" w:hAnsi="Arial"/>
@@ -16167,7 +16167,7 @@
             <w:pPr>
               <w:spacing w:after="20" w:before="0"/>
             </w:pPr>
-            <w:hyperlink w:history="1" r:id="rIdbm9ucfulmkd3pwzjkljox">
+            <w:hyperlink w:history="1" r:id="rId4q21uhvbddoxfhacmo8cb">
               <w:r>
                 <w:rPr>
                   <w:rFonts w:ascii="Arial" w:cs="Arial" w:eastAsia="Arial" w:hAnsi="Arial"/>
@@ -16216,7 +16216,7 @@
               <w:spacing w:after="10" w:before="0"/>
               <w:ind w:left="120"/>
             </w:pPr>
-            <w:hyperlink w:history="1" r:id="rIdj3t20crvt34nja3engbll">
+            <w:hyperlink w:history="1" r:id="rIdpvv04nyybrklcd1cdhwza">
               <w:r>
                 <w:rPr>
                   <w:rFonts w:ascii="Arial" w:cs="Arial" w:eastAsia="Arial" w:hAnsi="Arial"/>
@@ -16261,7 +16261,7 @@
             <w:pPr>
               <w:spacing w:after="20" w:before="0"/>
             </w:pPr>
-            <w:hyperlink w:history="1" r:id="rIdvhz7gtxuc25_yd4kkj87v">
+            <w:hyperlink w:history="1" r:id="rIdk-j3p6iz847h0nkprl6pj">
               <w:r>
                 <w:rPr>
                   <w:rFonts w:ascii="Arial" w:cs="Arial" w:eastAsia="Arial" w:hAnsi="Arial"/>
@@ -16294,7 +16294,7 @@
               <w:spacing w:after="10" w:before="0"/>
               <w:ind w:left="120"/>
             </w:pPr>
-            <w:hyperlink w:history="1" r:id="rId0r-6eqcm-ewb4najoa8n_">
+            <w:hyperlink w:history="1" r:id="rIdsauuxsgujo5iq8cskvtyg">
               <w:r>
                 <w:rPr>
                   <w:rFonts w:ascii="Arial" w:cs="Arial" w:eastAsia="Arial" w:hAnsi="Arial"/>
@@ -16819,7 +16819,7 @@
         </w:rPr>
         <w:t xml:space="preserve">© 2026 SeaVuria and ARES. Aligned with KICD objectives. Developed by SeaVuria; technical implementation by ARES (with AI assistance from Claude). Licensed under </w:t>
       </w:r>
-      <w:hyperlink w:history="1" r:id="rIdjegpjkbqsaxc06syrfobv">
+      <w:hyperlink w:history="1" r:id="rIdlr5gzxobq9h6eveyl8ivz">
         <w:r>
           <w:rPr>
             <w:rFonts w:ascii="Arial" w:cs="Arial" w:eastAsia="Arial" w:hAnsi="Arial"/>
@@ -16840,7 +16840,7 @@
         </w:rPr>
         <w:t xml:space="preserve"> (</w:t>
       </w:r>
-      <w:hyperlink w:history="1" r:id="rId6u7wpdifkexscfdsy22cs">
+      <w:hyperlink w:history="1" r:id="rId86itnzgtgdlxe7x7kdaip">
         <w:r>
           <w:rPr>
             <w:rFonts w:ascii="Arial" w:cs="Arial" w:eastAsia="Arial" w:hAnsi="Arial"/>
@@ -17592,7 +17592,7 @@
               </w:rPr>
               <w:t xml:space="preserve">Learners begin by predicting whether doubling the side length of a rectangle doubles, quadruples, or does something else to its area — deliberately surfacing the common misconception. In the Observe phase, pairs of learners draw three sets of similar figures (rectangles and triangles) with L.S.F values of 2, 3, and ½, calculate both areas, and enter results into a structured table. In the Explain phase, groups compare tables, identify the pattern A.S.F = (L.S.F)², and test it against the Unga Pembe flour-packet scenario (a </w:t>
             </w:r>
-            <w:del w:id="9105" w:author="Claude (AI) - proposed" w:date="2026-10-15T20:13:54Z">
+            <w:del w:id="9105" w:author="Claude (AI) - proposed" w:date="2026-10-18T00:27:22Z">
               <w:r>
                 <w:rPr>
                   <w:rFonts w:ascii="Arial" w:cs="Arial" w:eastAsia="Arial" w:hAnsi="Arial"/>
@@ -17607,7 +17607,7 @@
                 <w:delText xml:space="preserve">base area 4 times larger</w:delText>
               </w:r>
             </w:del>
-            <w:ins w:id="9106" w:author="Claude (AI) - proposed" w:date="2026-10-15T20:13:54Z">
+            <w:ins w:id="9106" w:author="Claude (AI) - proposed" w:date="2026-10-18T00:27:22Z">
               <w:r>
                 <w:rPr>
                   <w:rFonts w:ascii="Arial" w:cs="Arial" w:eastAsia="Arial" w:hAnsi="Arial"/>
@@ -17923,7 +17923,7 @@
             <w:pPr>
               <w:spacing w:after="20" w:before="0"/>
             </w:pPr>
-            <w:hyperlink w:history="1" r:id="rIdtzmpccw3zbk7-xqkdt__8">
+            <w:hyperlink w:history="1" r:id="rIdlohvshk69ockoelkso4k8">
               <w:r>
                 <w:rPr>
                   <w:rFonts w:ascii="Arial" w:cs="Arial" w:eastAsia="Arial" w:hAnsi="Arial"/>
@@ -17956,7 +17956,7 @@
               <w:spacing w:after="10" w:before="0"/>
               <w:ind w:left="120"/>
             </w:pPr>
-            <w:hyperlink w:history="1" r:id="rId-5p7p4xdrk6_lnqmbm2f4">
+            <w:hyperlink w:history="1" r:id="rIdkqlzdxwx5qoarrlfljice">
               <w:r>
                 <w:rPr>
                   <w:rFonts w:ascii="Arial" w:cs="Arial" w:eastAsia="Arial" w:hAnsi="Arial"/>
@@ -18001,7 +18001,7 @@
             <w:pPr>
               <w:spacing w:after="20" w:before="0"/>
             </w:pPr>
-            <w:hyperlink w:history="1" r:id="rIdzldyfoalj_h7sskdbnyp-">
+            <w:hyperlink w:history="1" r:id="rIdnldosdgzjsouvn6qjkxxm">
               <w:r>
                 <w:rPr>
                   <w:rFonts w:ascii="Arial" w:cs="Arial" w:eastAsia="Arial" w:hAnsi="Arial"/>
@@ -18034,7 +18034,7 @@
               <w:spacing w:after="10" w:before="0"/>
               <w:ind w:left="120"/>
             </w:pPr>
-            <w:hyperlink w:history="1" r:id="rIdq3tocwd4ik7mizm_d0t0b">
+            <w:hyperlink w:history="1" r:id="rId5-_q3mzzwhhk-7aj6pscx">
               <w:r>
                 <w:rPr>
                   <w:rFonts w:ascii="Arial" w:cs="Arial" w:eastAsia="Arial" w:hAnsi="Arial"/>
@@ -18234,7 +18234,7 @@
             <w:pPr>
               <w:spacing w:after="20" w:before="0"/>
             </w:pPr>
-            <w:hyperlink w:history="1" r:id="rId9wotxbiakvijy-plhjkiv">
+            <w:hyperlink w:history="1" r:id="rId2zzoxdmkb2ltq0vo2zwfc">
               <w:r>
                 <w:rPr>
                   <w:rFonts w:ascii="Arial" w:cs="Arial" w:eastAsia="Arial" w:hAnsi="Arial"/>
@@ -18267,7 +18267,7 @@
               <w:spacing w:after="10" w:before="0"/>
               <w:ind w:left="120"/>
             </w:pPr>
-            <w:hyperlink w:history="1" r:id="rIda6z_gguuynuzrbljpfhij">
+            <w:hyperlink w:history="1" r:id="rIdoleknzjt57aimnhvheuvm">
               <w:r>
                 <w:rPr>
                   <w:rFonts w:ascii="Arial" w:cs="Arial" w:eastAsia="Arial" w:hAnsi="Arial"/>
@@ -18312,7 +18312,7 @@
             <w:pPr>
               <w:spacing w:after="20" w:before="0"/>
             </w:pPr>
-            <w:hyperlink w:history="1" r:id="rIdlmssodqecxtj1uc9w2w7o">
+            <w:hyperlink w:history="1" r:id="rId6lhnitcccvfcdbfrck3ff">
               <w:r>
                 <w:rPr>
                   <w:rFonts w:ascii="Arial" w:cs="Arial" w:eastAsia="Arial" w:hAnsi="Arial"/>
@@ -18345,7 +18345,7 @@
               <w:spacing w:after="10" w:before="0"/>
               <w:ind w:left="120"/>
             </w:pPr>
-            <w:hyperlink w:history="1" r:id="rId3bh2mpwarcepgth2uvfhk">
+            <w:hyperlink w:history="1" r:id="rId1qlo9avlzdb7gbitz45sj">
               <w:r>
                 <w:rPr>
                   <w:rFonts w:ascii="Arial" w:cs="Arial" w:eastAsia="Arial" w:hAnsi="Arial"/>
@@ -18390,7 +18390,7 @@
               </w:rPr>
               <w:t xml:space="preserve">In groups of three, learners carry out a structured drawing-and-measuring investigation. Each group receives a printed (or teacher-drawn) table with three rows (L.S.F = 2, L.S.F = 3, L.S.F = ½) and five columns: Shape, L.S.F, Area of </w:t>
             </w:r>
-            <w:del w:id="9107" w:author="Claude (AI) - proposed" w:date="2026-10-15T20:13:54Z">
+            <w:del w:id="9107" w:author="Claude (AI) - proposed" w:date="2026-10-18T00:27:22Z">
               <w:r>
                 <w:rPr>
                   <w:rFonts w:ascii="Arial" w:cs="Arial" w:eastAsia="Arial" w:hAnsi="Arial"/>
@@ -18405,7 +18405,7 @@
                 <w:delText xml:space="preserve">Small Figure</w:delText>
               </w:r>
             </w:del>
-            <w:ins w:id="9108" w:author="Claude (AI) - proposed" w:date="2026-10-15T20:13:54Z">
+            <w:ins w:id="9108" w:author="Claude (AI) - proposed" w:date="2026-10-18T00:27:22Z">
               <w:r>
                 <w:rPr>
                   <w:rFonts w:ascii="Arial" w:cs="Arial" w:eastAsia="Arial" w:hAnsi="Arial"/>
@@ -18433,7 +18433,7 @@
               </w:rPr>
               <w:t xml:space="preserve">, Area of </w:t>
             </w:r>
-            <w:del w:id="9109" w:author="Claude (AI) - proposed" w:date="2026-10-15T20:13:54Z">
+            <w:del w:id="9109" w:author="Claude (AI) - proposed" w:date="2026-10-18T00:27:22Z">
               <w:r>
                 <w:rPr>
                   <w:rFonts w:ascii="Arial" w:cs="Arial" w:eastAsia="Arial" w:hAnsi="Arial"/>
@@ -18448,7 +18448,7 @@
                 <w:delText xml:space="preserve">Large Figure</w:delText>
               </w:r>
             </w:del>
-            <w:ins w:id="9110" w:author="Claude (AI) - proposed" w:date="2026-10-15T20:13:54Z">
+            <w:ins w:id="9110" w:author="Claude (AI) - proposed" w:date="2026-10-18T00:27:22Z">
               <w:r>
                 <w:rPr>
                   <w:rFonts w:ascii="Arial" w:cs="Arial" w:eastAsia="Arial" w:hAnsi="Arial"/>
@@ -18476,7 +18476,7 @@
               </w:rPr>
               <w:t xml:space="preserve">, Ratio of Areas (</w:t>
             </w:r>
-            <w:del w:id="9111" w:author="Claude (AI) - proposed" w:date="2026-10-15T20:13:54Z">
+            <w:del w:id="9111" w:author="Claude (AI) - proposed" w:date="2026-10-18T00:27:22Z">
               <w:r>
                 <w:rPr>
                   <w:rFonts w:ascii="Arial" w:cs="Arial" w:eastAsia="Arial" w:hAnsi="Arial"/>
@@ -18491,7 +18491,7 @@
                 <w:delText xml:space="preserve">Large ÷ Small</w:delText>
               </w:r>
             </w:del>
-            <w:ins w:id="9112" w:author="Claude (AI) - proposed" w:date="2026-10-15T20:13:54Z">
+            <w:ins w:id="9112" w:author="Claude (AI) - proposed" w:date="2026-10-18T00:27:22Z">
               <w:r>
                 <w:rPr>
                   <w:rFonts w:ascii="Arial" w:cs="Arial" w:eastAsia="Arial" w:hAnsi="Arial"/>
@@ -18552,7 +18552,7 @@
               </w:rPr>
               <w:t xml:space="preserve">1. Distribute the blank table (or instruct learners to rule it in their books) and say: 'You are going to collect mathematical evidence — just like a scientist running an experiment. Your job is to draw accurately, calculate carefully, and let the numbers speak.' (1 min). 2. Circulate every 3–4 minutes. At each group, check that the enlarged dimensions are correct (common error: learners enlarge only one dimension). Use the prompt: 'You said L.S.F = 2 — show me which number you multiplied each side by.' Give WAIT TIME of 10 seconds after the prompt before intervening. 3. At the 15-minute mark, cold-call one group to read out their completed row for L.S.F = 2 (area </w:t>
             </w:r>
-            <w:del w:id="9113" w:author="Claude (AI) - proposed" w:date="2026-10-15T20:13:54Z">
+            <w:del w:id="9113" w:author="Claude (AI) - proposed" w:date="2026-10-18T00:27:22Z">
               <w:r>
                 <w:rPr>
                   <w:rFonts w:ascii="Arial" w:cs="Arial" w:eastAsia="Arial" w:hAnsi="Arial"/>
@@ -18567,7 +18567,7 @@
                 <w:delText xml:space="preserve">small</w:delText>
               </w:r>
             </w:del>
-            <w:ins w:id="9114" w:author="Claude (AI) - proposed" w:date="2026-10-15T20:13:54Z">
+            <w:ins w:id="9114" w:author="Claude (AI) - proposed" w:date="2026-10-18T00:27:22Z">
               <w:r>
                 <w:rPr>
                   <w:rFonts w:ascii="Arial" w:cs="Arial" w:eastAsia="Arial" w:hAnsi="Arial"/>
@@ -18595,7 +18595,7 @@
               </w:rPr>
               <w:t xml:space="preserve"> = 6 cm², area </w:t>
             </w:r>
-            <w:del w:id="9115" w:author="Claude (AI) - proposed" w:date="2026-10-15T20:13:54Z">
+            <w:del w:id="9115" w:author="Claude (AI) - proposed" w:date="2026-10-18T00:27:22Z">
               <w:r>
                 <w:rPr>
                   <w:rFonts w:ascii="Arial" w:cs="Arial" w:eastAsia="Arial" w:hAnsi="Arial"/>
@@ -18610,7 +18610,7 @@
                 <w:delText xml:space="preserve">large</w:delText>
               </w:r>
             </w:del>
-            <w:ins w:id="9116" w:author="Claude (AI) - proposed" w:date="2026-10-15T20:13:54Z">
+            <w:ins w:id="9116" w:author="Claude (AI) - proposed" w:date="2026-10-18T00:27:22Z">
               <w:r>
                 <w:rPr>
                   <w:rFonts w:ascii="Arial" w:cs="Arial" w:eastAsia="Arial" w:hAnsi="Arial"/>
@@ -18760,7 +18760,7 @@
             <w:pPr>
               <w:spacing w:after="20" w:before="0"/>
             </w:pPr>
-            <w:hyperlink w:history="1" r:id="rId6mi_xajba7tgjwf4ivxbb">
+            <w:hyperlink w:history="1" r:id="rIddzyk7cwdl-60whur0htyy">
               <w:r>
                 <w:rPr>
                   <w:rFonts w:ascii="Arial" w:cs="Arial" w:eastAsia="Arial" w:hAnsi="Arial"/>
@@ -18809,7 +18809,7 @@
               <w:spacing w:after="10" w:before="0"/>
               <w:ind w:left="120"/>
             </w:pPr>
-            <w:hyperlink w:history="1" r:id="rIdasnrzz7edgphcvkw9s-3c">
+            <w:hyperlink w:history="1" r:id="rIdhfhqsep_ehj-fdxsonufb">
               <w:r>
                 <w:rPr>
                   <w:rFonts w:ascii="Arial" w:cs="Arial" w:eastAsia="Arial" w:hAnsi="Arial"/>
@@ -18854,7 +18854,7 @@
             <w:pPr>
               <w:spacing w:after="20" w:before="0"/>
             </w:pPr>
-            <w:hyperlink w:history="1" r:id="rId8mfd2clpns-_jcgioqdgg">
+            <w:hyperlink w:history="1" r:id="rIdahfnwrrnu_-pop0byktj2">
               <w:r>
                 <w:rPr>
                   <w:rFonts w:ascii="Arial" w:cs="Arial" w:eastAsia="Arial" w:hAnsi="Arial"/>
@@ -18903,7 +18903,7 @@
               <w:spacing w:after="10" w:before="0"/>
               <w:ind w:left="120"/>
             </w:pPr>
-            <w:hyperlink w:history="1" r:id="rIdn6u5ovfhojwms6j3r-4j0">
+            <w:hyperlink w:history="1" r:id="rIdjysvep2m1u_epikykbkuq">
               <w:r>
                 <w:rPr>
                   <w:rFonts w:ascii="Arial" w:cs="Arial" w:eastAsia="Arial" w:hAnsi="Arial"/>
@@ -18948,7 +18948,7 @@
               </w:rPr>
               <w:t xml:space="preserve">Groups share their tables. The teacher compiles a class consensus table on the board. Learners then write and discuss in their groups: 'State in one sentence what happens to the area when you multiply all lengths by a scale factor k.' After groups share, the teacher formalises: A.S.F = (L.S.F)². Learners copy the rule and immediately apply it to the Unga Pembe flour-packet context: 'A </w:t>
             </w:r>
-            <w:del w:id="9117" w:author="Claude (AI) - proposed" w:date="2026-10-15T20:13:54Z">
+            <w:del w:id="9117" w:author="Claude (AI) - proposed" w:date="2026-10-18T00:27:22Z">
               <w:r>
                 <w:rPr>
                   <w:rFonts w:ascii="Arial" w:cs="Arial" w:eastAsia="Arial" w:hAnsi="Arial"/>
@@ -18963,7 +18963,7 @@
                 <w:delText xml:space="preserve">2</w:delText>
               </w:r>
             </w:del>
-            <w:ins w:id="9118" w:author="Claude (AI) - proposed" w:date="2026-10-15T20:13:54Z">
+            <w:ins w:id="9118" w:author="Claude (AI) - proposed" w:date="2026-10-18T00:27:22Z">
               <w:r>
                 <w:rPr>
                   <w:rFonts w:ascii="Arial" w:cs="Arial" w:eastAsia="Arial" w:hAnsi="Arial"/>
@@ -18991,7 +18991,7 @@
               </w:rPr>
               <w:t xml:space="preserve"> kg Unga Pembe packet</w:t>
             </w:r>
-            <w:del w:id="9119" w:author="Claude (AI) - proposed" w:date="2026-10-15T20:13:54Z">
+            <w:del w:id="9119" w:author="Claude (AI) - proposed" w:date="2026-10-18T00:27:22Z">
               <w:r>
                 <w:rPr>
                   <w:rFonts w:ascii="Arial" w:cs="Arial" w:eastAsia="Arial" w:hAnsi="Arial"/>
@@ -19006,7 +19006,7 @@
                 <w:delText xml:space="preserve"> has a base</w:delText>
               </w:r>
             </w:del>
-            <w:ins w:id="9120" w:author="Claude (AI) - proposed" w:date="2026-10-15T20:13:54Z">
+            <w:ins w:id="9120" w:author="Claude (AI) - proposed" w:date="2026-10-18T00:27:22Z">
               <w:r>
                 <w:rPr>
                   <w:rFonts w:ascii="Arial" w:cs="Arial" w:eastAsia="Arial" w:hAnsi="Arial"/>
@@ -19034,7 +19034,7 @@
               </w:rPr>
               <w:t xml:space="preserve"> area 4 times </w:t>
             </w:r>
-            <w:del w:id="9121" w:author="Claude (AI) - proposed" w:date="2026-10-15T20:13:54Z">
+            <w:del w:id="9121" w:author="Claude (AI) - proposed" w:date="2026-10-18T00:27:22Z">
               <w:r>
                 <w:rPr>
                   <w:rFonts w:ascii="Arial" w:cs="Arial" w:eastAsia="Arial" w:hAnsi="Arial"/>
@@ -19049,7 +19049,7 @@
                 <w:delText xml:space="preserve">that of the 1 kg packet</w:delText>
               </w:r>
             </w:del>
-            <w:ins w:id="9122" w:author="Claude (AI) - proposed" w:date="2026-10-15T20:13:54Z">
+            <w:ins w:id="9122" w:author="Claude (AI) - proposed" w:date="2026-10-18T00:27:22Z">
               <w:r>
                 <w:rPr>
                   <w:rFonts w:ascii="Arial" w:cs="Arial" w:eastAsia="Arial" w:hAnsi="Arial"/>
@@ -19077,7 +19077,7 @@
               </w:rPr>
               <w:t xml:space="preserve">. What is the L.S.F between the </w:t>
             </w:r>
-            <w:del w:id="9123" w:author="Claude (AI) - proposed" w:date="2026-10-15T20:13:54Z">
+            <w:del w:id="9123" w:author="Claude (AI) - proposed" w:date="2026-10-18T00:27:22Z">
               <w:r>
                 <w:rPr>
                   <w:rFonts w:ascii="Arial" w:cs="Arial" w:eastAsia="Arial" w:hAnsi="Arial"/>
@@ -19092,7 +19092,7 @@
                 <w:delText xml:space="preserve">two packets</w:delText>
               </w:r>
             </w:del>
-            <w:ins w:id="9124" w:author="Claude (AI) - proposed" w:date="2026-10-15T20:13:54Z">
+            <w:ins w:id="9124" w:author="Claude (AI) - proposed" w:date="2026-10-18T00:27:22Z">
               <w:r>
                 <w:rPr>
                   <w:rFonts w:ascii="Arial" w:cs="Arial" w:eastAsia="Arial" w:hAnsi="Arial"/>
@@ -19153,7 +19153,7 @@
               </w:rPr>
               <w:t xml:space="preserve">1. Build the class consensus table on the board column by column, asking: 'Group 2, what ratio did you get for L.S.F = 3?' Give WAIT TIME of 10 seconds. Cold-call 3 different groups across the three rows. (4 min). 2. Say: 'Now I want each group to write one sentence — no numbers, just words — describing the pattern.' WAIT TIME 15 seconds of silent writing, then cold-call 2 groups. Synthesise their language into: 'The ratio of areas equals the square of the linear scale factor.' Write this on the board in a box. (4 min). 3. Write the Unga Pembe problem on the board with a small sketch of the </w:t>
             </w:r>
-            <w:del w:id="9125" w:author="Claude (AI) - proposed" w:date="2026-10-15T20:13:54Z">
+            <w:del w:id="9125" w:author="Claude (AI) - proposed" w:date="2026-10-18T00:27:22Z">
               <w:r>
                 <w:rPr>
                   <w:rFonts w:ascii="Arial" w:cs="Arial" w:eastAsia="Arial" w:hAnsi="Arial"/>
@@ -19168,7 +19168,7 @@
                 <w:delText xml:space="preserve">two packets</w:delText>
               </w:r>
             </w:del>
-            <w:ins w:id="9126" w:author="Claude (AI) - proposed" w:date="2026-10-15T20:13:54Z">
+            <w:ins w:id="9126" w:author="Claude (AI) - proposed" w:date="2026-10-18T00:27:22Z">
               <w:r>
                 <w:rPr>
                   <w:rFonts w:ascii="Arial" w:cs="Arial" w:eastAsia="Arial" w:hAnsi="Arial"/>
@@ -19229,7 +19229,7 @@
               </w:rPr>
               <w:t xml:space="preserve">Claim-Evidence-Reasoning (CER): learners are required to state a claim ('A.S.F = (L.S.F)²'), cite evidence (their table rows)</w:t>
             </w:r>
-            <w:del w:id="9127" w:author="Claude (AI) - proposed" w:date="2026-10-15T20:13:54Z">
+            <w:del w:id="9127" w:author="Claude (AI) - proposed" w:date="2026-10-18T00:27:22Z">
               <w:r>
                 <w:rPr>
                   <w:rFonts w:ascii="Arial" w:cs="Arial" w:eastAsia="Arial" w:hAnsi="Arial"/>
@@ -19244,7 +19244,7 @@
                 <w:delText xml:space="preserve">, and reason through</w:delText>
               </w:r>
             </w:del>
-            <w:ins w:id="9128" w:author="Claude (AI) - proposed" w:date="2026-10-15T20:13:54Z">
+            <w:ins w:id="9128" w:author="Claude (AI) - proposed" w:date="2026-10-18T00:27:22Z">
               <w:r>
                 <w:rPr>
                   <w:rFonts w:ascii="Arial" w:cs="Arial" w:eastAsia="Arial" w:hAnsi="Arial"/>
@@ -19272,7 +19272,7 @@
               </w:rPr>
               <w:t xml:space="preserve"> two application problems (</w:t>
             </w:r>
-            <w:del w:id="9129" w:author="Claude (AI) - proposed" w:date="2026-10-15T20:13:54Z">
+            <w:del w:id="9129" w:author="Claude (AI) - proposed" w:date="2026-10-18T00:27:22Z">
               <w:r>
                 <w:rPr>
                   <w:rFonts w:ascii="Arial" w:cs="Arial" w:eastAsia="Arial" w:hAnsi="Arial"/>
@@ -19287,7 +19287,7 @@
                 <w:delText xml:space="preserve">flour packet</w:delText>
               </w:r>
             </w:del>
-            <w:ins w:id="9130" w:author="Claude (AI) - proposed" w:date="2026-10-15T20:13:54Z">
+            <w:ins w:id="9130" w:author="Claude (AI) - proposed" w:date="2026-10-18T00:27:22Z">
               <w:r>
                 <w:rPr>
                   <w:rFonts w:ascii="Arial" w:cs="Arial" w:eastAsia="Arial" w:hAnsi="Arial"/>
@@ -19315,7 +19315,7 @@
               </w:rPr>
               <w:t xml:space="preserve"> and football pitch)</w:t>
             </w:r>
-            <w:ins w:id="9131" w:author="Claude (AI) - proposed" w:date="2026-10-15T20:13:54Z">
+            <w:ins w:id="9131" w:author="Claude (AI) - proposed" w:date="2026-10-18T00:27:22Z">
               <w:r>
                 <w:rPr>
                   <w:rFonts w:ascii="Arial" w:cs="Arial" w:eastAsia="Arial" w:hAnsi="Arial"/>
@@ -19432,7 +19432,7 @@
             <w:pPr>
               <w:spacing w:after="20" w:before="0"/>
             </w:pPr>
-            <w:hyperlink w:history="1" r:id="rIddamkzr25l3l-tohnxkw5c">
+            <w:hyperlink w:history="1" r:id="rIdhtp9oooexag3mqzywvlpx">
               <w:r>
                 <w:rPr>
                   <w:rFonts w:ascii="Arial" w:cs="Arial" w:eastAsia="Arial" w:hAnsi="Arial"/>
@@ -19481,7 +19481,7 @@
               <w:spacing w:after="10" w:before="0"/>
               <w:ind w:left="120"/>
             </w:pPr>
-            <w:hyperlink w:history="1" r:id="rIdk0id_g3zi_rjykjzsqvky">
+            <w:hyperlink w:history="1" r:id="rId4r0t1a_apueldn89ljjiv">
               <w:r>
                 <w:rPr>
                   <w:rFonts w:ascii="Arial" w:cs="Arial" w:eastAsia="Arial" w:hAnsi="Arial"/>
@@ -19526,7 +19526,7 @@
             <w:pPr>
               <w:spacing w:after="20" w:before="0"/>
             </w:pPr>
-            <w:hyperlink w:history="1" r:id="rIdups_e10mkywoygvfqvwti">
+            <w:hyperlink w:history="1" r:id="rId5rbh5ar40wu6va8nidzi-">
               <w:r>
                 <w:rPr>
                   <w:rFonts w:ascii="Arial" w:cs="Arial" w:eastAsia="Arial" w:hAnsi="Arial"/>
@@ -19575,7 +19575,7 @@
               <w:spacing w:after="10" w:before="0"/>
               <w:ind w:left="120"/>
             </w:pPr>
-            <w:hyperlink w:history="1" r:id="rIdg9hokah-mjymhhcsnavjt">
+            <w:hyperlink w:history="1" r:id="rIdmkqmxuftslswpvhwrwxff">
               <w:r>
                 <w:rPr>
                   <w:rFonts w:ascii="Arial" w:cs="Arial" w:eastAsia="Arial" w:hAnsi="Arial"/>
@@ -19775,7 +19775,7 @@
             <w:pPr>
               <w:spacing w:after="20" w:before="0"/>
             </w:pPr>
-            <w:hyperlink w:history="1" r:id="rId5uo4s2eizirpsiwjbbom1">
+            <w:hyperlink w:history="1" r:id="rId_vqs-esld8sg9njolheuu">
               <w:r>
                 <w:rPr>
                   <w:rFonts w:ascii="Arial" w:cs="Arial" w:eastAsia="Arial" w:hAnsi="Arial"/>
@@ -19824,7 +19824,7 @@
               <w:spacing w:after="10" w:before="0"/>
               <w:ind w:left="120"/>
             </w:pPr>
-            <w:hyperlink w:history="1" r:id="rIds9rvueyw8l971kp7fhqmq">
+            <w:hyperlink w:history="1" r:id="rIdewhgjjyyfwjp5xdmrc_ty">
               <w:r>
                 <w:rPr>
                   <w:rFonts w:ascii="Arial" w:cs="Arial" w:eastAsia="Arial" w:hAnsi="Arial"/>
@@ -19869,7 +19869,7 @@
             <w:pPr>
               <w:spacing w:after="20" w:before="0"/>
             </w:pPr>
-            <w:hyperlink w:history="1" r:id="rIdg8nsmsrh3ns-237uralym">
+            <w:hyperlink w:history="1" r:id="rIdcupf5ntojlbm17ohgajbl">
               <w:r>
                 <w:rPr>
                   <w:rFonts w:ascii="Arial" w:cs="Arial" w:eastAsia="Arial" w:hAnsi="Arial"/>
@@ -19918,7 +19918,7 @@
               <w:spacing w:after="10" w:before="0"/>
               <w:ind w:left="120"/>
             </w:pPr>
-            <w:hyperlink w:history="1" r:id="rId1xzbvenl_ia95c28nqvet">
+            <w:hyperlink w:history="1" r:id="rIdxfrfugibn-wnv8hyjetb4">
               <w:r>
                 <w:rPr>
                   <w:rFonts w:ascii="Arial" w:cs="Arial" w:eastAsia="Arial" w:hAnsi="Arial"/>
@@ -19963,7 +19963,7 @@
               </w:rPr>
               <w:t xml:space="preserve">Learners return to their cumulative 'Similarity and Enlargement' model diagram, begun in Lesson 1 and revised in each subsequent lesson. Today they add a new annotated layer: alongside the linear dimensions already marked on their similar figures, they now label the area of each figure and draw a double-headed arrow between them labelled '× (L.S.F)²'. For the </w:t>
             </w:r>
-            <w:ins w:id="9132" w:author="Claude (AI) - proposed" w:date="2026-10-15T20:13:54Z">
+            <w:ins w:id="9132" w:author="Claude (AI) - proposed" w:date="2026-10-18T00:27:22Z">
               <w:r>
                 <w:rPr>
                   <w:rFonts w:ascii="Arial" w:cs="Arial" w:eastAsia="Arial" w:hAnsi="Arial"/>
@@ -19991,7 +19991,7 @@
               </w:rPr>
               <w:t xml:space="preserve">school-plan rectangle </w:t>
             </w:r>
-            <w:del w:id="9133" w:author="Claude (AI) - proposed" w:date="2026-10-15T20:13:54Z">
+            <w:del w:id="9133" w:author="Claude (AI) - proposed" w:date="2026-10-18T00:27:22Z">
               <w:r>
                 <w:rPr>
                   <w:rFonts w:ascii="Arial" w:cs="Arial" w:eastAsia="Arial" w:hAnsi="Arial"/>
@@ -20006,7 +20006,7 @@
                 <w:delText xml:space="preserve">representing the classroom block (introduced in Lesson 1 as 5 cm on the plan, 10 m in reality,</w:delText>
               </w:r>
             </w:del>
-            <w:ins w:id="9134" w:author="Claude (AI) - proposed" w:date="2026-10-15T20:13:54Z">
+            <w:ins w:id="9134" w:author="Claude (AI) - proposed" w:date="2026-10-18T00:27:22Z">
               <w:r>
                 <w:rPr>
                   <w:rFonts w:ascii="Arial" w:cs="Arial" w:eastAsia="Arial" w:hAnsi="Arial"/>
@@ -20034,7 +20034,7 @@
               </w:rPr>
               <w:t xml:space="preserve"> scale 1:200, so L.S.F = 1/200 from real to plan), learners calculate and annotate the plan area and real area, confirming the factor of 40 000. They also add a mini worked example at the bottom of their model page: the Unga Pembe </w:t>
             </w:r>
-            <w:del w:id="9135" w:author="Claude (AI) - proposed" w:date="2026-10-15T20:13:54Z">
+            <w:del w:id="9135" w:author="Claude (AI) - proposed" w:date="2026-10-18T00:27:22Z">
               <w:r>
                 <w:rPr>
                   <w:rFonts w:ascii="Arial" w:cs="Arial" w:eastAsia="Arial" w:hAnsi="Arial"/>
@@ -20049,7 +20049,7 @@
                 <w:delText xml:space="preserve">flour-packet</w:delText>
               </w:r>
             </w:del>
-            <w:ins w:id="9136" w:author="Claude (AI) - proposed" w:date="2026-10-15T20:13:54Z">
+            <w:ins w:id="9136" w:author="Claude (AI) - proposed" w:date="2026-10-18T00:27:22Z">
               <w:r>
                 <w:rPr>
                   <w:rFonts w:ascii="Arial" w:cs="Arial" w:eastAsia="Arial" w:hAnsi="Arial"/>
@@ -20401,7 +20401,7 @@
               </w:rPr>
               <w:t xml:space="preserve">Learners drew pairs of similar rectangles and triangles with L.S.F values of 2, 3, and ½, calculated the area of each figure, and recorded the ratio of </w:t>
             </w:r>
-            <w:del w:id="9137" w:author="Claude (AI) - proposed" w:date="2026-10-15T20:13:54Z">
+            <w:del w:id="9137" w:author="Claude (AI) - proposed" w:date="2026-10-18T00:27:22Z">
               <w:r>
                 <w:rPr>
                   <w:rFonts w:ascii="Arial" w:cs="Arial" w:eastAsia="Arial" w:hAnsi="Arial"/>
@@ -20416,7 +20416,7 @@
                 <w:delText xml:space="preserve">the larger area to the smaller</w:delText>
               </w:r>
             </w:del>
-            <w:ins w:id="9138" w:author="Claude (AI) - proposed" w:date="2026-10-15T20:13:54Z">
+            <w:ins w:id="9138" w:author="Claude (AI) - proposed" w:date="2026-10-18T00:27:22Z">
               <w:r>
                 <w:rPr>
                   <w:rFonts w:ascii="Arial" w:cs="Arial" w:eastAsia="Arial" w:hAnsi="Arial"/>
@@ -20580,7 +20580,7 @@
               </w:rPr>
               <w:t xml:space="preserve">When the L.S.F between two similar figures is k, every length scales by k, but area — which is calculated by multiplying two lengths together — scales by k × k = k². This is why </w:t>
             </w:r>
-            <w:del w:id="9139" w:author="Claude (AI) - proposed" w:date="2026-10-15T20:13:54Z">
+            <w:del w:id="9139" w:author="Claude (AI) - proposed" w:date="2026-10-18T00:27:22Z">
               <w:r>
                 <w:rPr>
                   <w:rFonts w:ascii="Arial" w:cs="Arial" w:eastAsia="Arial" w:hAnsi="Arial"/>
@@ -20595,7 +20595,7 @@
                 <w:delText xml:space="preserve">the base of the 2 kg Unga Pembe flour packet</w:delText>
               </w:r>
             </w:del>
-            <w:ins w:id="9140" w:author="Claude (AI) - proposed" w:date="2026-10-15T20:13:54Z">
+            <w:ins w:id="9140" w:author="Claude (AI) - proposed" w:date="2026-10-18T00:27:22Z">
               <w:r>
                 <w:rPr>
                   <w:rFonts w:ascii="Arial" w:cs="Arial" w:eastAsia="Arial" w:hAnsi="Arial"/>
@@ -20623,7 +20623,7 @@
               </w:rPr>
               <w:t xml:space="preserve"> has an area 4 times (not 2 times) that of the </w:t>
             </w:r>
-            <w:del w:id="9141" w:author="Claude (AI) - proposed" w:date="2026-10-15T20:13:54Z">
+            <w:del w:id="9141" w:author="Claude (AI) - proposed" w:date="2026-10-18T00:27:22Z">
               <w:r>
                 <w:rPr>
                   <w:rFonts w:ascii="Arial" w:cs="Arial" w:eastAsia="Arial" w:hAnsi="Arial"/>
@@ -20638,7 +20638,7 @@
                 <w:delText xml:space="preserve">1 kg packet, even though each linear dimension is only twice as large</w:delText>
               </w:r>
             </w:del>
-            <w:ins w:id="9142" w:author="Claude (AI) - proposed" w:date="2026-10-15T20:13:54Z">
+            <w:ins w:id="9142" w:author="Claude (AI) - proposed" w:date="2026-10-18T00:27:22Z">
               <w:r>
                 <w:rPr>
                   <w:rFonts w:ascii="Arial" w:cs="Arial" w:eastAsia="Arial" w:hAnsi="Arial"/>
@@ -20686,7 +20686,7 @@
         </w:rPr>
         <w:t xml:space="preserve">© 2026 SeaVuria and ARES. Aligned with KICD objectives. Developed by SeaVuria; technical implementation by ARES (with AI assistance from Claude). Licensed under </w:t>
       </w:r>
-      <w:hyperlink w:history="1" r:id="rIdglckklrwlgwxwfxrgrudx">
+      <w:hyperlink w:history="1" r:id="rId2136sqzw6v2byxk2danjj">
         <w:r>
           <w:rPr>
             <w:rFonts w:ascii="Arial" w:cs="Arial" w:eastAsia="Arial" w:hAnsi="Arial"/>
@@ -20707,7 +20707,7 @@
         </w:rPr>
         <w:t xml:space="preserve"> (</w:t>
       </w:r>
-      <w:hyperlink w:history="1" r:id="rIdiowniz64jqf7b50eohwwp">
+      <w:hyperlink w:history="1" r:id="rIdayw2udeslsjlsvbhctbfl">
         <w:r>
           <w:rPr>
             <w:rFonts w:ascii="Arial" w:cs="Arial" w:eastAsia="Arial" w:hAnsi="Arial"/>
@@ -21747,7 +21747,7 @@
             <w:pPr>
               <w:spacing w:after="20" w:before="0"/>
             </w:pPr>
-            <w:hyperlink w:history="1" r:id="rIdj6jvzzokusxuhk4f-aosj">
+            <w:hyperlink w:history="1" r:id="rIdlcknqmnuwgrbemv1lzl7h">
               <w:r>
                 <w:rPr>
                   <w:rFonts w:ascii="Arial" w:cs="Arial" w:eastAsia="Arial" w:hAnsi="Arial"/>
@@ -21780,7 +21780,7 @@
               <w:spacing w:after="10" w:before="0"/>
               <w:ind w:left="120"/>
             </w:pPr>
-            <w:hyperlink w:history="1" r:id="rIdd_te2fowc9xfdebqzaokb">
+            <w:hyperlink w:history="1" r:id="rIdao2yyfrsz_yiek8ddppqc">
               <w:r>
                 <w:rPr>
                   <w:rFonts w:ascii="Arial" w:cs="Arial" w:eastAsia="Arial" w:hAnsi="Arial"/>
@@ -21825,7 +21825,7 @@
             <w:pPr>
               <w:spacing w:after="20" w:before="0"/>
             </w:pPr>
-            <w:hyperlink w:history="1" r:id="rIdk5sqzuqfyatq9q07ti_ll">
+            <w:hyperlink w:history="1" r:id="rId31gmiktiauhjqdiaivjt7">
               <w:r>
                 <w:rPr>
                   <w:rFonts w:ascii="Arial" w:cs="Arial" w:eastAsia="Arial" w:hAnsi="Arial"/>
@@ -21858,7 +21858,7 @@
               <w:spacing w:after="10" w:before="0"/>
               <w:ind w:left="120"/>
             </w:pPr>
-            <w:hyperlink w:history="1" r:id="rId6tdsjj_jgtciaxsq2q7hs">
+            <w:hyperlink w:history="1" r:id="rIds7gt_sgje7zijcecmoc-y">
               <w:r>
                 <w:rPr>
                   <w:rFonts w:ascii="Arial" w:cs="Arial" w:eastAsia="Arial" w:hAnsi="Arial"/>
@@ -22058,7 +22058,7 @@
             <w:pPr>
               <w:spacing w:after="20" w:before="0"/>
             </w:pPr>
-            <w:hyperlink w:history="1" r:id="rIdb1xdcmxrqmlfh3k9i8atp">
+            <w:hyperlink w:history="1" r:id="rId2vfwd89ti1b_5hvtew22r">
               <w:r>
                 <w:rPr>
                   <w:rFonts w:ascii="Arial" w:cs="Arial" w:eastAsia="Arial" w:hAnsi="Arial"/>
@@ -22091,7 +22091,7 @@
               <w:spacing w:after="10" w:before="0"/>
               <w:ind w:left="120"/>
             </w:pPr>
-            <w:hyperlink w:history="1" r:id="rIdb2yzfjv1qdqtywms9_vyv">
+            <w:hyperlink w:history="1" r:id="rIdhf88hm5rcg7vw2eukaukt">
               <w:r>
                 <w:rPr>
                   <w:rFonts w:ascii="Arial" w:cs="Arial" w:eastAsia="Arial" w:hAnsi="Arial"/>
@@ -22136,7 +22136,7 @@
             <w:pPr>
               <w:spacing w:after="20" w:before="0"/>
             </w:pPr>
-            <w:hyperlink w:history="1" r:id="rIdfi_mlm3hlrlbshma4j5ip">
+            <w:hyperlink w:history="1" r:id="rIdjqwo59mbfieaf3i9buywc">
               <w:r>
                 <w:rPr>
                   <w:rFonts w:ascii="Arial" w:cs="Arial" w:eastAsia="Arial" w:hAnsi="Arial"/>
@@ -22169,7 +22169,7 @@
               <w:spacing w:after="10" w:before="0"/>
               <w:ind w:left="120"/>
             </w:pPr>
-            <w:hyperlink w:history="1" r:id="rIdee8yua9u4hhkd364izoux">
+            <w:hyperlink w:history="1" r:id="rIdyrqstfullu4zowhpe6_mi">
               <w:r>
                 <w:rPr>
                   <w:rFonts w:ascii="Arial" w:cs="Arial" w:eastAsia="Arial" w:hAnsi="Arial"/>
@@ -22369,7 +22369,7 @@
             <w:pPr>
               <w:spacing w:after="20" w:before="0"/>
             </w:pPr>
-            <w:hyperlink w:history="1" r:id="rId62ial1selsc5g_ohrp1z4">
+            <w:hyperlink w:history="1" r:id="rIdfm_tz2bg97utyx9exe9xv">
               <w:r>
                 <w:rPr>
                   <w:rFonts w:ascii="Arial" w:cs="Arial" w:eastAsia="Arial" w:hAnsi="Arial"/>
@@ -22418,7 +22418,7 @@
               <w:spacing w:after="10" w:before="0"/>
               <w:ind w:left="120"/>
             </w:pPr>
-            <w:hyperlink w:history="1" r:id="rIdlgk6qu2rnk7dcw3ibywt0">
+            <w:hyperlink w:history="1" r:id="rIdwupqogjbtq-natyvyutrt">
               <w:r>
                 <w:rPr>
                   <w:rFonts w:ascii="Arial" w:cs="Arial" w:eastAsia="Arial" w:hAnsi="Arial"/>
@@ -22463,7 +22463,7 @@
             <w:pPr>
               <w:spacing w:after="20" w:before="0"/>
             </w:pPr>
-            <w:hyperlink w:history="1" r:id="rIdmbxe_e5jwbx-hod8trndq">
+            <w:hyperlink w:history="1" r:id="rIdsdnv_7tnu1_utz3e1zzze">
               <w:r>
                 <w:rPr>
                   <w:rFonts w:ascii="Arial" w:cs="Arial" w:eastAsia="Arial" w:hAnsi="Arial"/>
@@ -22496,7 +22496,7 @@
               <w:spacing w:after="10" w:before="0"/>
               <w:ind w:left="120"/>
             </w:pPr>
-            <w:hyperlink w:history="1" r:id="rIdrsoq2hbuyu7gddrxmi9fk">
+            <w:hyperlink w:history="1" r:id="rId-5tvjujcqctnymc0cv8b4">
               <w:r>
                 <w:rPr>
                   <w:rFonts w:ascii="Arial" w:cs="Arial" w:eastAsia="Arial" w:hAnsi="Arial"/>
@@ -22696,7 +22696,7 @@
             <w:pPr>
               <w:spacing w:after="20" w:before="0"/>
             </w:pPr>
-            <w:hyperlink w:history="1" r:id="rIdy9lrsr5n_o9it6mwouww_">
+            <w:hyperlink w:history="1" r:id="rIdveh2gly2fo3endtxslckr">
               <w:r>
                 <w:rPr>
                   <w:rFonts w:ascii="Arial" w:cs="Arial" w:eastAsia="Arial" w:hAnsi="Arial"/>
@@ -22745,7 +22745,7 @@
               <w:spacing w:after="10" w:before="0"/>
               <w:ind w:left="120"/>
             </w:pPr>
-            <w:hyperlink w:history="1" r:id="rIdrjyufqiwd3itwkxzveo99">
+            <w:hyperlink w:history="1" r:id="rIdzsrzc62s2xwmcp5fcgtcz">
               <w:r>
                 <w:rPr>
                   <w:rFonts w:ascii="Arial" w:cs="Arial" w:eastAsia="Arial" w:hAnsi="Arial"/>
@@ -22790,7 +22790,7 @@
             <w:pPr>
               <w:spacing w:after="20" w:before="0"/>
             </w:pPr>
-            <w:hyperlink w:history="1" r:id="rIdj6gb7py02jzuntuv0cyi-">
+            <w:hyperlink w:history="1" r:id="rIdzx2_iaubjdbwa_9w1mxqi">
               <w:r>
                 <w:rPr>
                   <w:rFonts w:ascii="Arial" w:cs="Arial" w:eastAsia="Arial" w:hAnsi="Arial"/>
@@ -22823,7 +22823,7 @@
               <w:spacing w:after="10" w:before="0"/>
               <w:ind w:left="120"/>
             </w:pPr>
-            <w:hyperlink w:history="1" r:id="rIdsji6ui1v8cpinxk2pdsb-">
+            <w:hyperlink w:history="1" r:id="rIdtsovp5ketvxm_y1ouxbxn">
               <w:r>
                 <w:rPr>
                   <w:rFonts w:ascii="Arial" w:cs="Arial" w:eastAsia="Arial" w:hAnsi="Arial"/>
@@ -23023,7 +23023,7 @@
             <w:pPr>
               <w:spacing w:after="20" w:before="0"/>
             </w:pPr>
-            <w:hyperlink w:history="1" r:id="rIdfgtgu64vlwf51lhtzxqdc">
+            <w:hyperlink w:history="1" r:id="rIds8ieju4os8azjjcy8xyeu">
               <w:r>
                 <w:rPr>
                   <w:rFonts w:ascii="Arial" w:cs="Arial" w:eastAsia="Arial" w:hAnsi="Arial"/>
@@ -23072,7 +23072,7 @@
               <w:spacing w:after="10" w:before="0"/>
               <w:ind w:left="120"/>
             </w:pPr>
-            <w:hyperlink w:history="1" r:id="rIddx_4m96_7jzq2mftnodyt">
+            <w:hyperlink w:history="1" r:id="rId-noq4ucyiucivgev6t1tq">
               <w:r>
                 <w:rPr>
                   <w:rFonts w:ascii="Arial" w:cs="Arial" w:eastAsia="Arial" w:hAnsi="Arial"/>
@@ -23117,7 +23117,7 @@
             <w:pPr>
               <w:spacing w:after="20" w:before="0"/>
             </w:pPr>
-            <w:hyperlink w:history="1" r:id="rIdnozmdwuj-aeearmxn937a">
+            <w:hyperlink w:history="1" r:id="rIdgcysgf47lhagolmosrx-1">
               <w:r>
                 <w:rPr>
                   <w:rFonts w:ascii="Arial" w:cs="Arial" w:eastAsia="Arial" w:hAnsi="Arial"/>
@@ -23150,7 +23150,7 @@
               <w:spacing w:after="10" w:before="0"/>
               <w:ind w:left="120"/>
             </w:pPr>
-            <w:hyperlink w:history="1" r:id="rId26g4yypz0vhec6csbuvfy">
+            <w:hyperlink w:history="1" r:id="rId6gbewd9gshx0ibisjmcqa">
               <w:r>
                 <w:rPr>
                   <w:rFonts w:ascii="Arial" w:cs="Arial" w:eastAsia="Arial" w:hAnsi="Arial"/>
@@ -23195,7 +23195,7 @@
               </w:rPr>
               <w:t xml:space="preserve">Learners retrieve their cumulative 'Scale Factor Model' diagram started in Lesson 1, which currently shows LSF → ASF with the relationship ASF = (LSF)². They now extend the model by: (i) adding a third layer labelled 'VOLUME (3D)' with the relationship VSF = (LSF)³; (ii) annotating each layer with a Kenyan example (Lesson </w:t>
             </w:r>
-            <w:del w:id="9143" w:author="Claude (AI) - proposed" w:date="2026-10-15T20:13:54Z">
+            <w:del w:id="9143" w:author="Claude (AI) - proposed" w:date="2026-10-18T00:27:22Z">
               <w:r>
                 <w:rPr>
                   <w:rFonts w:ascii="Arial" w:cs="Arial" w:eastAsia="Arial" w:hAnsi="Arial"/>
@@ -23210,7 +23210,7 @@
                 <w:delText xml:space="preserve">4</w:delText>
               </w:r>
             </w:del>
-            <w:ins w:id="9144" w:author="Claude (AI) - proposed" w:date="2026-10-15T20:13:54Z">
+            <w:ins w:id="9144" w:author="Claude (AI) - proposed" w:date="2026-10-18T00:27:22Z">
               <w:r>
                 <w:rPr>
                   <w:rFonts w:ascii="Arial" w:cs="Arial" w:eastAsia="Arial" w:hAnsi="Arial"/>
@@ -23238,7 +23238,7 @@
               </w:rPr>
               <w:t xml:space="preserve">: architectural plan scale, Lesson 5: Unga Pembe </w:t>
             </w:r>
-            <w:del w:id="9145" w:author="Claude (AI) - proposed" w:date="2026-10-15T20:13:54Z">
+            <w:del w:id="9145" w:author="Claude (AI) - proposed" w:date="2026-10-18T00:27:22Z">
               <w:r>
                 <w:rPr>
                   <w:rFonts w:ascii="Arial" w:cs="Arial" w:eastAsia="Arial" w:hAnsi="Arial"/>
@@ -23253,7 +23253,7 @@
                 <w:delText xml:space="preserve">flour-packet base</w:delText>
               </w:r>
             </w:del>
-            <w:ins w:id="9146" w:author="Claude (AI) - proposed" w:date="2026-10-15T20:13:54Z">
+            <w:ins w:id="9146" w:author="Claude (AI) - proposed" w:date="2026-10-18T00:27:22Z">
               <w:r>
                 <w:rPr>
                   <w:rFonts w:ascii="Arial" w:cs="Arial" w:eastAsia="Arial" w:hAnsi="Arial"/>
@@ -23761,7 +23761,7 @@
         </w:rPr>
         <w:t xml:space="preserve">© 2026 SeaVuria and ARES. Aligned with KICD objectives. Developed by SeaVuria; technical implementation by ARES (with AI assistance from Claude). Licensed under </w:t>
       </w:r>
-      <w:hyperlink w:history="1" r:id="rId38ll3murveumvsebw4ffi">
+      <w:hyperlink w:history="1" r:id="rIdfx6yusqcasbmbnfialknu">
         <w:r>
           <w:rPr>
             <w:rFonts w:ascii="Arial" w:cs="Arial" w:eastAsia="Arial" w:hAnsi="Arial"/>
@@ -23782,7 +23782,7 @@
         </w:rPr>
         <w:t xml:space="preserve"> (</w:t>
       </w:r>
-      <w:hyperlink w:history="1" r:id="rId-mxhl3qafka5mxlw2bo2k">
+      <w:hyperlink w:history="1" r:id="rIduo36wu-dpweqipsomkgaz">
         <w:r>
           <w:rPr>
             <w:rFonts w:ascii="Arial" w:cs="Arial" w:eastAsia="Arial" w:hAnsi="Arial"/>
@@ -24534,7 +24534,7 @@
               </w:rPr>
               <w:t xml:space="preserve">Learners begin by predicting how the Scale 1 : 200 plan from the anchoring phenomenon compresses and preserves the school compound, then work through three structured real-life problem sets — (1) a Survey of Kenya map, (2) the school architectural plan, and (3) a packaging/water-tank design challenge — applying L.S.F, A.S.F, and V.S.F in each context. Through a jigsaw activity, groups share solutions and consolidate the relationships. In the final phase the model-building project is formally launched: groups select a solid, agree on a scale factor, calculate all required dimensions, record a construction plan, and </w:t>
             </w:r>
-            <w:del w:id="9147" w:author="Claude (AI) - proposed" w:date="2026-10-15T20:13:54Z">
+            <w:del w:id="9147" w:author="Claude (AI) - proposed" w:date="2026-10-18T00:27:22Z">
               <w:r>
                 <w:rPr>
                   <w:rFonts w:ascii="Arial" w:cs="Arial" w:eastAsia="Arial" w:hAnsi="Arial"/>
@@ -24549,7 +24549,7 @@
                 <w:delText xml:space="preserve">begin building</w:delText>
               </w:r>
             </w:del>
-            <w:ins w:id="9148" w:author="Claude (AI) - proposed" w:date="2026-10-15T20:13:54Z">
+            <w:ins w:id="9148" w:author="Claude (AI) - proposed" w:date="2026-10-18T00:27:22Z">
               <w:r>
                 <w:rPr>
                   <w:rFonts w:ascii="Arial" w:cs="Arial" w:eastAsia="Arial" w:hAnsi="Arial"/>
@@ -24577,7 +24577,7 @@
               </w:rPr>
               <w:t xml:space="preserve"> using locally available materials</w:t>
             </w:r>
-            <w:ins w:id="9149" w:author="Claude (AI) - proposed" w:date="2026-10-15T20:13:54Z">
+            <w:ins w:id="9149" w:author="Claude (AI) - proposed" w:date="2026-10-18T00:27:22Z">
               <w:r>
                 <w:rPr>
                   <w:rFonts w:ascii="Arial" w:cs="Arial" w:eastAsia="Arial" w:hAnsi="Arial"/>
@@ -24893,7 +24893,7 @@
             <w:pPr>
               <w:spacing w:after="20" w:before="0"/>
             </w:pPr>
-            <w:hyperlink w:history="1" r:id="rIddkuj0z0q2lbtz0ewlcvqo">
+            <w:hyperlink w:history="1" r:id="rIdgvjfx4jii7t7jhyxip7a1">
               <w:r>
                 <w:rPr>
                   <w:rFonts w:ascii="Arial" w:cs="Arial" w:eastAsia="Arial" w:hAnsi="Arial"/>
@@ -24926,7 +24926,7 @@
               <w:spacing w:after="10" w:before="0"/>
               <w:ind w:left="120"/>
             </w:pPr>
-            <w:hyperlink w:history="1" r:id="rIdc09g0mhw3yietdqaybebo">
+            <w:hyperlink w:history="1" r:id="rIdhku0gl3ger_nitxfa820i">
               <w:r>
                 <w:rPr>
                   <w:rFonts w:ascii="Arial" w:cs="Arial" w:eastAsia="Arial" w:hAnsi="Arial"/>
@@ -24971,7 +24971,7 @@
             <w:pPr>
               <w:spacing w:after="20" w:before="0"/>
             </w:pPr>
-            <w:hyperlink w:history="1" r:id="rIdriz5tu74giyfvkm-q3bmp">
+            <w:hyperlink w:history="1" r:id="rIdlxp1dmkufkchsepgywjh2">
               <w:r>
                 <w:rPr>
                   <w:rFonts w:ascii="Arial" w:cs="Arial" w:eastAsia="Arial" w:hAnsi="Arial"/>
@@ -25020,7 +25020,7 @@
               <w:spacing w:after="10" w:before="0"/>
               <w:ind w:left="120"/>
             </w:pPr>
-            <w:hyperlink w:history="1" r:id="rId8kcgvolpb19zh1wklghg3">
+            <w:hyperlink w:history="1" r:id="rIdkwvwkfh01-paho6izjwwe">
               <w:r>
                 <w:rPr>
                   <w:rFonts w:ascii="Arial" w:cs="Arial" w:eastAsia="Arial" w:hAnsi="Arial"/>
@@ -25151,7 +25151,7 @@
               <w:spacing w:after="40" w:before="0"/>
               <w:jc w:val="left"/>
             </w:pPr>
-            <w:ins w:id="9150" w:author="Claude (AI) - proposed" w:date="2026-10-15T20:13:54Z">
+            <w:ins w:id="9150" w:author="Claude (AI) - proposed" w:date="2026-10-18T00:27:22Z">
               <w:r>
                 <w:rPr>
                   <w:rFonts w:ascii="Arial" w:cs="Arial" w:eastAsia="Arial" w:hAnsi="Arial"/>
@@ -25235,7 +25235,7 @@
             <w:pPr>
               <w:spacing w:after="20" w:before="0"/>
             </w:pPr>
-            <w:hyperlink w:history="1" r:id="rIdafi-l7-dv5vivxumzpzjz">
+            <w:hyperlink w:history="1" r:id="rIdoaaqowhfllp6ih4nra-wj">
               <w:r>
                 <w:rPr>
                   <w:rFonts w:ascii="Arial" w:cs="Arial" w:eastAsia="Arial" w:hAnsi="Arial"/>
@@ -25268,7 +25268,7 @@
               <w:spacing w:after="10" w:before="0"/>
               <w:ind w:left="120"/>
             </w:pPr>
-            <w:hyperlink w:history="1" r:id="rIddsiyhmfwzb1ugzqxtgs-x">
+            <w:hyperlink w:history="1" r:id="rIdspvhrksiuafzv8irhnwml">
               <w:r>
                 <w:rPr>
                   <w:rFonts w:ascii="Arial" w:cs="Arial" w:eastAsia="Arial" w:hAnsi="Arial"/>
@@ -25313,7 +25313,7 @@
             <w:pPr>
               <w:spacing w:after="20" w:before="0"/>
             </w:pPr>
-            <w:hyperlink w:history="1" r:id="rId7fm3h-ablzimuco51tdn9">
+            <w:hyperlink w:history="1" r:id="rIdrbbvzimdf_rg9abmtyu0x">
               <w:r>
                 <w:rPr>
                   <w:rFonts w:ascii="Arial" w:cs="Arial" w:eastAsia="Arial" w:hAnsi="Arial"/>
@@ -25362,7 +25362,7 @@
               <w:spacing w:after="10" w:before="0"/>
               <w:ind w:left="120"/>
             </w:pPr>
-            <w:hyperlink w:history="1" r:id="rId29ctcvyxah1oqcotjxmvx">
+            <w:hyperlink w:history="1" r:id="rIdza09mhlvvntodd4tda6ex">
               <w:r>
                 <w:rPr>
                   <w:rFonts w:ascii="Arial" w:cs="Arial" w:eastAsia="Arial" w:hAnsi="Arial"/>
@@ -25407,7 +25407,7 @@
               </w:rPr>
               <w:t xml:space="preserve">Learners work in their established groups of 4–5. Each group receives a differentiated problem card (three card types, rotated so each table tackles a different context). Card A: Survey of Kenya map — a 1 : 50 000 topographic map extract showing the road between Kisumu and Ahero; learners measure two distances on the map and calculate real distances, then determine the real area of a rectangular rice paddy shown on the map. Card B: Architectural plan — using the school plan at Scale 1 : 200, learners calculate the real floor area of the staffroom, the real volume of a square water tank shown on the plan with a given plan height, and determine how many 20-litre jerricans the tank can fill. Card C: Packaging design — a mandazi factory in Eldoret wants to scale up its box design by L.S.F = 1.5; learners calculate the new surface area of cardboard needed and the new volume of mandazi the box holds, given the original box dimensions. All groups record working and answers on a shared group answer sheet.</w:t>
             </w:r>
-            <w:ins w:id="9151" w:author="Claude (AI) - proposed" w:date="2026-10-15T20:13:54Z">
+            <w:ins w:id="9151" w:author="Claude (AI) - proposed" w:date="2026-10-18T00:27:22Z">
               <w:r>
                 <w:rPr>
                   <w:rFonts w:ascii="Arial" w:cs="Arial" w:eastAsia="Arial" w:hAnsi="Arial"/>
@@ -25508,7 +25508,7 @@
               <w:spacing w:after="40" w:before="0"/>
               <w:jc w:val="left"/>
             </w:pPr>
-            <w:ins w:id="9152" w:author="Claude (AI) - proposed" w:date="2026-10-15T20:13:54Z">
+            <w:ins w:id="9152" w:author="Claude (AI) - proposed" w:date="2026-10-18T00:27:22Z">
               <w:r>
                 <w:rPr>
                   <w:rFonts w:ascii="Arial" w:cs="Arial" w:eastAsia="Arial" w:hAnsi="Arial"/>
@@ -25592,7 +25592,7 @@
             <w:pPr>
               <w:spacing w:after="20" w:before="0"/>
             </w:pPr>
-            <w:hyperlink w:history="1" r:id="rId6e65juhncehnchbksyi23">
+            <w:hyperlink w:history="1" r:id="rIdrlg2wbfihiq12t4tez_4f">
               <w:r>
                 <w:rPr>
                   <w:rFonts w:ascii="Arial" w:cs="Arial" w:eastAsia="Arial" w:hAnsi="Arial"/>
@@ -25625,7 +25625,7 @@
               <w:spacing w:after="10" w:before="0"/>
               <w:ind w:left="120"/>
             </w:pPr>
-            <w:hyperlink w:history="1" r:id="rIdlon2obgmaeovsr0oa8mej">
+            <w:hyperlink w:history="1" r:id="rIdsbheqrg6v_oqjmqf9elzq">
               <w:r>
                 <w:rPr>
                   <w:rFonts w:ascii="Arial" w:cs="Arial" w:eastAsia="Arial" w:hAnsi="Arial"/>
@@ -25670,7 +25670,7 @@
             <w:pPr>
               <w:spacing w:after="20" w:before="0"/>
             </w:pPr>
-            <w:hyperlink w:history="1" r:id="rIdbql2oaw1yvi5ija80fmw3">
+            <w:hyperlink w:history="1" r:id="rIdehxr3ybr5jm4d64acmteg">
               <w:r>
                 <w:rPr>
                   <w:rFonts w:ascii="Arial" w:cs="Arial" w:eastAsia="Arial" w:hAnsi="Arial"/>
@@ -25719,7 +25719,7 @@
               <w:spacing w:after="10" w:before="0"/>
               <w:ind w:left="120"/>
             </w:pPr>
-            <w:hyperlink w:history="1" r:id="rIdazxtoc_vun-0ok4v4mhwk">
+            <w:hyperlink w:history="1" r:id="rIdj6gkhe8rcv0xxgyveugjy">
               <w:r>
                 <w:rPr>
                   <w:rFonts w:ascii="Arial" w:cs="Arial" w:eastAsia="Arial" w:hAnsi="Arial"/>
@@ -25850,7 +25850,7 @@
               <w:spacing w:after="40" w:before="0"/>
               <w:jc w:val="left"/>
             </w:pPr>
-            <w:ins w:id="9153" w:author="Claude (AI) - proposed" w:date="2026-10-15T20:13:54Z">
+            <w:ins w:id="9153" w:author="Claude (AI) - proposed" w:date="2026-10-18T00:27:22Z">
               <w:r>
                 <w:rPr>
                   <w:rFonts w:ascii="Arial" w:cs="Arial" w:eastAsia="Arial" w:hAnsi="Arial"/>
@@ -25934,7 +25934,7 @@
             <w:pPr>
               <w:spacing w:after="20" w:before="0"/>
             </w:pPr>
-            <w:hyperlink w:history="1" r:id="rIdbtkwpnwof2kjxdhwfwnu_">
+            <w:hyperlink w:history="1" r:id="rId5x-0uv2blzlmpe0mmjqgc">
               <w:r>
                 <w:rPr>
                   <w:rFonts w:ascii="Arial" w:cs="Arial" w:eastAsia="Arial" w:hAnsi="Arial"/>
@@ -25967,7 +25967,7 @@
               <w:spacing w:after="10" w:before="0"/>
               <w:ind w:left="120"/>
             </w:pPr>
-            <w:hyperlink w:history="1" r:id="rIdc7-xcqpzkma2kpsoow3r2">
+            <w:hyperlink w:history="1" r:id="rIda_dgmrgsesqyln3dmthpf">
               <w:r>
                 <w:rPr>
                   <w:rFonts w:ascii="Arial" w:cs="Arial" w:eastAsia="Arial" w:hAnsi="Arial"/>
@@ -26012,7 +26012,7 @@
             <w:pPr>
               <w:spacing w:after="20" w:before="0"/>
             </w:pPr>
-            <w:hyperlink w:history="1" r:id="rIdtkigi_agu2v6cb1gc3o4d">
+            <w:hyperlink w:history="1" r:id="rIdc8uyocs0s8_rt8g17pkn-">
               <w:r>
                 <w:rPr>
                   <w:rFonts w:ascii="Arial" w:cs="Arial" w:eastAsia="Arial" w:hAnsi="Arial"/>
@@ -26061,7 +26061,7 @@
               <w:spacing w:after="10" w:before="0"/>
               <w:ind w:left="120"/>
             </w:pPr>
-            <w:hyperlink w:history="1" r:id="rId_4btaqo4a8-_wdxze9trp">
+            <w:hyperlink w:history="1" r:id="rId5mpar1ms7vk6finr-42wo">
               <w:r>
                 <w:rPr>
                   <w:rFonts w:ascii="Arial" w:cs="Arial" w:eastAsia="Arial" w:hAnsi="Arial"/>
@@ -26261,7 +26261,7 @@
             <w:pPr>
               <w:spacing w:after="20" w:before="0"/>
             </w:pPr>
-            <w:hyperlink w:history="1" r:id="rIdivgcmvwdbdvgzwyu5nlek">
+            <w:hyperlink w:history="1" r:id="rIdcse3m0cymrmv5aizcfinj">
               <w:r>
                 <w:rPr>
                   <w:rFonts w:ascii="Arial" w:cs="Arial" w:eastAsia="Arial" w:hAnsi="Arial"/>
@@ -26310,7 +26310,7 @@
               <w:spacing w:after="10" w:before="0"/>
               <w:ind w:left="120"/>
             </w:pPr>
-            <w:hyperlink w:history="1" r:id="rIdnhz0zqgqglrf1p4s9du8z">
+            <w:hyperlink w:history="1" r:id="rIdkp30bdyym2jrctqft8pex">
               <w:r>
                 <w:rPr>
                   <w:rFonts w:ascii="Arial" w:cs="Arial" w:eastAsia="Arial" w:hAnsi="Arial"/>
@@ -26355,7 +26355,7 @@
             <w:pPr>
               <w:spacing w:after="20" w:before="0"/>
             </w:pPr>
-            <w:hyperlink w:history="1" r:id="rIdiipva7gj0yozximgunh3g">
+            <w:hyperlink w:history="1" r:id="rId8tem_dnrt3x6jlplv2bmj">
               <w:r>
                 <w:rPr>
                   <w:rFonts w:ascii="Arial" w:cs="Arial" w:eastAsia="Arial" w:hAnsi="Arial"/>
@@ -26404,7 +26404,7 @@
               <w:spacing w:after="10" w:before="0"/>
               <w:ind w:left="120"/>
             </w:pPr>
-            <w:hyperlink w:history="1" r:id="rId6bh9l8fqic3nvozt1s7sd">
+            <w:hyperlink w:history="1" r:id="rIdpttkb3yyp_57_ophvkuux">
               <w:r>
                 <w:rPr>
                   <w:rFonts w:ascii="Arial" w:cs="Arial" w:eastAsia="Arial" w:hAnsi="Arial"/>
@@ -26482,7 +26482,7 @@
               </w:rPr>
               <w:t xml:space="preserve">Distribute Project Brief Cards and Planning Sheets. Read aloud the brief in 90 seconds, then say: 'You have 18 minutes. The most important thing you do today is the calculation table on your Planning Sheet — because if your maths is wrong, your models will not be similar. Accuracy first, construction second.' Circulate continuously. At each group, ask: 'What L.S.F did you choose? What is your A.S.F? Show me the calculation.' Use 10-second wait time. Specifically visit the groups flagged during Phase 3 for A.S.F/V.S.F confusion and work through one example with them: 'If your cylinder has radius 3 cm and you chose k = 2, what is the radius of your bigger model? What is the ratio of their curved surface areas?' At the 15-minute mark, say: 'You have 3 minutes — every group must have a completed calculation table and at least one labelled sketch before we close.' In the final 2 minutes, ask each group to state their solid type, L.S.F, and calculated V.S.F to the class in a 10-second 'show and tell' around the room.</w:t>
             </w:r>
-            <w:ins w:id="9154" w:author="Claude (AI) - proposed" w:date="2026-10-15T20:13:54Z">
+            <w:ins w:id="9154" w:author="Claude (AI) - proposed" w:date="2026-10-18T00:27:22Z">
               <w:r>
                 <w:rPr>
                   <w:rFonts w:ascii="Arial" w:cs="Arial" w:eastAsia="Arial" w:hAnsi="Arial"/>
@@ -26563,7 +26563,7 @@
               </w:rPr>
               <w:t xml:space="preserve">Observable indicator: Each group's Planning Sheet shows a correctly completed calculation table with three rows — L.S.F, A.S.F (= L.S.F²), V.S.F (= L.S.F³) — all derived from their chosen k, plus correctly scaled dimensions for both models. Teacher collects all Planning Sheets at the end of the lesson to check calculations before </w:t>
             </w:r>
-            <w:del w:id="9155" w:author="Claude (AI) - proposed" w:date="2026-10-15T20:13:54Z">
+            <w:del w:id="9155" w:author="Claude (AI) - proposed" w:date="2026-10-18T00:27:22Z">
               <w:r>
                 <w:rPr>
                   <w:rFonts w:ascii="Arial" w:cs="Arial" w:eastAsia="Arial" w:hAnsi="Arial"/>
@@ -26578,7 +26578,7 @@
                 <w:delText xml:space="preserve">Lesson 8 construction resumes</w:delText>
               </w:r>
             </w:del>
-            <w:ins w:id="9156" w:author="Claude (AI) - proposed" w:date="2026-10-15T20:13:54Z">
+            <w:ins w:id="9156" w:author="Claude (AI) - proposed" w:date="2026-10-18T00:27:22Z">
               <w:r>
                 <w:rPr>
                   <w:rFonts w:ascii="Arial" w:cs="Arial" w:eastAsia="Arial" w:hAnsi="Arial"/>
@@ -26701,7 +26701,7 @@
               </w:rPr>
               <w:t xml:space="preserve">After the lesson, consider: (1) During Phase 2, did the jigsaw reshuffle create genuine peer teaching, or did some 'expert' members struggle to explain their card? If so, consider providing a one-sentence 'expert summary' scaffold on each card for Lesson 8's continuation. (2) In Phase 3, how many groups confused A.S.F with V.S.F when answering Synthesis Q2? If more than two groups made this error, </w:t>
             </w:r>
-            <w:del w:id="9157" w:author="Claude (AI) - proposed" w:date="2026-10-15T20:13:54Z">
+            <w:del w:id="9157" w:author="Claude (AI) - proposed" w:date="2026-10-18T00:27:22Z">
               <w:r>
                 <w:rPr>
                   <w:rFonts w:ascii="Arial" w:cs="Arial" w:eastAsia="Arial" w:hAnsi="Arial"/>
@@ -26716,7 +26716,7 @@
                 <w:delText xml:space="preserve">open Lesson 8 with</w:delText>
               </w:r>
             </w:del>
-            <w:ins w:id="9158" w:author="Claude (AI) - proposed" w:date="2026-10-15T20:13:54Z">
+            <w:ins w:id="9158" w:author="Claude (AI) - proposed" w:date="2026-10-18T00:27:22Z">
               <w:r>
                 <w:rPr>
                   <w:rFonts w:ascii="Arial" w:cs="Arial" w:eastAsia="Arial" w:hAnsi="Arial"/>
@@ -26744,7 +26744,7 @@
               </w:rPr>
               <w:t xml:space="preserve"> a 5-minute whole-class worked example </w:t>
             </w:r>
-            <w:del w:id="9159" w:author="Claude (AI) - proposed" w:date="2026-10-15T20:13:54Z">
+            <w:del w:id="9159" w:author="Claude (AI) - proposed" w:date="2026-10-18T00:27:22Z">
               <w:r>
                 <w:rPr>
                   <w:rFonts w:ascii="Arial" w:cs="Arial" w:eastAsia="Arial" w:hAnsi="Arial"/>
@@ -26759,7 +26759,7 @@
                 <w:delText xml:space="preserve">before resuming construction</w:delText>
               </w:r>
             </w:del>
-            <w:ins w:id="9160" w:author="Claude (AI) - proposed" w:date="2026-10-15T20:13:54Z">
+            <w:ins w:id="9160" w:author="Claude (AI) - proposed" w:date="2026-10-18T00:27:22Z">
               <w:r>
                 <w:rPr>
                   <w:rFonts w:ascii="Arial" w:cs="Arial" w:eastAsia="Arial" w:hAnsi="Arial"/>
@@ -26787,7 +26787,7 @@
               </w:rPr>
               <w:t xml:space="preserve">. (3) Review all collected Planning Sheets tonight: are the V.S.F calculations correct? Flag any group whose V.S.F does not equal the cube of their stated L.S.F — this must be corrected before physical construction </w:t>
             </w:r>
-            <w:del w:id="9161" w:author="Claude (AI) - proposed" w:date="2026-10-15T20:13:54Z">
+            <w:del w:id="9161" w:author="Claude (AI) - proposed" w:date="2026-10-18T00:27:22Z">
               <w:r>
                 <w:rPr>
                   <w:rFonts w:ascii="Arial" w:cs="Arial" w:eastAsia="Arial" w:hAnsi="Arial"/>
@@ -26802,7 +26802,7 @@
                 <w:delText xml:space="preserve">in Lesson 8</w:delText>
               </w:r>
             </w:del>
-            <w:ins w:id="9162" w:author="Claude (AI) - proposed" w:date="2026-10-15T20:13:54Z">
+            <w:ins w:id="9162" w:author="Claude (AI) - proposed" w:date="2026-10-18T00:27:22Z">
               <w:r>
                 <w:rPr>
                   <w:rFonts w:ascii="Arial" w:cs="Arial" w:eastAsia="Arial" w:hAnsi="Arial"/>
@@ -26830,7 +26830,7 @@
               </w:rPr>
               <w:t xml:space="preserve">, otherwise the models will not be genuinely similar and the project's mathematical integrity will be compromised. (4) Did the anchoring phenomenon (the school plan at Scale 1 : 200 and the two water tanks) feel vivid and motivating today, or has it become routine? If the latter, consider bringing a physical tape measure to </w:t>
             </w:r>
-            <w:del w:id="9163" w:author="Claude (AI) - proposed" w:date="2026-10-15T20:13:54Z">
+            <w:del w:id="9163" w:author="Claude (AI) - proposed" w:date="2026-10-18T00:27:22Z">
               <w:r>
                 <w:rPr>
                   <w:rFonts w:ascii="Arial" w:cs="Arial" w:eastAsia="Arial" w:hAnsi="Arial"/>
@@ -26845,7 +26845,7 @@
                 <w:delText xml:space="preserve">Lesson 8</w:delText>
               </w:r>
             </w:del>
-            <w:ins w:id="9164" w:author="Claude (AI) - proposed" w:date="2026-10-15T20:13:54Z">
+            <w:ins w:id="9164" w:author="Claude (AI) - proposed" w:date="2026-10-18T00:27:22Z">
               <w:r>
                 <w:rPr>
                   <w:rFonts w:ascii="Arial" w:cs="Arial" w:eastAsia="Arial" w:hAnsi="Arial"/>
@@ -27139,7 +27139,7 @@
               </w:rPr>
               <w:t xml:space="preserve">Learners used L.S.F, A.S.F, and V.S.F to solve multi-step real-life problems, updated the Driving Question Board to mark the core phenomenon questions as ANSWERED, and produced a fully calculated Project Planning Sheet — including labelled model sketches and a materials list — to guide construction of their own pair of similar solid models </w:t>
             </w:r>
-            <w:del w:id="9165" w:author="Claude (AI) - proposed" w:date="2026-10-15T20:13:54Z">
+            <w:del w:id="9165" w:author="Claude (AI) - proposed" w:date="2026-10-18T00:27:22Z">
               <w:r>
                 <w:rPr>
                   <w:rFonts w:ascii="Arial" w:cs="Arial" w:eastAsia="Arial" w:hAnsi="Arial"/>
@@ -27154,7 +27154,7 @@
                 <w:delText xml:space="preserve">in</w:delText>
               </w:r>
             </w:del>
-            <w:ins w:id="9166" w:author="Claude (AI) - proposed" w:date="2026-10-15T20:13:54Z">
+            <w:ins w:id="9166" w:author="Claude (AI) - proposed" w:date="2026-10-18T00:27:22Z">
               <w:r>
                 <w:rPr>
                   <w:rFonts w:ascii="Arial" w:cs="Arial" w:eastAsia="Arial" w:hAnsi="Arial"/>
@@ -27202,7 +27202,7 @@
         </w:rPr>
         <w:t xml:space="preserve">© 2026 SeaVuria and ARES. Aligned with KICD objectives. Developed by SeaVuria; technical implementation by ARES (with AI assistance from Claude). Licensed under </w:t>
       </w:r>
-      <w:hyperlink w:history="1" r:id="rIdnetoorgxfeynlq29buhh7">
+      <w:hyperlink w:history="1" r:id="rId-d470k2adyh6l8_610lau">
         <w:r>
           <w:rPr>
             <w:rFonts w:ascii="Arial" w:cs="Arial" w:eastAsia="Arial" w:hAnsi="Arial"/>
@@ -27223,7 +27223,7 @@
         </w:rPr>
         <w:t xml:space="preserve"> (</w:t>
       </w:r>
-      <w:hyperlink w:history="1" r:id="rIdsb9detly3apifjr5kutaa">
+      <w:hyperlink w:history="1" r:id="rIdt5qncibjszknnrxo2arrv">
         <w:r>
           <w:rPr>
             <w:rFonts w:ascii="Arial" w:cs="Arial" w:eastAsia="Arial" w:hAnsi="Arial"/>
@@ -27975,7 +27975,7 @@
               </w:rPr>
               <w:t xml:space="preserve">Lesson 8 is the capstone of the Similarity and Enlargement unit. It has </w:t>
             </w:r>
-            <w:del w:id="9167" w:author="Claude (AI) - proposed" w:date="2026-10-15T20:13:54Z">
+            <w:del w:id="9167" w:author="Claude (AI) - proposed" w:date="2026-10-18T00:27:22Z">
               <w:r>
                 <w:rPr>
                   <w:rFonts w:ascii="Arial" w:cs="Arial" w:eastAsia="Arial" w:hAnsi="Arial"/>
@@ -27990,7 +27990,7 @@
                 <w:delText xml:space="preserve">three interlocking components: (1) a 20-minute Group Project Presentation and Mini-Exhibition in which each group displays their</w:delText>
               </w:r>
             </w:del>
-            <w:ins w:id="9168" w:author="Claude (AI) - proposed" w:date="2026-10-15T20:13:54Z">
+            <w:ins w:id="9168" w:author="Claude (AI) - proposed" w:date="2026-10-18T00:27:22Z">
               <w:r>
                 <w:rPr>
                   <w:rFonts w:ascii="Arial" w:cs="Arial" w:eastAsia="Arial" w:hAnsi="Arial"/>
@@ -28018,7 +28018,7 @@
               </w:rPr>
               <w:t xml:space="preserve"> similar-solid models, </w:t>
             </w:r>
-            <w:del w:id="9169" w:author="Claude (AI) - proposed" w:date="2026-10-15T20:13:54Z">
+            <w:del w:id="9169" w:author="Claude (AI) - proposed" w:date="2026-10-18T00:27:22Z">
               <w:r>
                 <w:rPr>
                   <w:rFonts w:ascii="Arial" w:cs="Arial" w:eastAsia="Arial" w:hAnsi="Arial"/>
@@ -28033,7 +28033,7 @@
                 <w:delText xml:space="preserve">states the L.S.F, and publicly demonstrates the squared and cubed relationships; (2) a 25-minute</w:delText>
               </w:r>
             </w:del>
-            <w:ins w:id="9170" w:author="Claude (AI) - proposed" w:date="2026-10-15T20:13:54Z">
+            <w:ins w:id="9170" w:author="Claude (AI) - proposed" w:date="2026-10-18T00:27:22Z">
               <w:r>
                 <w:rPr>
                   <w:rFonts w:ascii="Arial" w:cs="Arial" w:eastAsia="Arial" w:hAnsi="Arial"/>
@@ -28061,7 +28061,7 @@
               </w:rPr>
               <w:t xml:space="preserve"> Driving Question Board (DQB) </w:t>
             </w:r>
-            <w:del w:id="9171" w:author="Claude (AI) - proposed" w:date="2026-10-15T20:13:54Z">
+            <w:del w:id="9171" w:author="Claude (AI) - proposed" w:date="2026-10-18T00:27:22Z">
               <w:r>
                 <w:rPr>
                   <w:rFonts w:ascii="Arial" w:cs="Arial" w:eastAsia="Arial" w:hAnsi="Arial"/>
@@ -28076,7 +28076,7 @@
                 <w:delText xml:space="preserve">Review and Final Explanation in which the class collectively revisits the anchoring phenomenon — the Kisumu school plan (Scale 1 : 200) and the two water tanks — and articulates the complete answer to the driving question; and (3) a 25-minute Individual Cumulative Model-Building activity</w:delText>
               </w:r>
             </w:del>
-            <w:ins w:id="9172" w:author="Claude (AI) - proposed" w:date="2026-10-15T20:13:54Z">
+            <w:ins w:id="9172" w:author="Claude (AI) - proposed" w:date="2026-10-18T00:27:22Z">
               <w:r>
                 <w:rPr>
                   <w:rFonts w:ascii="Arial" w:cs="Arial" w:eastAsia="Arial" w:hAnsi="Arial"/>
@@ -28104,7 +28104,7 @@
               </w:rPr>
               <w:t xml:space="preserve"> in which every learner draws and annotates a single object-to-image diagram labelling L.S.F, A.S.F, and V.S.F, writes a paragraph answering the driving question</w:t>
             </w:r>
-            <w:del w:id="9173" w:author="Claude (AI) - proposed" w:date="2026-10-15T20:13:54Z">
+            <w:del w:id="9173" w:author="Claude (AI) - proposed" w:date="2026-10-18T00:27:22Z">
               <w:r>
                 <w:rPr>
                   <w:rFonts w:ascii="Arial" w:cs="Arial" w:eastAsia="Arial" w:hAnsi="Arial"/>
@@ -28119,7 +28119,7 @@
                 <w:delText xml:space="preserve"> in their own words, and reflects on how their initial prediction (Lesson 1) compares</w:delText>
               </w:r>
             </w:del>
-            <w:ins w:id="9174" w:author="Claude (AI) - proposed" w:date="2026-10-15T20:13:54Z">
+            <w:ins w:id="9174" w:author="Claude (AI) - proposed" w:date="2026-10-18T00:27:22Z">
               <w:r>
                 <w:rPr>
                   <w:rFonts w:ascii="Arial" w:cs="Arial" w:eastAsia="Arial" w:hAnsi="Arial"/>
@@ -28147,7 +28147,7 @@
               </w:rPr>
               <w:t xml:space="preserve"> with their final understanding. </w:t>
             </w:r>
-            <w:del w:id="9175" w:author="Claude (AI) - proposed" w:date="2026-10-15T20:13:54Z">
+            <w:del w:id="9175" w:author="Claude (AI) - proposed" w:date="2026-10-18T00:27:22Z">
               <w:r>
                 <w:rPr>
                   <w:rFonts w:ascii="Arial" w:cs="Arial" w:eastAsia="Arial" w:hAnsi="Arial"/>
@@ -28162,7 +28162,7 @@
                 <w:delText xml:space="preserve">A 10-minute lesson close reviews outstanding DQB questions and previews</w:delText>
               </w:r>
             </w:del>
-            <w:ins w:id="9176" w:author="Claude (AI) - proposed" w:date="2026-10-15T20:13:54Z">
+            <w:ins w:id="9176" w:author="Claude (AI) - proposed" w:date="2026-10-18T00:27:22Z">
               <w:r>
                 <w:rPr>
                   <w:rFonts w:ascii="Arial" w:cs="Arial" w:eastAsia="Arial" w:hAnsi="Arial"/>
@@ -28478,7 +28478,7 @@
             <w:pPr>
               <w:spacing w:after="20" w:before="0"/>
             </w:pPr>
-            <w:hyperlink w:history="1" r:id="rIdvh_3arnt6llochjkrjref">
+            <w:hyperlink w:history="1" r:id="rId7qujd68q4ezu3q4dniplp">
               <w:r>
                 <w:rPr>
                   <w:rFonts w:ascii="Arial" w:cs="Arial" w:eastAsia="Arial" w:hAnsi="Arial"/>
@@ -28511,7 +28511,7 @@
               <w:spacing w:after="10" w:before="0"/>
               <w:ind w:left="120"/>
             </w:pPr>
-            <w:hyperlink w:history="1" r:id="rIdpjvcuxicywdrbayofgf4z">
+            <w:hyperlink w:history="1" r:id="rIdljuwfz8_l7avnfnxmwbz-">
               <w:r>
                 <w:rPr>
                   <w:rFonts w:ascii="Arial" w:cs="Arial" w:eastAsia="Arial" w:hAnsi="Arial"/>
@@ -28556,7 +28556,7 @@
             <w:pPr>
               <w:spacing w:after="20" w:before="0"/>
             </w:pPr>
-            <w:hyperlink w:history="1" r:id="rId5ar6_jynbhlks5vz27mgx">
+            <w:hyperlink w:history="1" r:id="rIdrxfzzkszclpqjrcuab8ir">
               <w:r>
                 <w:rPr>
                   <w:rFonts w:ascii="Arial" w:cs="Arial" w:eastAsia="Arial" w:hAnsi="Arial"/>
@@ -28589,7 +28589,7 @@
               <w:spacing w:after="10" w:before="0"/>
               <w:ind w:left="120"/>
             </w:pPr>
-            <w:hyperlink w:history="1" r:id="rId6afmi9s2gqfjizkmklw7j">
+            <w:hyperlink w:history="1" r:id="rIdyjzzgvvd5ejo1thpvzboy">
               <w:r>
                 <w:rPr>
                   <w:rFonts w:ascii="Arial" w:cs="Arial" w:eastAsia="Arial" w:hAnsi="Arial"/>
@@ -28789,7 +28789,7 @@
             <w:pPr>
               <w:spacing w:after="20" w:before="0"/>
             </w:pPr>
-            <w:hyperlink w:history="1" r:id="rIdpvf8f2o1tpnzb68eanqwb">
+            <w:hyperlink w:history="1" r:id="rIdcdvgsempgjpbjyjjpzpzw">
               <w:r>
                 <w:rPr>
                   <w:rFonts w:ascii="Arial" w:cs="Arial" w:eastAsia="Arial" w:hAnsi="Arial"/>
@@ -28822,7 +28822,7 @@
               <w:spacing w:after="10" w:before="0"/>
               <w:ind w:left="120"/>
             </w:pPr>
-            <w:hyperlink w:history="1" r:id="rIdoz5ks51iewflahh4dhlhj">
+            <w:hyperlink w:history="1" r:id="rIdo6eyvphbdyrev6ljeo2zw">
               <w:r>
                 <w:rPr>
                   <w:rFonts w:ascii="Arial" w:cs="Arial" w:eastAsia="Arial" w:hAnsi="Arial"/>
@@ -28867,7 +28867,7 @@
             <w:pPr>
               <w:spacing w:after="20" w:before="0"/>
             </w:pPr>
-            <w:hyperlink w:history="1" r:id="rIdtoleujul0-gkq7krok0ks">
+            <w:hyperlink w:history="1" r:id="rIdynpipjkjpbhdcw2eaiefy">
               <w:r>
                 <w:rPr>
                   <w:rFonts w:ascii="Arial" w:cs="Arial" w:eastAsia="Arial" w:hAnsi="Arial"/>
@@ -28900,7 +28900,7 @@
               <w:spacing w:after="10" w:before="0"/>
               <w:ind w:left="120"/>
             </w:pPr>
-            <w:hyperlink w:history="1" r:id="rIdgpbdcyzl7covka5evgtql">
+            <w:hyperlink w:history="1" r:id="rIdqjqexlz3ewh3fadmkb6od">
               <w:r>
                 <w:rPr>
                   <w:rFonts w:ascii="Arial" w:cs="Arial" w:eastAsia="Arial" w:hAnsi="Arial"/>
@@ -28945,7 +28945,7 @@
               </w:rPr>
               <w:t xml:space="preserve">Each group (5–6 groups of 5–6 learners) has </w:t>
             </w:r>
-            <w:del w:id="9177" w:author="Claude (AI) - proposed" w:date="2026-10-15T20:13:54Z">
+            <w:del w:id="9177" w:author="Claude (AI) - proposed" w:date="2026-10-18T00:27:22Z">
               <w:r>
                 <w:rPr>
                   <w:rFonts w:ascii="Arial" w:cs="Arial" w:eastAsia="Arial" w:hAnsi="Arial"/>
@@ -28960,7 +28960,7 @@
                 <w:delText xml:space="preserve">3</w:delText>
               </w:r>
             </w:del>
-            <w:ins w:id="9178" w:author="Claude (AI) - proposed" w:date="2026-10-15T20:13:54Z">
+            <w:ins w:id="9178" w:author="Claude (AI) - proposed" w:date="2026-10-18T00:27:22Z">
               <w:r>
                 <w:rPr>
                   <w:rFonts w:ascii="Arial" w:cs="Arial" w:eastAsia="Arial" w:hAnsi="Arial"/>
@@ -28988,7 +28988,7 @@
               </w:rPr>
               <w:t xml:space="preserve"> minutes to present their pair of similar solid models at their desk station. During the presentation the group must: (i) state the solid type (cube, cuboid, cylinder, or sphere) and the L.S.F chosen; (ii) show one measurement on each model and demonstrate that the ratio equals the L.S.F; (iii) calculate the A.S.F = k² and V.S.F = k³ live and point to where this is visible on the model; and (iv) state one real-life Kenyan application of their chosen scale factor (e.g., 'A jiko manufacturer in Kamukunji who doubles </w:t>
             </w:r>
-            <w:del w:id="9179" w:author="Claude (AI) - proposed" w:date="2026-10-15T20:13:54Z">
+            <w:del w:id="9179" w:author="Claude (AI) - proposed" w:date="2026-10-18T00:27:22Z">
               <w:r>
                 <w:rPr>
                   <w:rFonts w:ascii="Arial" w:cs="Arial" w:eastAsia="Arial" w:hAnsi="Arial"/>
@@ -29003,7 +29003,7 @@
                 <w:delText xml:space="preserve">the radius</w:delText>
               </w:r>
             </w:del>
-            <w:ins w:id="9180" w:author="Claude (AI) - proposed" w:date="2026-10-15T20:13:54Z">
+            <w:ins w:id="9180" w:author="Claude (AI) - proposed" w:date="2026-10-18T00:27:22Z">
               <w:r>
                 <w:rPr>
                   <w:rFonts w:ascii="Arial" w:cs="Arial" w:eastAsia="Arial" w:hAnsi="Arial"/>
@@ -29031,7 +29031,7 @@
               </w:rPr>
               <w:t xml:space="preserve"> of a charcoal jiko increases its</w:t>
             </w:r>
-            <w:del w:id="9181" w:author="Claude (AI) - proposed" w:date="2026-10-15T20:13:54Z">
+            <w:del w:id="9181" w:author="Claude (AI) - proposed" w:date="2026-10-18T00:27:22Z">
               <w:r>
                 <w:rPr>
                   <w:rFonts w:ascii="Arial" w:cs="Arial" w:eastAsia="Arial" w:hAnsi="Arial"/>
@@ -29092,7 +29092,7 @@
               </w:rPr>
               <w:t xml:space="preserve">Brief groups 2 minutes before Phase 2 begins: 'You have exactly </w:t>
             </w:r>
-            <w:del w:id="9182" w:author="Claude (AI) - proposed" w:date="2026-10-15T20:13:54Z">
+            <w:del w:id="9182" w:author="Claude (AI) - proposed" w:date="2026-10-18T00:27:22Z">
               <w:r>
                 <w:rPr>
                   <w:rFonts w:ascii="Arial" w:cs="Arial" w:eastAsia="Arial" w:hAnsi="Arial"/>
@@ -29107,7 +29107,7 @@
                 <w:delText xml:space="preserve">3</w:delText>
               </w:r>
             </w:del>
-            <w:ins w:id="9183" w:author="Claude (AI) - proposed" w:date="2026-10-15T20:13:54Z">
+            <w:ins w:id="9183" w:author="Claude (AI) - proposed" w:date="2026-10-18T00:27:22Z">
               <w:r>
                 <w:rPr>
                   <w:rFonts w:ascii="Arial" w:cs="Arial" w:eastAsia="Arial" w:hAnsi="Arial"/>
@@ -29135,7 +29135,7 @@
               </w:rPr>
               <w:t xml:space="preserve"> minutes. Show us the L.S.F, prove the A.S.F, prove the V.S.F — use your ruler on the model if needed.' Use a timer visible to all. </w:t>
             </w:r>
-            <w:del w:id="9184" w:author="Claude (AI) - proposed" w:date="2026-10-15T20:13:54Z">
+            <w:del w:id="9184" w:author="Claude (AI) - proposed" w:date="2026-10-18T00:27:22Z">
               <w:r>
                 <w:rPr>
                   <w:rFonts w:ascii="Arial" w:cs="Arial" w:eastAsia="Arial" w:hAnsi="Arial"/>
@@ -29150,7 +29150,7 @@
                 <w:delText xml:space="preserve">Cold-call one peer evaluator per group after each presentation: 'Kipchoge, what is one thing this group proved correctly, and one thing you want to challenge or clarify?' Allow 10-second wait time</w:delText>
               </w:r>
             </w:del>
-            <w:ins w:id="9185" w:author="Claude (AI) - proposed" w:date="2026-10-15T20:13:54Z">
+            <w:ins w:id="9185" w:author="Claude (AI) - proposed" w:date="2026-10-18T00:27:22Z">
               <w:r>
                 <w:rPr>
                   <w:rFonts w:ascii="Arial" w:cs="Arial" w:eastAsia="Arial" w:hAnsi="Arial"/>
@@ -29300,7 +29300,7 @@
             <w:pPr>
               <w:spacing w:after="20" w:before="0"/>
             </w:pPr>
-            <w:hyperlink w:history="1" r:id="rIdi8z5csjngzn_0vcvqv5vm">
+            <w:hyperlink w:history="1" r:id="rIduokbbpknvlm2fl5aflx17">
               <w:r>
                 <w:rPr>
                   <w:rFonts w:ascii="Arial" w:cs="Arial" w:eastAsia="Arial" w:hAnsi="Arial"/>
@@ -29349,7 +29349,7 @@
               <w:spacing w:after="10" w:before="0"/>
               <w:ind w:left="120"/>
             </w:pPr>
-            <w:hyperlink w:history="1" r:id="rIdxcogjdr3pcr2gfxwhsadi">
+            <w:hyperlink w:history="1" r:id="rIddvnuv9tq7z8ceje_3dxfq">
               <w:r>
                 <w:rPr>
                   <w:rFonts w:ascii="Arial" w:cs="Arial" w:eastAsia="Arial" w:hAnsi="Arial"/>
@@ -29394,7 +29394,7 @@
             <w:pPr>
               <w:spacing w:after="20" w:before="0"/>
             </w:pPr>
-            <w:hyperlink w:history="1" r:id="rIdtgk-7jkprf3msyzwcozwu">
+            <w:hyperlink w:history="1" r:id="rIdxeqps9_axn-_ionx1wa3l">
               <w:r>
                 <w:rPr>
                   <w:rFonts w:ascii="Arial" w:cs="Arial" w:eastAsia="Arial" w:hAnsi="Arial"/>
@@ -29443,7 +29443,7 @@
               <w:spacing w:after="10" w:before="0"/>
               <w:ind w:left="120"/>
             </w:pPr>
-            <w:hyperlink w:history="1" r:id="rIdgusa9vlnyzxuk6naqqapj">
+            <w:hyperlink w:history="1" r:id="rIdv-35dipxjozdt5txmwoxr">
               <w:r>
                 <w:rPr>
                   <w:rFonts w:ascii="Arial" w:cs="Arial" w:eastAsia="Arial" w:hAnsi="Arial"/>
@@ -29643,7 +29643,7 @@
             <w:pPr>
               <w:spacing w:after="20" w:before="0"/>
             </w:pPr>
-            <w:hyperlink w:history="1" r:id="rIdof0h5cm-to0bkgau1g4_w">
+            <w:hyperlink w:history="1" r:id="rId6hkdtdgimwbevabxiwdyt">
               <w:r>
                 <w:rPr>
                   <w:rFonts w:ascii="Arial" w:cs="Arial" w:eastAsia="Arial" w:hAnsi="Arial"/>
@@ -29692,7 +29692,7 @@
               <w:spacing w:after="10" w:before="0"/>
               <w:ind w:left="120"/>
             </w:pPr>
-            <w:hyperlink w:history="1" r:id="rId3r5eyq67d2p9srmzvghqa">
+            <w:hyperlink w:history="1" r:id="rIdvbld_fnyhy6sx5k5h8kmc">
               <w:r>
                 <w:rPr>
                   <w:rFonts w:ascii="Arial" w:cs="Arial" w:eastAsia="Arial" w:hAnsi="Arial"/>
@@ -29737,7 +29737,7 @@
             <w:pPr>
               <w:spacing w:after="20" w:before="0"/>
             </w:pPr>
-            <w:hyperlink w:history="1" r:id="rIdttosxg9mdba4fk0zzqiwk">
+            <w:hyperlink w:history="1" r:id="rIdnmdsqnfpedwgdvtdzkl0m">
               <w:r>
                 <w:rPr>
                   <w:rFonts w:ascii="Arial" w:cs="Arial" w:eastAsia="Arial" w:hAnsi="Arial"/>
@@ -29770,7 +29770,7 @@
               <w:spacing w:after="10" w:before="0"/>
               <w:ind w:left="120"/>
             </w:pPr>
-            <w:hyperlink w:history="1" r:id="rIdivq0ssqc_kwz6pq_kakgl">
+            <w:hyperlink w:history="1" r:id="rIdtk6fzuvoko1_a7xy6kf42">
               <w:r>
                 <w:rPr>
                   <w:rFonts w:ascii="Arial" w:cs="Arial" w:eastAsia="Arial" w:hAnsi="Arial"/>
@@ -29815,7 +29815,7 @@
               </w:rPr>
               <w:t xml:space="preserve">Learners collaborate in groups of three to write a single 'Final Answer Card' (index card provided) that responds to the full driving question: 'When you scale up a shape or solid by a linear scale factor k, lengths scale by k, areas scale by k², and volumes scale by k³. This is why the 1 : 200 school plan fits on </w:t>
             </w:r>
-            <w:del w:id="9186" w:author="Claude (AI) - proposed" w:date="2026-10-15T20:13:54Z">
+            <w:del w:id="9186" w:author="Claude (AI) - proposed" w:date="2026-10-18T00:27:22Z">
               <w:r>
                 <w:rPr>
                   <w:rFonts w:ascii="Arial" w:cs="Arial" w:eastAsia="Arial" w:hAnsi="Arial"/>
@@ -29830,7 +29830,7 @@
                 <w:delText xml:space="preserve">an A3</w:delText>
               </w:r>
             </w:del>
-            <w:ins w:id="9187" w:author="Claude (AI) - proposed" w:date="2026-10-15T20:13:54Z">
+            <w:ins w:id="9187" w:author="Claude (AI) - proposed" w:date="2026-10-18T00:27:22Z">
               <w:r>
                 <w:rPr>
                   <w:rFonts w:ascii="Arial" w:cs="Arial" w:eastAsia="Arial" w:hAnsi="Arial"/>
@@ -29891,7 +29891,7 @@
               </w:rPr>
               <w:t xml:space="preserve">Distribute index cards. Say: 'In groups of three, you have 5 minutes to write the Final Answer Card for our driving question. Your example must be Kenyan — think of silos in Eldoret, matatu body fabrication in Nairobi, fish-smoking drums in Kisumu, water pots in Siaya — anything real.' Circulate and redirect groups whose Kenyan examples are vague ('a building') toward specificity ('</w:t>
             </w:r>
-            <w:del w:id="9188" w:author="Claude (AI) - proposed" w:date="2026-10-15T20:13:54Z">
+            <w:del w:id="9188" w:author="Claude (AI) - proposed" w:date="2026-10-18T00:27:22Z">
               <w:r>
                 <w:rPr>
                   <w:rFonts w:ascii="Arial" w:cs="Arial" w:eastAsia="Arial" w:hAnsi="Arial"/>
@@ -29906,7 +29906,7 @@
                 <w:delText xml:space="preserve">the new Kisumu Sports Complex, whose swimming pool is scaled up from a training pool</w:delText>
               </w:r>
             </w:del>
-            <w:ins w:id="9189" w:author="Claude (AI) - proposed" w:date="2026-10-15T20:13:54Z">
+            <w:ins w:id="9189" w:author="Claude (AI) - proposed" w:date="2026-10-18T00:27:22Z">
               <w:r>
                 <w:rPr>
                   <w:rFonts w:ascii="Arial" w:cs="Arial" w:eastAsia="Arial" w:hAnsi="Arial"/>
@@ -29934,7 +29934,7 @@
               </w:rPr>
               <w:t xml:space="preserve">'). After 5 minutes, call one representative per group to read their card (</w:t>
             </w:r>
-            <w:del w:id="9190" w:author="Claude (AI) - proposed" w:date="2026-10-15T20:13:54Z">
+            <w:del w:id="9190" w:author="Claude (AI) - proposed" w:date="2026-10-18T00:27:22Z">
               <w:r>
                 <w:rPr>
                   <w:rFonts w:ascii="Arial" w:cs="Arial" w:eastAsia="Arial" w:hAnsi="Arial"/>
@@ -29949,7 +29949,7 @@
                 <w:delText xml:space="preserve">30 seconds each</w:delText>
               </w:r>
             </w:del>
-            <w:ins w:id="9191" w:author="Claude (AI) - proposed" w:date="2026-10-15T20:13:54Z">
+            <w:ins w:id="9191" w:author="Claude (AI) - proposed" w:date="2026-10-18T00:27:22Z">
               <w:r>
                 <w:rPr>
                   <w:rFonts w:ascii="Arial" w:cs="Arial" w:eastAsia="Arial" w:hAnsi="Arial"/>
@@ -30099,7 +30099,7 @@
             <w:pPr>
               <w:spacing w:after="20" w:before="0"/>
             </w:pPr>
-            <w:hyperlink w:history="1" r:id="rIdxevpl3ysnuyjj3n266v-y">
+            <w:hyperlink w:history="1" r:id="rIdd-kqwtwy8l6fcefwvuykg">
               <w:r>
                 <w:rPr>
                   <w:rFonts w:ascii="Arial" w:cs="Arial" w:eastAsia="Arial" w:hAnsi="Arial"/>
@@ -30148,7 +30148,7 @@
               <w:spacing w:after="10" w:before="0"/>
               <w:ind w:left="120"/>
             </w:pPr>
-            <w:hyperlink w:history="1" r:id="rId-4h-2gmxwa0g8bsrhttxi">
+            <w:hyperlink w:history="1" r:id="rIdrennuumgm0woondiof12e">
               <w:r>
                 <w:rPr>
                   <w:rFonts w:ascii="Arial" w:cs="Arial" w:eastAsia="Arial" w:hAnsi="Arial"/>
@@ -30193,7 +30193,7 @@
             <w:pPr>
               <w:spacing w:after="20" w:before="0"/>
             </w:pPr>
-            <w:hyperlink w:history="1" r:id="rIdzj64x4shbs7eb0mlifi6o">
+            <w:hyperlink w:history="1" r:id="rIdkuysyonnnajix5bx7d-sh">
               <w:r>
                 <w:rPr>
                   <w:rFonts w:ascii="Arial" w:cs="Arial" w:eastAsia="Arial" w:hAnsi="Arial"/>
@@ -30226,7 +30226,7 @@
               <w:spacing w:after="10" w:before="0"/>
               <w:ind w:left="120"/>
             </w:pPr>
-            <w:hyperlink w:history="1" r:id="rIdguztgwmfp7ui-_tevcslt">
+            <w:hyperlink w:history="1" r:id="rIdyf5w4p6arnohvdvyr1vid">
               <w:r>
                 <w:rPr>
                   <w:rFonts w:ascii="Arial" w:cs="Arial" w:eastAsia="Arial" w:hAnsi="Arial"/>
@@ -30465,7 +30465,7 @@
               </w:rPr>
               <w:t xml:space="preserve">After the lesson, reflect on the following questions: (1) Did every group correctly state A.S.F = k² and V.S.F = k³ during their presentation, or did any group confuse the squared and cubed relationships — if so, what misconception persisted and how will you address it in Sub-Strand 2.2? (2) Were the Final Answer Cards mathematically precise and Kenya-specific, or did groups produce generic statements — what scaffolding would help future cohorts? (3) Did the 'I used to think / Now I know' entries in the individual diagrams reveal a genuine conceptual shift from the Lesson 1 prediction, or do some learners still conflate L.S.F with A.S.F — these learners need additional support before the sub-strand assessment? (4) Was 80 minutes sufficient for all five phases — if the mini-exhibition over-ran, consider reducing group presentation time from </w:t>
             </w:r>
-            <w:del w:id="9192" w:author="Claude (AI) - proposed" w:date="2026-10-15T20:13:54Z">
+            <w:del w:id="9192" w:author="Claude (AI) - proposed" w:date="2026-10-18T00:27:22Z">
               <w:r>
                 <w:rPr>
                   <w:rFonts w:ascii="Arial" w:cs="Arial" w:eastAsia="Arial" w:hAnsi="Arial"/>
@@ -30480,7 +30480,7 @@
                 <w:delText xml:space="preserve">3 to 2 minutes</w:delText>
               </w:r>
             </w:del>
-            <w:ins w:id="9193" w:author="Claude (AI) - proposed" w:date="2026-10-15T20:13:54Z">
+            <w:ins w:id="9193" w:author="Claude (AI) - proposed" w:date="2026-10-18T00:27:22Z">
               <w:r>
                 <w:rPr>
                   <w:rFonts w:ascii="Arial" w:cs="Arial" w:eastAsia="Arial" w:hAnsi="Arial"/>
@@ -30794,7 +30794,7 @@
         </w:rPr>
         <w:t xml:space="preserve">© 2026 SeaVuria and ARES. Aligned with KICD objectives. Developed by SeaVuria; technical implementation by ARES (with AI assistance from Claude). Licensed under </w:t>
       </w:r>
-      <w:hyperlink w:history="1" r:id="rIdx_8ase0oqnywg2cyi3qpy">
+      <w:hyperlink w:history="1" r:id="rId9iqzjhxn8wcwjbnpvpcb4">
         <w:r>
           <w:rPr>
             <w:rFonts w:ascii="Arial" w:cs="Arial" w:eastAsia="Arial" w:hAnsi="Arial"/>
@@ -30815,7 +30815,7 @@
         </w:rPr>
         <w:t xml:space="preserve"> (</w:t>
       </w:r>
-      <w:hyperlink w:history="1" r:id="rIdcuvzzv89w2xvw74dlaef8">
+      <w:hyperlink w:history="1" r:id="rIdovvwaea2ukisniq8ymo0f">
         <w:r>
           <w:rPr>
             <w:rFonts w:ascii="Arial" w:cs="Arial" w:eastAsia="Arial" w:hAnsi="Arial"/>
